--- a/8_Data_Visualization_with_Python/2_Notes/1_Data_Visualization_Notes.docx
+++ b/8_Data_Visualization_with_Python/2_Notes/1_Data_Visualization_Notes.docx
@@ -11963,19 +11963,7 @@
         <w:rPr>
           <w:rFonts w:asciiTheme="majorBidi" w:hAnsiTheme="majorBidi" w:cstheme="majorBidi"/>
         </w:rPr>
-        <w:t>In Jupyter Notebook, the plot is generated directly inside the browser instead of opening in a separate pop</w:t>
-      </w:r>
-      <w:r>
-        <w:rPr>
-          <w:rFonts w:asciiTheme="majorBidi" w:hAnsiTheme="majorBidi" w:cstheme="majorBidi"/>
-        </w:rPr>
-        <w:t>-</w:t>
-      </w:r>
-      <w:r>
-        <w:rPr>
-          <w:rFonts w:asciiTheme="majorBidi" w:hAnsiTheme="majorBidi" w:cstheme="majorBidi"/>
-        </w:rPr>
-        <w:t>up window.</w:t>
+        <w:t>In Jupyter Notebook, the plot is generated directly inside the browser instead of opening in a separate pop-up window.</w:t>
       </w:r>
     </w:p>
     <w:p>
@@ -12007,19 +11995,7 @@
         <w:rPr>
           <w:rFonts w:asciiTheme="majorBidi" w:hAnsiTheme="majorBidi" w:cstheme="majorBidi"/>
         </w:rPr>
-        <w:t>If plots are generated in a pop</w:t>
-      </w:r>
-      <w:r>
-        <w:rPr>
-          <w:rFonts w:asciiTheme="majorBidi" w:hAnsiTheme="majorBidi" w:cstheme="majorBidi"/>
-        </w:rPr>
-        <w:t>-</w:t>
-      </w:r>
-      <w:r>
-        <w:rPr>
-          <w:rFonts w:asciiTheme="majorBidi" w:hAnsiTheme="majorBidi" w:cstheme="majorBidi"/>
-        </w:rPr>
-        <w:t>up window instead of inside the notebook, the following magic function can be used:</w:t>
+        <w:t>If plots are generated in a pop-up window instead of inside the notebook, the following magic function can be used:</w:t>
       </w:r>
     </w:p>
     <w:p>
@@ -14129,19 +14105,7 @@
         <w:rPr>
           <w:rFonts w:asciiTheme="majorBidi" w:hAnsiTheme="majorBidi" w:cstheme="majorBidi"/>
         </w:rPr>
-        <w:t>Since the first 20 rows contain unnecessary text, they are skipped wh</w:t>
-      </w:r>
-      <w:r>
-        <w:rPr>
-          <w:rFonts w:asciiTheme="majorBidi" w:hAnsiTheme="majorBidi" w:cstheme="majorBidi"/>
-        </w:rPr>
-        <w:t>en</w:t>
-      </w:r>
-      <w:r>
-        <w:rPr>
-          <w:rFonts w:asciiTheme="majorBidi" w:hAnsiTheme="majorBidi" w:cstheme="majorBidi"/>
-        </w:rPr>
-        <w:t xml:space="preserve"> reading the file.</w:t>
+        <w:t>Since the first 20 rows contain unnecessary text, they are skipped when reading the file.</w:t>
       </w:r>
     </w:p>
     <w:p>
@@ -14857,19 +14821,7 @@
         <w:rPr>
           <w:rFonts w:asciiTheme="majorBidi" w:hAnsiTheme="majorBidi" w:cstheme="majorBidi"/>
         </w:rPr>
-        <w:t xml:space="preserve">Pandas provides the necessary tools to prepare data for </w:t>
-      </w:r>
-      <w:r>
-        <w:rPr>
-          <w:rFonts w:asciiTheme="majorBidi" w:hAnsiTheme="majorBidi" w:cstheme="majorBidi"/>
-        </w:rPr>
-        <w:t>various</w:t>
-      </w:r>
-      <w:r>
-        <w:rPr>
-          <w:rFonts w:asciiTheme="majorBidi" w:hAnsiTheme="majorBidi" w:cstheme="majorBidi"/>
-        </w:rPr>
-        <w:t xml:space="preserve"> visualizations and exploratory data analysis (EDA).</w:t>
+        <w:t>Pandas provides the necessary tools to prepare data for various visualizations and exploratory data analysis (EDA).</w:t>
       </w:r>
     </w:p>
     <w:p>
@@ -15217,6 +15169,7 @@
       <w:r>
         <w:rPr>
           <w:rFonts w:asciiTheme="majorBidi" w:hAnsiTheme="majorBidi" w:cstheme="majorBidi"/>
+          <w:noProof/>
         </w:rPr>
         <w:lastRenderedPageBreak/>
         <w:drawing>
@@ -16258,8 +16211,1722 @@
     </w:p>
     <w:p>
       <w:pPr>
-        <w:rPr>
-          <w:rFonts w:asciiTheme="majorBidi" w:hAnsiTheme="majorBidi" w:cstheme="majorBidi"/>
+        <w:pStyle w:val="Heading1"/>
+        <w:rPr>
+          <w:rFonts w:cstheme="majorBidi"/>
+        </w:rPr>
+      </w:pPr>
+      <w:r>
+        <w:rPr>
+          <w:rFonts w:cstheme="majorBidi"/>
+        </w:rPr>
+        <w:t xml:space="preserve">Summary: </w:t>
+      </w:r>
+      <w:r>
+        <w:rPr>
+          <w:rFonts w:cstheme="majorBidi"/>
+        </w:rPr>
+        <w:t>Introduction to Data Visualization Tools</w:t>
+      </w:r>
+    </w:p>
+    <w:p>
+      <w:pPr>
+        <w:pStyle w:val="Heading2"/>
+      </w:pPr>
+      <w:r>
+        <w:t>Overview of Data Visualization</w:t>
+      </w:r>
+    </w:p>
+    <w:p>
+      <w:pPr>
+        <w:pStyle w:val="NormalWeb"/>
+        <w:rPr>
+          <w:rFonts w:asciiTheme="majorBidi" w:hAnsiTheme="majorBidi" w:cstheme="majorBidi"/>
+        </w:rPr>
+      </w:pPr>
+      <w:r>
+        <w:rPr>
+          <w:rFonts w:asciiTheme="majorBidi" w:hAnsiTheme="majorBidi" w:cstheme="majorBidi"/>
+        </w:rPr>
+        <w:t>Data visualization is the process of presenting data in a visual format, such as charts, graphs, and maps, to help people understand and analyze data easily.</w:t>
+      </w:r>
+    </w:p>
+    <w:p>
+      <w:pPr>
+        <w:pStyle w:val="NormalWeb"/>
+        <w:rPr>
+          <w:rFonts w:asciiTheme="majorBidi" w:hAnsiTheme="majorBidi" w:cstheme="majorBidi"/>
+        </w:rPr>
+      </w:pPr>
+      <w:r>
+        <w:rPr>
+          <w:rFonts w:asciiTheme="majorBidi" w:hAnsiTheme="majorBidi" w:cstheme="majorBidi"/>
+        </w:rPr>
+        <w:t>Data visualization has diverse use cases, such as in:</w:t>
+      </w:r>
+    </w:p>
+    <w:p>
+      <w:pPr>
+        <w:numPr>
+          <w:ilvl w:val="0"/>
+          <w:numId w:val="129"/>
+        </w:numPr>
+        <w:spacing w:before="100" w:beforeAutospacing="1" w:after="100" w:afterAutospacing="1" w:line="240" w:lineRule="auto"/>
+        <w:rPr>
+          <w:rFonts w:asciiTheme="majorBidi" w:hAnsiTheme="majorBidi" w:cstheme="majorBidi"/>
+        </w:rPr>
+      </w:pPr>
+      <w:r>
+        <w:rPr>
+          <w:rFonts w:asciiTheme="majorBidi" w:hAnsiTheme="majorBidi" w:cstheme="majorBidi"/>
+        </w:rPr>
+        <w:t xml:space="preserve">Business </w:t>
+      </w:r>
+    </w:p>
+    <w:p>
+      <w:pPr>
+        <w:numPr>
+          <w:ilvl w:val="0"/>
+          <w:numId w:val="129"/>
+        </w:numPr>
+        <w:spacing w:before="100" w:beforeAutospacing="1" w:after="100" w:afterAutospacing="1" w:line="240" w:lineRule="auto"/>
+        <w:rPr>
+          <w:rFonts w:asciiTheme="majorBidi" w:hAnsiTheme="majorBidi" w:cstheme="majorBidi"/>
+        </w:rPr>
+      </w:pPr>
+      <w:r>
+        <w:rPr>
+          <w:rFonts w:asciiTheme="majorBidi" w:hAnsiTheme="majorBidi" w:cstheme="majorBidi"/>
+        </w:rPr>
+        <w:t xml:space="preserve">Science </w:t>
+      </w:r>
+    </w:p>
+    <w:p>
+      <w:pPr>
+        <w:numPr>
+          <w:ilvl w:val="0"/>
+          <w:numId w:val="129"/>
+        </w:numPr>
+        <w:spacing w:before="100" w:beforeAutospacing="1" w:after="100" w:afterAutospacing="1" w:line="240" w:lineRule="auto"/>
+        <w:rPr>
+          <w:rFonts w:asciiTheme="majorBidi" w:hAnsiTheme="majorBidi" w:cstheme="majorBidi"/>
+        </w:rPr>
+      </w:pPr>
+      <w:r>
+        <w:rPr>
+          <w:rFonts w:asciiTheme="majorBidi" w:hAnsiTheme="majorBidi" w:cstheme="majorBidi"/>
+        </w:rPr>
+        <w:t xml:space="preserve">Healthcare </w:t>
+      </w:r>
+    </w:p>
+    <w:p>
+      <w:pPr>
+        <w:numPr>
+          <w:ilvl w:val="0"/>
+          <w:numId w:val="129"/>
+        </w:numPr>
+        <w:spacing w:before="100" w:beforeAutospacing="1" w:after="100" w:afterAutospacing="1" w:line="240" w:lineRule="auto"/>
+        <w:rPr>
+          <w:rFonts w:asciiTheme="majorBidi" w:hAnsiTheme="majorBidi" w:cstheme="majorBidi"/>
+        </w:rPr>
+      </w:pPr>
+      <w:r>
+        <w:rPr>
+          <w:rFonts w:asciiTheme="majorBidi" w:hAnsiTheme="majorBidi" w:cstheme="majorBidi"/>
+        </w:rPr>
+        <w:t xml:space="preserve">Finance </w:t>
+      </w:r>
+    </w:p>
+    <w:p>
+      <w:pPr>
+        <w:pStyle w:val="NormalWeb"/>
+        <w:rPr>
+          <w:rFonts w:asciiTheme="majorBidi" w:hAnsiTheme="majorBidi" w:cstheme="majorBidi"/>
+        </w:rPr>
+      </w:pPr>
+      <w:r>
+        <w:rPr>
+          <w:rFonts w:asciiTheme="majorBidi" w:hAnsiTheme="majorBidi" w:cstheme="majorBidi"/>
+        </w:rPr>
+        <w:t>It is important to follow best practices while creating visualizations, including:</w:t>
+      </w:r>
+    </w:p>
+    <w:p>
+      <w:pPr>
+        <w:numPr>
+          <w:ilvl w:val="0"/>
+          <w:numId w:val="130"/>
+        </w:numPr>
+        <w:spacing w:before="100" w:beforeAutospacing="1" w:after="100" w:afterAutospacing="1" w:line="240" w:lineRule="auto"/>
+        <w:rPr>
+          <w:rFonts w:asciiTheme="majorBidi" w:hAnsiTheme="majorBidi" w:cstheme="majorBidi"/>
+        </w:rPr>
+      </w:pPr>
+      <w:r>
+        <w:rPr>
+          <w:rFonts w:asciiTheme="majorBidi" w:hAnsiTheme="majorBidi" w:cstheme="majorBidi"/>
+        </w:rPr>
+        <w:t xml:space="preserve">Selecting appropriate visualizations for the data being presented </w:t>
+      </w:r>
+    </w:p>
+    <w:p>
+      <w:pPr>
+        <w:numPr>
+          <w:ilvl w:val="0"/>
+          <w:numId w:val="130"/>
+        </w:numPr>
+        <w:spacing w:before="100" w:beforeAutospacing="1" w:after="100" w:afterAutospacing="1" w:line="240" w:lineRule="auto"/>
+        <w:rPr>
+          <w:rFonts w:asciiTheme="majorBidi" w:hAnsiTheme="majorBidi" w:cstheme="majorBidi"/>
+        </w:rPr>
+      </w:pPr>
+      <w:r>
+        <w:rPr>
+          <w:rFonts w:asciiTheme="majorBidi" w:hAnsiTheme="majorBidi" w:cstheme="majorBidi"/>
+        </w:rPr>
+        <w:t xml:space="preserve">Choosing colors and fonts that are easy to read and interpret </w:t>
+      </w:r>
+    </w:p>
+    <w:p>
+      <w:pPr>
+        <w:numPr>
+          <w:ilvl w:val="0"/>
+          <w:numId w:val="130"/>
+        </w:numPr>
+        <w:spacing w:before="100" w:beforeAutospacing="1" w:after="100" w:afterAutospacing="1" w:line="240" w:lineRule="auto"/>
+        <w:rPr>
+          <w:rFonts w:asciiTheme="majorBidi" w:hAnsiTheme="majorBidi" w:cstheme="majorBidi"/>
+        </w:rPr>
+      </w:pPr>
+      <w:r>
+        <w:rPr>
+          <w:rFonts w:asciiTheme="majorBidi" w:hAnsiTheme="majorBidi" w:cstheme="majorBidi"/>
+        </w:rPr>
+        <w:t xml:space="preserve">Minimizing clutter to improve clarity and readability </w:t>
+      </w:r>
+    </w:p>
+    <w:p>
+      <w:pPr>
+        <w:pStyle w:val="Heading2"/>
+      </w:pPr>
+      <w:r>
+        <w:lastRenderedPageBreak/>
+        <w:t>Common Types of Data Visualizations</w:t>
+      </w:r>
+    </w:p>
+    <w:p>
+      <w:pPr>
+        <w:pStyle w:val="Heading3"/>
+      </w:pPr>
+      <w:r>
+        <w:t>Line Plots</w:t>
+      </w:r>
+    </w:p>
+    <w:p>
+      <w:pPr>
+        <w:pStyle w:val="NormalWeb"/>
+        <w:rPr>
+          <w:rFonts w:asciiTheme="majorBidi" w:hAnsiTheme="majorBidi" w:cstheme="majorBidi"/>
+        </w:rPr>
+      </w:pPr>
+      <w:r>
+        <w:rPr>
+          <w:rFonts w:asciiTheme="majorBidi" w:hAnsiTheme="majorBidi" w:cstheme="majorBidi"/>
+        </w:rPr>
+        <w:t>A line plot is a plot in the form of a series of data points connected by straight line segments.</w:t>
+      </w:r>
+    </w:p>
+    <w:p>
+      <w:pPr>
+        <w:pStyle w:val="NormalWeb"/>
+        <w:rPr>
+          <w:rFonts w:asciiTheme="majorBidi" w:hAnsiTheme="majorBidi" w:cstheme="majorBidi"/>
+        </w:rPr>
+      </w:pPr>
+      <w:r>
+        <w:rPr>
+          <w:rFonts w:asciiTheme="majorBidi" w:hAnsiTheme="majorBidi" w:cstheme="majorBidi"/>
+        </w:rPr>
+        <w:t>Line plots:</w:t>
+      </w:r>
+    </w:p>
+    <w:p>
+      <w:pPr>
+        <w:numPr>
+          <w:ilvl w:val="0"/>
+          <w:numId w:val="131"/>
+        </w:numPr>
+        <w:spacing w:before="100" w:beforeAutospacing="1" w:after="100" w:afterAutospacing="1" w:line="240" w:lineRule="auto"/>
+        <w:rPr>
+          <w:rFonts w:asciiTheme="majorBidi" w:hAnsiTheme="majorBidi" w:cstheme="majorBidi"/>
+        </w:rPr>
+      </w:pPr>
+      <w:r>
+        <w:rPr>
+          <w:rFonts w:asciiTheme="majorBidi" w:hAnsiTheme="majorBidi" w:cstheme="majorBidi"/>
+        </w:rPr>
+        <w:t xml:space="preserve">Capture trends and changes over time </w:t>
+      </w:r>
+    </w:p>
+    <w:p>
+      <w:pPr>
+        <w:numPr>
+          <w:ilvl w:val="0"/>
+          <w:numId w:val="131"/>
+        </w:numPr>
+        <w:spacing w:before="100" w:beforeAutospacing="1" w:after="100" w:afterAutospacing="1" w:line="240" w:lineRule="auto"/>
+        <w:rPr>
+          <w:rFonts w:asciiTheme="majorBidi" w:hAnsiTheme="majorBidi" w:cstheme="majorBidi"/>
+        </w:rPr>
+      </w:pPr>
+      <w:r>
+        <w:rPr>
+          <w:rFonts w:asciiTheme="majorBidi" w:hAnsiTheme="majorBidi" w:cstheme="majorBidi"/>
+        </w:rPr>
+        <w:t xml:space="preserve">Allow us to see patterns and fluctuations </w:t>
+      </w:r>
+    </w:p>
+    <w:p>
+      <w:pPr>
+        <w:numPr>
+          <w:ilvl w:val="0"/>
+          <w:numId w:val="131"/>
+        </w:numPr>
+        <w:spacing w:before="100" w:beforeAutospacing="1" w:after="100" w:afterAutospacing="1" w:line="240" w:lineRule="auto"/>
+        <w:rPr>
+          <w:rFonts w:asciiTheme="majorBidi" w:hAnsiTheme="majorBidi" w:cstheme="majorBidi"/>
+        </w:rPr>
+      </w:pPr>
+      <w:r>
+        <w:rPr>
+          <w:rFonts w:asciiTheme="majorBidi" w:hAnsiTheme="majorBidi" w:cstheme="majorBidi"/>
+        </w:rPr>
+        <w:t xml:space="preserve">Are one of the most basic types of charts </w:t>
+      </w:r>
+    </w:p>
+    <w:p>
+      <w:pPr>
+        <w:numPr>
+          <w:ilvl w:val="0"/>
+          <w:numId w:val="131"/>
+        </w:numPr>
+        <w:spacing w:before="100" w:beforeAutospacing="1" w:after="100" w:afterAutospacing="1" w:line="240" w:lineRule="auto"/>
+        <w:rPr>
+          <w:rFonts w:asciiTheme="majorBidi" w:hAnsiTheme="majorBidi" w:cstheme="majorBidi"/>
+        </w:rPr>
+      </w:pPr>
+      <w:r>
+        <w:rPr>
+          <w:rFonts w:asciiTheme="majorBidi" w:hAnsiTheme="majorBidi" w:cstheme="majorBidi"/>
+        </w:rPr>
+        <w:t xml:space="preserve">Are commonly used in many fields </w:t>
+      </w:r>
+    </w:p>
+    <w:p>
+      <w:pPr>
+        <w:pStyle w:val="NormalWeb"/>
+        <w:rPr>
+          <w:rFonts w:asciiTheme="majorBidi" w:hAnsiTheme="majorBidi" w:cstheme="majorBidi"/>
+        </w:rPr>
+      </w:pPr>
+      <w:r>
+        <w:rPr>
+          <w:rFonts w:asciiTheme="majorBidi" w:hAnsiTheme="majorBidi" w:cstheme="majorBidi"/>
+        </w:rPr>
+        <w:t xml:space="preserve">You can generate a line plot by assigning </w:t>
+      </w:r>
+      <w:r>
+        <w:rPr>
+          <w:rStyle w:val="HTMLCode"/>
+          <w:rFonts w:asciiTheme="majorBidi" w:eastAsiaTheme="majorEastAsia" w:hAnsiTheme="majorBidi" w:cstheme="majorBidi"/>
+        </w:rPr>
+        <w:t>"line"</w:t>
+      </w:r>
+      <w:r>
+        <w:rPr>
+          <w:rFonts w:asciiTheme="majorBidi" w:hAnsiTheme="majorBidi" w:cstheme="majorBidi"/>
+        </w:rPr>
+        <w:t xml:space="preserve"> to the </w:t>
+      </w:r>
+      <w:r>
+        <w:rPr>
+          <w:rStyle w:val="HTMLCode"/>
+          <w:rFonts w:asciiTheme="majorBidi" w:eastAsiaTheme="majorEastAsia" w:hAnsiTheme="majorBidi" w:cstheme="majorBidi"/>
+        </w:rPr>
+        <w:t>kind</w:t>
+      </w:r>
+      <w:r>
+        <w:rPr>
+          <w:rFonts w:asciiTheme="majorBidi" w:hAnsiTheme="majorBidi" w:cstheme="majorBidi"/>
+        </w:rPr>
+        <w:t xml:space="preserve"> parameter in the </w:t>
+      </w:r>
+      <w:r>
+        <w:rPr>
+          <w:rStyle w:val="HTMLCode"/>
+          <w:rFonts w:asciiTheme="majorBidi" w:eastAsiaTheme="majorEastAsia" w:hAnsiTheme="majorBidi" w:cstheme="majorBidi"/>
+        </w:rPr>
+        <w:t>plot()</w:t>
+      </w:r>
+      <w:r>
+        <w:rPr>
+          <w:rFonts w:asciiTheme="majorBidi" w:hAnsiTheme="majorBidi" w:cstheme="majorBidi"/>
+        </w:rPr>
+        <w:t xml:space="preserve"> function.</w:t>
+      </w:r>
+    </w:p>
+    <w:p>
+      <w:pPr>
+        <w:pStyle w:val="NormalWeb"/>
+        <w:rPr>
+          <w:rFonts w:asciiTheme="majorBidi" w:hAnsiTheme="majorBidi" w:cstheme="majorBidi"/>
+        </w:rPr>
+      </w:pPr>
+      <w:r>
+        <w:rPr>
+          <w:rFonts w:asciiTheme="majorBidi" w:hAnsiTheme="majorBidi" w:cstheme="majorBidi"/>
+        </w:rPr>
+        <w:t>Example:</w:t>
+      </w:r>
+    </w:p>
+    <w:p>
+      <w:pPr>
+        <w:pStyle w:val="HTMLPreformatted"/>
+        <w:rPr>
+          <w:rFonts w:asciiTheme="majorBidi" w:hAnsiTheme="majorBidi" w:cstheme="majorBidi"/>
+        </w:rPr>
+      </w:pPr>
+      <w:r>
+        <w:rPr>
+          <w:rStyle w:val="11"/>
+          <w:rFonts w:asciiTheme="majorBidi" w:eastAsiaTheme="majorEastAsia" w:hAnsiTheme="majorBidi" w:cstheme="majorBidi"/>
+        </w:rPr>
+        <w:t>df</w:t>
+      </w:r>
+      <w:r>
+        <w:rPr>
+          <w:rStyle w:val="v"/>
+          <w:rFonts w:asciiTheme="majorBidi" w:eastAsiaTheme="majorEastAsia" w:hAnsiTheme="majorBidi" w:cstheme="majorBidi"/>
+        </w:rPr>
+        <w:t>.</w:t>
+      </w:r>
+      <w:r>
+        <w:rPr>
+          <w:rStyle w:val="HTMLCode"/>
+          <w:rFonts w:asciiTheme="majorBidi" w:eastAsiaTheme="majorEastAsia" w:hAnsiTheme="majorBidi" w:cstheme="majorBidi"/>
+        </w:rPr>
+        <w:t>plot(</w:t>
+      </w:r>
+      <w:r>
+        <w:rPr>
+          <w:rStyle w:val="11"/>
+          <w:rFonts w:asciiTheme="majorBidi" w:eastAsiaTheme="majorEastAsia" w:hAnsiTheme="majorBidi" w:cstheme="majorBidi"/>
+        </w:rPr>
+        <w:t>kind</w:t>
+      </w:r>
+      <w:r>
+        <w:rPr>
+          <w:rStyle w:val="v"/>
+          <w:rFonts w:asciiTheme="majorBidi" w:eastAsiaTheme="majorEastAsia" w:hAnsiTheme="majorBidi" w:cstheme="majorBidi"/>
+        </w:rPr>
+        <w:t>=</w:t>
+      </w:r>
+      <w:r>
+        <w:rPr>
+          <w:rStyle w:val="z"/>
+          <w:rFonts w:asciiTheme="majorBidi" w:eastAsiaTheme="majorEastAsia" w:hAnsiTheme="majorBidi" w:cstheme="majorBidi"/>
+        </w:rPr>
+        <w:t>'line'</w:t>
+      </w:r>
+      <w:r>
+        <w:rPr>
+          <w:rStyle w:val="HTMLCode"/>
+          <w:rFonts w:asciiTheme="majorBidi" w:eastAsiaTheme="majorEastAsia" w:hAnsiTheme="majorBidi" w:cstheme="majorBidi"/>
+        </w:rPr>
+        <w:t>)</w:t>
+      </w:r>
+    </w:p>
+    <w:p>
+      <w:pPr>
+        <w:pStyle w:val="Heading3"/>
+      </w:pPr>
+      <w:r>
+        <w:t>Bar Plots</w:t>
+      </w:r>
+    </w:p>
+    <w:p>
+      <w:pPr>
+        <w:pStyle w:val="NormalWeb"/>
+        <w:rPr>
+          <w:rFonts w:asciiTheme="majorBidi" w:hAnsiTheme="majorBidi" w:cstheme="majorBidi"/>
+        </w:rPr>
+      </w:pPr>
+      <w:r>
+        <w:rPr>
+          <w:rFonts w:asciiTheme="majorBidi" w:hAnsiTheme="majorBidi" w:cstheme="majorBidi"/>
+        </w:rPr>
+        <w:t>Bar plots:</w:t>
+      </w:r>
+    </w:p>
+    <w:p>
+      <w:pPr>
+        <w:numPr>
+          <w:ilvl w:val="0"/>
+          <w:numId w:val="132"/>
+        </w:numPr>
+        <w:spacing w:before="100" w:beforeAutospacing="1" w:after="100" w:afterAutospacing="1" w:line="240" w:lineRule="auto"/>
+        <w:rPr>
+          <w:rFonts w:asciiTheme="majorBidi" w:hAnsiTheme="majorBidi" w:cstheme="majorBidi"/>
+        </w:rPr>
+      </w:pPr>
+      <w:r>
+        <w:rPr>
+          <w:rFonts w:asciiTheme="majorBidi" w:hAnsiTheme="majorBidi" w:cstheme="majorBidi"/>
+        </w:rPr>
+        <w:t xml:space="preserve">Compare categories or groups </w:t>
+      </w:r>
+    </w:p>
+    <w:p>
+      <w:pPr>
+        <w:numPr>
+          <w:ilvl w:val="0"/>
+          <w:numId w:val="132"/>
+        </w:numPr>
+        <w:spacing w:before="100" w:beforeAutospacing="1" w:after="100" w:afterAutospacing="1" w:line="240" w:lineRule="auto"/>
+        <w:rPr>
+          <w:rFonts w:asciiTheme="majorBidi" w:hAnsiTheme="majorBidi" w:cstheme="majorBidi"/>
+        </w:rPr>
+      </w:pPr>
+      <w:r>
+        <w:rPr>
+          <w:rFonts w:asciiTheme="majorBidi" w:hAnsiTheme="majorBidi" w:cstheme="majorBidi"/>
+        </w:rPr>
+        <w:t xml:space="preserve">Provide a visual comparison of values between different groups </w:t>
+      </w:r>
+    </w:p>
+    <w:p>
+      <w:pPr>
+        <w:pStyle w:val="Heading3"/>
+      </w:pPr>
+      <w:r>
+        <w:t>Scatter Plots</w:t>
+      </w:r>
+    </w:p>
+    <w:p>
+      <w:pPr>
+        <w:pStyle w:val="NormalWeb"/>
+        <w:rPr>
+          <w:rFonts w:asciiTheme="majorBidi" w:hAnsiTheme="majorBidi" w:cstheme="majorBidi"/>
+        </w:rPr>
+      </w:pPr>
+      <w:r>
+        <w:rPr>
+          <w:rFonts w:asciiTheme="majorBidi" w:hAnsiTheme="majorBidi" w:cstheme="majorBidi"/>
+        </w:rPr>
+        <w:t>Scatter plots:</w:t>
+      </w:r>
+    </w:p>
+    <w:p>
+      <w:pPr>
+        <w:numPr>
+          <w:ilvl w:val="0"/>
+          <w:numId w:val="133"/>
+        </w:numPr>
+        <w:spacing w:before="100" w:beforeAutospacing="1" w:after="100" w:afterAutospacing="1" w:line="240" w:lineRule="auto"/>
+        <w:rPr>
+          <w:rFonts w:asciiTheme="majorBidi" w:hAnsiTheme="majorBidi" w:cstheme="majorBidi"/>
+        </w:rPr>
+      </w:pPr>
+      <w:r>
+        <w:rPr>
+          <w:rFonts w:asciiTheme="majorBidi" w:hAnsiTheme="majorBidi" w:cstheme="majorBidi"/>
+        </w:rPr>
+        <w:t xml:space="preserve">Explore relationships between variables </w:t>
+      </w:r>
+    </w:p>
+    <w:p>
+      <w:pPr>
+        <w:numPr>
+          <w:ilvl w:val="0"/>
+          <w:numId w:val="133"/>
+        </w:numPr>
+        <w:spacing w:before="100" w:beforeAutospacing="1" w:after="100" w:afterAutospacing="1" w:line="240" w:lineRule="auto"/>
+        <w:rPr>
+          <w:rFonts w:asciiTheme="majorBidi" w:hAnsiTheme="majorBidi" w:cstheme="majorBidi"/>
+        </w:rPr>
+      </w:pPr>
+      <w:r>
+        <w:rPr>
+          <w:rFonts w:asciiTheme="majorBidi" w:hAnsiTheme="majorBidi" w:cstheme="majorBidi"/>
+        </w:rPr>
+        <w:t xml:space="preserve">Help identify correlations or trends between variables </w:t>
+      </w:r>
+    </w:p>
+    <w:p>
+      <w:pPr>
+        <w:pStyle w:val="Heading3"/>
+      </w:pPr>
+      <w:r>
+        <w:t>Box Plots</w:t>
+      </w:r>
+    </w:p>
+    <w:p>
+      <w:pPr>
+        <w:pStyle w:val="NormalWeb"/>
+        <w:rPr>
+          <w:rFonts w:asciiTheme="majorBidi" w:hAnsiTheme="majorBidi" w:cstheme="majorBidi"/>
+        </w:rPr>
+      </w:pPr>
+      <w:r>
+        <w:rPr>
+          <w:rFonts w:asciiTheme="majorBidi" w:hAnsiTheme="majorBidi" w:cstheme="majorBidi"/>
+        </w:rPr>
+        <w:t>Box plots:</w:t>
+      </w:r>
+    </w:p>
+    <w:p>
+      <w:pPr>
+        <w:numPr>
+          <w:ilvl w:val="0"/>
+          <w:numId w:val="134"/>
+        </w:numPr>
+        <w:spacing w:before="100" w:beforeAutospacing="1" w:after="100" w:afterAutospacing="1" w:line="240" w:lineRule="auto"/>
+        <w:rPr>
+          <w:rFonts w:asciiTheme="majorBidi" w:hAnsiTheme="majorBidi" w:cstheme="majorBidi"/>
+        </w:rPr>
+      </w:pPr>
+      <w:r>
+        <w:rPr>
+          <w:rFonts w:asciiTheme="majorBidi" w:hAnsiTheme="majorBidi" w:cstheme="majorBidi"/>
+        </w:rPr>
+        <w:t xml:space="preserve">Display the distribution of data </w:t>
+      </w:r>
+    </w:p>
+    <w:p>
+      <w:pPr>
+        <w:numPr>
+          <w:ilvl w:val="0"/>
+          <w:numId w:val="134"/>
+        </w:numPr>
+        <w:spacing w:before="100" w:beforeAutospacing="1" w:after="100" w:afterAutospacing="1" w:line="240" w:lineRule="auto"/>
+        <w:rPr>
+          <w:rFonts w:asciiTheme="majorBidi" w:hAnsiTheme="majorBidi" w:cstheme="majorBidi"/>
+        </w:rPr>
+      </w:pPr>
+      <w:r>
+        <w:rPr>
+          <w:rFonts w:asciiTheme="majorBidi" w:hAnsiTheme="majorBidi" w:cstheme="majorBidi"/>
+        </w:rPr>
+        <w:t xml:space="preserve">Show the median, quartiles, and outliers </w:t>
+      </w:r>
+    </w:p>
+    <w:p>
+      <w:pPr>
+        <w:pStyle w:val="Heading3"/>
+      </w:pPr>
+      <w:r>
+        <w:t>Histograms</w:t>
+      </w:r>
+    </w:p>
+    <w:p>
+      <w:pPr>
+        <w:pStyle w:val="NormalWeb"/>
+        <w:rPr>
+          <w:rFonts w:asciiTheme="majorBidi" w:hAnsiTheme="majorBidi" w:cstheme="majorBidi"/>
+        </w:rPr>
+      </w:pPr>
+      <w:r>
+        <w:rPr>
+          <w:rFonts w:asciiTheme="majorBidi" w:hAnsiTheme="majorBidi" w:cstheme="majorBidi"/>
+        </w:rPr>
+        <w:t>Histograms:</w:t>
+      </w:r>
+    </w:p>
+    <w:p>
+      <w:pPr>
+        <w:numPr>
+          <w:ilvl w:val="0"/>
+          <w:numId w:val="135"/>
+        </w:numPr>
+        <w:spacing w:before="100" w:beforeAutospacing="1" w:after="100" w:afterAutospacing="1" w:line="240" w:lineRule="auto"/>
+        <w:rPr>
+          <w:rFonts w:asciiTheme="majorBidi" w:hAnsiTheme="majorBidi" w:cstheme="majorBidi"/>
+        </w:rPr>
+      </w:pPr>
+      <w:r>
+        <w:rPr>
+          <w:rFonts w:asciiTheme="majorBidi" w:hAnsiTheme="majorBidi" w:cstheme="majorBidi"/>
+        </w:rPr>
+        <w:t xml:space="preserve">Illustrate the distribution of data within specific intervals </w:t>
+      </w:r>
+    </w:p>
+    <w:p>
+      <w:pPr>
+        <w:numPr>
+          <w:ilvl w:val="0"/>
+          <w:numId w:val="135"/>
+        </w:numPr>
+        <w:spacing w:before="100" w:beforeAutospacing="1" w:after="100" w:afterAutospacing="1" w:line="240" w:lineRule="auto"/>
+        <w:rPr>
+          <w:rFonts w:asciiTheme="majorBidi" w:hAnsiTheme="majorBidi" w:cstheme="majorBidi"/>
+        </w:rPr>
+      </w:pPr>
+      <w:r>
+        <w:rPr>
+          <w:rFonts w:asciiTheme="majorBidi" w:hAnsiTheme="majorBidi" w:cstheme="majorBidi"/>
+        </w:rPr>
+        <w:t xml:space="preserve">Help us understand the shape and concentration of data </w:t>
+      </w:r>
+    </w:p>
+    <w:p>
+      <w:pPr>
+        <w:pStyle w:val="Heading2"/>
+      </w:pPr>
+      <w:r>
+        <w:lastRenderedPageBreak/>
+        <w:t>Data Visualization Libraries</w:t>
+      </w:r>
+    </w:p>
+    <w:p>
+      <w:pPr>
+        <w:pStyle w:val="Heading3"/>
+      </w:pPr>
+      <w:r>
+        <w:t>Matplotlib</w:t>
+      </w:r>
+    </w:p>
+    <w:p>
+      <w:pPr>
+        <w:pStyle w:val="NormalWeb"/>
+        <w:rPr>
+          <w:rFonts w:asciiTheme="majorBidi" w:hAnsiTheme="majorBidi" w:cstheme="majorBidi"/>
+        </w:rPr>
+      </w:pPr>
+      <w:r>
+        <w:rPr>
+          <w:rFonts w:asciiTheme="majorBidi" w:hAnsiTheme="majorBidi" w:cstheme="majorBidi"/>
+        </w:rPr>
+        <w:t>Matplotlib is one of the most widely used data visualization libraries in Python.</w:t>
+      </w:r>
+    </w:p>
+    <w:p>
+      <w:pPr>
+        <w:pStyle w:val="NormalWeb"/>
+        <w:rPr>
+          <w:rFonts w:asciiTheme="majorBidi" w:hAnsiTheme="majorBidi" w:cstheme="majorBidi"/>
+        </w:rPr>
+      </w:pPr>
+      <w:r>
+        <w:rPr>
+          <w:rFonts w:asciiTheme="majorBidi" w:hAnsiTheme="majorBidi" w:cstheme="majorBidi"/>
+        </w:rPr>
+        <w:t>Matplotlib:</w:t>
+      </w:r>
+    </w:p>
+    <w:p>
+      <w:pPr>
+        <w:numPr>
+          <w:ilvl w:val="0"/>
+          <w:numId w:val="136"/>
+        </w:numPr>
+        <w:spacing w:before="100" w:beforeAutospacing="1" w:after="100" w:afterAutospacing="1" w:line="240" w:lineRule="auto"/>
+        <w:rPr>
+          <w:rFonts w:asciiTheme="majorBidi" w:hAnsiTheme="majorBidi" w:cstheme="majorBidi"/>
+        </w:rPr>
+      </w:pPr>
+      <w:r>
+        <w:rPr>
+          <w:rFonts w:asciiTheme="majorBidi" w:hAnsiTheme="majorBidi" w:cstheme="majorBidi"/>
+        </w:rPr>
+        <w:t xml:space="preserve">Offers a wide range of plotting capabilities </w:t>
+      </w:r>
+    </w:p>
+    <w:p>
+      <w:pPr>
+        <w:numPr>
+          <w:ilvl w:val="0"/>
+          <w:numId w:val="136"/>
+        </w:numPr>
+        <w:spacing w:before="100" w:beforeAutospacing="1" w:after="100" w:afterAutospacing="1" w:line="240" w:lineRule="auto"/>
+        <w:rPr>
+          <w:rFonts w:asciiTheme="majorBidi" w:hAnsiTheme="majorBidi" w:cstheme="majorBidi"/>
+        </w:rPr>
+      </w:pPr>
+      <w:r>
+        <w:rPr>
+          <w:rFonts w:asciiTheme="majorBidi" w:hAnsiTheme="majorBidi" w:cstheme="majorBidi"/>
+        </w:rPr>
+        <w:t xml:space="preserve">Is a well-established data visualization library </w:t>
+      </w:r>
+    </w:p>
+    <w:p>
+      <w:pPr>
+        <w:numPr>
+          <w:ilvl w:val="0"/>
+          <w:numId w:val="136"/>
+        </w:numPr>
+        <w:spacing w:before="100" w:beforeAutospacing="1" w:after="100" w:afterAutospacing="1" w:line="240" w:lineRule="auto"/>
+        <w:rPr>
+          <w:rFonts w:asciiTheme="majorBidi" w:hAnsiTheme="majorBidi" w:cstheme="majorBidi"/>
+        </w:rPr>
+      </w:pPr>
+      <w:r>
+        <w:rPr>
+          <w:rFonts w:asciiTheme="majorBidi" w:hAnsiTheme="majorBidi" w:cstheme="majorBidi"/>
+        </w:rPr>
+        <w:t xml:space="preserve">Can be integrated into different environments </w:t>
+      </w:r>
+    </w:p>
+    <w:p>
+      <w:pPr>
+        <w:pStyle w:val="NormalWeb"/>
+        <w:rPr>
+          <w:rFonts w:asciiTheme="majorBidi" w:hAnsiTheme="majorBidi" w:cstheme="majorBidi"/>
+        </w:rPr>
+      </w:pPr>
+      <w:r>
+        <w:rPr>
+          <w:rFonts w:asciiTheme="majorBidi" w:hAnsiTheme="majorBidi" w:cstheme="majorBidi"/>
+        </w:rPr>
+        <w:t>Matplotlib was initially developed as an EEG/ECoG visualization tool.</w:t>
+      </w:r>
+    </w:p>
+    <w:p>
+      <w:pPr>
+        <w:pStyle w:val="Heading3"/>
+      </w:pPr>
+      <w:r>
+        <w:t>Matplotlib Architecture</w:t>
+      </w:r>
+    </w:p>
+    <w:p>
+      <w:pPr>
+        <w:pStyle w:val="NormalWeb"/>
+        <w:rPr>
+          <w:rFonts w:asciiTheme="majorBidi" w:hAnsiTheme="majorBidi" w:cstheme="majorBidi"/>
+        </w:rPr>
+      </w:pPr>
+      <w:r>
+        <w:rPr>
+          <w:rFonts w:asciiTheme="majorBidi" w:hAnsiTheme="majorBidi" w:cstheme="majorBidi"/>
+        </w:rPr>
+        <w:t>Matplotlib’s architecture is composed of three main layers:</w:t>
+      </w:r>
+    </w:p>
+    <w:p>
+      <w:pPr>
+        <w:numPr>
+          <w:ilvl w:val="0"/>
+          <w:numId w:val="137"/>
+        </w:numPr>
+        <w:spacing w:before="100" w:beforeAutospacing="1" w:after="100" w:afterAutospacing="1" w:line="240" w:lineRule="auto"/>
+        <w:rPr>
+          <w:rFonts w:asciiTheme="majorBidi" w:hAnsiTheme="majorBidi" w:cstheme="majorBidi"/>
+        </w:rPr>
+      </w:pPr>
+      <w:r>
+        <w:rPr>
+          <w:rFonts w:asciiTheme="majorBidi" w:hAnsiTheme="majorBidi" w:cstheme="majorBidi"/>
+        </w:rPr>
+        <w:t xml:space="preserve">Backend layer </w:t>
+      </w:r>
+    </w:p>
+    <w:p>
+      <w:pPr>
+        <w:numPr>
+          <w:ilvl w:val="0"/>
+          <w:numId w:val="137"/>
+        </w:numPr>
+        <w:spacing w:before="100" w:beforeAutospacing="1" w:after="100" w:afterAutospacing="1" w:line="240" w:lineRule="auto"/>
+        <w:rPr>
+          <w:rFonts w:asciiTheme="majorBidi" w:hAnsiTheme="majorBidi" w:cstheme="majorBidi"/>
+        </w:rPr>
+      </w:pPr>
+      <w:r>
+        <w:rPr>
+          <w:rFonts w:asciiTheme="majorBidi" w:hAnsiTheme="majorBidi" w:cstheme="majorBidi"/>
+        </w:rPr>
+        <w:t xml:space="preserve">Artist layer </w:t>
+      </w:r>
+    </w:p>
+    <w:p>
+      <w:pPr>
+        <w:numPr>
+          <w:ilvl w:val="0"/>
+          <w:numId w:val="137"/>
+        </w:numPr>
+        <w:spacing w:before="100" w:beforeAutospacing="1" w:after="100" w:afterAutospacing="1" w:line="240" w:lineRule="auto"/>
+        <w:rPr>
+          <w:rFonts w:asciiTheme="majorBidi" w:hAnsiTheme="majorBidi" w:cstheme="majorBidi"/>
+        </w:rPr>
+      </w:pPr>
+      <w:r>
+        <w:rPr>
+          <w:rFonts w:asciiTheme="majorBidi" w:hAnsiTheme="majorBidi" w:cstheme="majorBidi"/>
+        </w:rPr>
+        <w:t xml:space="preserve">Scripting layer </w:t>
+      </w:r>
+    </w:p>
+    <w:p>
+      <w:pPr>
+        <w:pStyle w:val="Heading3"/>
+      </w:pPr>
+      <w:r>
+        <w:t>Anatomy of a Plot</w:t>
+      </w:r>
+    </w:p>
+    <w:p>
+      <w:pPr>
+        <w:pStyle w:val="NormalWeb"/>
+        <w:rPr>
+          <w:rFonts w:asciiTheme="majorBidi" w:hAnsiTheme="majorBidi" w:cstheme="majorBidi"/>
+        </w:rPr>
+      </w:pPr>
+      <w:r>
+        <w:rPr>
+          <w:rFonts w:asciiTheme="majorBidi" w:hAnsiTheme="majorBidi" w:cstheme="majorBidi"/>
+        </w:rPr>
+        <w:t>The anatomy of a plot refers to the different components and elements that make up a visual representation of data.</w:t>
+      </w:r>
+    </w:p>
+    <w:p>
+      <w:pPr>
+        <w:pStyle w:val="NormalWeb"/>
+        <w:rPr>
+          <w:rFonts w:asciiTheme="majorBidi" w:hAnsiTheme="majorBidi" w:cstheme="majorBidi"/>
+        </w:rPr>
+      </w:pPr>
+      <w:r>
+        <w:rPr>
+          <w:rFonts w:asciiTheme="majorBidi" w:hAnsiTheme="majorBidi" w:cstheme="majorBidi"/>
+        </w:rPr>
+        <w:t xml:space="preserve">You can easily include labels and titles in your plots using </w:t>
+      </w:r>
+      <w:r>
+        <w:rPr>
+          <w:rStyle w:val="HTMLCode"/>
+          <w:rFonts w:asciiTheme="majorBidi" w:eastAsiaTheme="majorEastAsia" w:hAnsiTheme="majorBidi" w:cstheme="majorBidi"/>
+        </w:rPr>
+        <w:t>plt</w:t>
+      </w:r>
+      <w:r>
+        <w:rPr>
+          <w:rFonts w:asciiTheme="majorBidi" w:hAnsiTheme="majorBidi" w:cstheme="majorBidi"/>
+        </w:rPr>
+        <w:t>.</w:t>
+      </w:r>
+    </w:p>
+    <w:p>
+      <w:pPr>
+        <w:pStyle w:val="NormalWeb"/>
+        <w:rPr>
+          <w:rFonts w:asciiTheme="majorBidi" w:hAnsiTheme="majorBidi" w:cstheme="majorBidi"/>
+        </w:rPr>
+      </w:pPr>
+      <w:r>
+        <w:rPr>
+          <w:rFonts w:asciiTheme="majorBidi" w:hAnsiTheme="majorBidi" w:cstheme="majorBidi"/>
+        </w:rPr>
+        <w:t>Example:</w:t>
+      </w:r>
+    </w:p>
+    <w:p>
+      <w:pPr>
+        <w:pStyle w:val="HTMLPreformatted"/>
+        <w:rPr>
+          <w:rFonts w:asciiTheme="majorBidi" w:hAnsiTheme="majorBidi" w:cstheme="majorBidi"/>
+        </w:rPr>
+      </w:pPr>
+      <w:r>
+        <w:rPr>
+          <w:rStyle w:val="v"/>
+          <w:rFonts w:asciiTheme="majorBidi" w:eastAsiaTheme="majorEastAsia" w:hAnsiTheme="majorBidi" w:cstheme="majorBidi"/>
+        </w:rPr>
+        <w:t>import</w:t>
+      </w:r>
+      <w:r>
+        <w:rPr>
+          <w:rStyle w:val="HTMLCode"/>
+          <w:rFonts w:asciiTheme="majorBidi" w:eastAsiaTheme="majorEastAsia" w:hAnsiTheme="majorBidi" w:cstheme="majorBidi"/>
+        </w:rPr>
+        <w:t xml:space="preserve"> </w:t>
+      </w:r>
+      <w:r>
+        <w:rPr>
+          <w:rStyle w:val="11"/>
+          <w:rFonts w:asciiTheme="majorBidi" w:eastAsiaTheme="majorEastAsia" w:hAnsiTheme="majorBidi" w:cstheme="majorBidi"/>
+        </w:rPr>
+        <w:t>matplotlib</w:t>
+      </w:r>
+      <w:r>
+        <w:rPr>
+          <w:rStyle w:val="v"/>
+          <w:rFonts w:asciiTheme="majorBidi" w:eastAsiaTheme="majorEastAsia" w:hAnsiTheme="majorBidi" w:cstheme="majorBidi"/>
+        </w:rPr>
+        <w:t>.</w:t>
+      </w:r>
+      <w:r>
+        <w:rPr>
+          <w:rStyle w:val="11"/>
+          <w:rFonts w:asciiTheme="majorBidi" w:eastAsiaTheme="majorEastAsia" w:hAnsiTheme="majorBidi" w:cstheme="majorBidi"/>
+        </w:rPr>
+        <w:t>pyplot</w:t>
+      </w:r>
+      <w:r>
+        <w:rPr>
+          <w:rStyle w:val="HTMLCode"/>
+          <w:rFonts w:asciiTheme="majorBidi" w:eastAsiaTheme="majorEastAsia" w:hAnsiTheme="majorBidi" w:cstheme="majorBidi"/>
+        </w:rPr>
+        <w:t xml:space="preserve"> </w:t>
+      </w:r>
+      <w:r>
+        <w:rPr>
+          <w:rStyle w:val="v"/>
+          <w:rFonts w:asciiTheme="majorBidi" w:eastAsiaTheme="majorEastAsia" w:hAnsiTheme="majorBidi" w:cstheme="majorBidi"/>
+        </w:rPr>
+        <w:t>as</w:t>
+      </w:r>
+      <w:r>
+        <w:rPr>
+          <w:rStyle w:val="HTMLCode"/>
+          <w:rFonts w:asciiTheme="majorBidi" w:eastAsiaTheme="majorEastAsia" w:hAnsiTheme="majorBidi" w:cstheme="majorBidi"/>
+        </w:rPr>
+        <w:t xml:space="preserve"> </w:t>
+      </w:r>
+      <w:r>
+        <w:rPr>
+          <w:rStyle w:val="11"/>
+          <w:rFonts w:asciiTheme="majorBidi" w:eastAsiaTheme="majorEastAsia" w:hAnsiTheme="majorBidi" w:cstheme="majorBidi"/>
+        </w:rPr>
+        <w:t>plt</w:t>
+      </w:r>
+      <w:r>
+        <w:rPr>
+          <w:rFonts w:asciiTheme="majorBidi" w:hAnsiTheme="majorBidi" w:cstheme="majorBidi"/>
+        </w:rPr>
+        <w:br/>
+      </w:r>
+      <w:r>
+        <w:rPr>
+          <w:rFonts w:asciiTheme="majorBidi" w:hAnsiTheme="majorBidi" w:cstheme="majorBidi"/>
+        </w:rPr>
+        <w:br/>
+      </w:r>
+      <w:r>
+        <w:rPr>
+          <w:rStyle w:val="11"/>
+          <w:rFonts w:asciiTheme="majorBidi" w:eastAsiaTheme="majorEastAsia" w:hAnsiTheme="majorBidi" w:cstheme="majorBidi"/>
+        </w:rPr>
+        <w:t>plt</w:t>
+      </w:r>
+      <w:r>
+        <w:rPr>
+          <w:rStyle w:val="v"/>
+          <w:rFonts w:asciiTheme="majorBidi" w:eastAsiaTheme="majorEastAsia" w:hAnsiTheme="majorBidi" w:cstheme="majorBidi"/>
+        </w:rPr>
+        <w:t>.</w:t>
+      </w:r>
+      <w:r>
+        <w:rPr>
+          <w:rStyle w:val="HTMLCode"/>
+          <w:rFonts w:asciiTheme="majorBidi" w:eastAsiaTheme="majorEastAsia" w:hAnsiTheme="majorBidi" w:cstheme="majorBidi"/>
+        </w:rPr>
+        <w:t>title(</w:t>
+      </w:r>
+      <w:r>
+        <w:rPr>
+          <w:rStyle w:val="z"/>
+          <w:rFonts w:asciiTheme="majorBidi" w:eastAsiaTheme="majorEastAsia" w:hAnsiTheme="majorBidi" w:cstheme="majorBidi"/>
+        </w:rPr>
+        <w:t>"Sample Plot"</w:t>
+      </w:r>
+      <w:r>
+        <w:rPr>
+          <w:rStyle w:val="HTMLCode"/>
+          <w:rFonts w:asciiTheme="majorBidi" w:eastAsiaTheme="majorEastAsia" w:hAnsiTheme="majorBidi" w:cstheme="majorBidi"/>
+        </w:rPr>
+        <w:t>)</w:t>
+      </w:r>
+      <w:r>
+        <w:rPr>
+          <w:rFonts w:asciiTheme="majorBidi" w:hAnsiTheme="majorBidi" w:cstheme="majorBidi"/>
+        </w:rPr>
+        <w:br/>
+      </w:r>
+      <w:r>
+        <w:rPr>
+          <w:rStyle w:val="11"/>
+          <w:rFonts w:asciiTheme="majorBidi" w:eastAsiaTheme="majorEastAsia" w:hAnsiTheme="majorBidi" w:cstheme="majorBidi"/>
+        </w:rPr>
+        <w:t>plt</w:t>
+      </w:r>
+      <w:r>
+        <w:rPr>
+          <w:rStyle w:val="v"/>
+          <w:rFonts w:asciiTheme="majorBidi" w:eastAsiaTheme="majorEastAsia" w:hAnsiTheme="majorBidi" w:cstheme="majorBidi"/>
+        </w:rPr>
+        <w:t>.</w:t>
+      </w:r>
+      <w:r>
+        <w:rPr>
+          <w:rStyle w:val="HTMLCode"/>
+          <w:rFonts w:asciiTheme="majorBidi" w:eastAsiaTheme="majorEastAsia" w:hAnsiTheme="majorBidi" w:cstheme="majorBidi"/>
+        </w:rPr>
+        <w:t>xlabel(</w:t>
+      </w:r>
+      <w:r>
+        <w:rPr>
+          <w:rStyle w:val="z"/>
+          <w:rFonts w:asciiTheme="majorBidi" w:eastAsiaTheme="majorEastAsia" w:hAnsiTheme="majorBidi" w:cstheme="majorBidi"/>
+        </w:rPr>
+        <w:t>"X-axis"</w:t>
+      </w:r>
+      <w:r>
+        <w:rPr>
+          <w:rStyle w:val="HTMLCode"/>
+          <w:rFonts w:asciiTheme="majorBidi" w:eastAsiaTheme="majorEastAsia" w:hAnsiTheme="majorBidi" w:cstheme="majorBidi"/>
+        </w:rPr>
+        <w:t>)</w:t>
+      </w:r>
+      <w:r>
+        <w:rPr>
+          <w:rFonts w:asciiTheme="majorBidi" w:hAnsiTheme="majorBidi" w:cstheme="majorBidi"/>
+        </w:rPr>
+        <w:br/>
+      </w:r>
+      <w:r>
+        <w:rPr>
+          <w:rStyle w:val="11"/>
+          <w:rFonts w:asciiTheme="majorBidi" w:eastAsiaTheme="majorEastAsia" w:hAnsiTheme="majorBidi" w:cstheme="majorBidi"/>
+        </w:rPr>
+        <w:t>plt</w:t>
+      </w:r>
+      <w:r>
+        <w:rPr>
+          <w:rStyle w:val="v"/>
+          <w:rFonts w:asciiTheme="majorBidi" w:eastAsiaTheme="majorEastAsia" w:hAnsiTheme="majorBidi" w:cstheme="majorBidi"/>
+        </w:rPr>
+        <w:t>.</w:t>
+      </w:r>
+      <w:r>
+        <w:rPr>
+          <w:rStyle w:val="HTMLCode"/>
+          <w:rFonts w:asciiTheme="majorBidi" w:eastAsiaTheme="majorEastAsia" w:hAnsiTheme="majorBidi" w:cstheme="majorBidi"/>
+        </w:rPr>
+        <w:t>ylabel(</w:t>
+      </w:r>
+      <w:r>
+        <w:rPr>
+          <w:rStyle w:val="z"/>
+          <w:rFonts w:asciiTheme="majorBidi" w:eastAsiaTheme="majorEastAsia" w:hAnsiTheme="majorBidi" w:cstheme="majorBidi"/>
+        </w:rPr>
+        <w:t>"Y-axis"</w:t>
+      </w:r>
+      <w:r>
+        <w:rPr>
+          <w:rStyle w:val="HTMLCode"/>
+          <w:rFonts w:asciiTheme="majorBidi" w:eastAsiaTheme="majorEastAsia" w:hAnsiTheme="majorBidi" w:cstheme="majorBidi"/>
+        </w:rPr>
+        <w:t>)</w:t>
+      </w:r>
+    </w:p>
+    <w:p>
+      <w:pPr>
+        <w:pStyle w:val="Heading3"/>
+      </w:pPr>
+      <w:r>
+        <w:t>Pandas</w:t>
+      </w:r>
+    </w:p>
+    <w:p>
+      <w:pPr>
+        <w:pStyle w:val="NormalWeb"/>
+        <w:rPr>
+          <w:rFonts w:asciiTheme="majorBidi" w:hAnsiTheme="majorBidi" w:cstheme="majorBidi"/>
+        </w:rPr>
+      </w:pPr>
+      <w:r>
+        <w:rPr>
+          <w:rFonts w:asciiTheme="majorBidi" w:hAnsiTheme="majorBidi" w:cstheme="majorBidi"/>
+        </w:rPr>
+        <w:t>Pandas is a plotting library that provides integrated plotting functionalities for data analysis.</w:t>
+      </w:r>
+    </w:p>
+    <w:p>
+      <w:pPr>
+        <w:pStyle w:val="NormalWeb"/>
+        <w:rPr>
+          <w:rFonts w:asciiTheme="majorBidi" w:hAnsiTheme="majorBidi" w:cstheme="majorBidi"/>
+        </w:rPr>
+      </w:pPr>
+      <w:r>
+        <w:rPr>
+          <w:rFonts w:asciiTheme="majorBidi" w:hAnsiTheme="majorBidi" w:cstheme="majorBidi"/>
+        </w:rPr>
+        <w:t>In order to start creating different types of plots, you need to import the data into a Pandas DataFrame.</w:t>
+      </w:r>
+    </w:p>
+    <w:p>
+      <w:pPr>
+        <w:pStyle w:val="NormalWeb"/>
+        <w:rPr>
+          <w:rFonts w:asciiTheme="majorBidi" w:hAnsiTheme="majorBidi" w:cstheme="majorBidi"/>
+        </w:rPr>
+      </w:pPr>
+      <w:r>
+        <w:rPr>
+          <w:rFonts w:asciiTheme="majorBidi" w:hAnsiTheme="majorBidi" w:cstheme="majorBidi"/>
+        </w:rPr>
+        <w:t>Example:</w:t>
+      </w:r>
+    </w:p>
+    <w:p>
+      <w:pPr>
+        <w:pStyle w:val="HTMLPreformatted"/>
+        <w:rPr>
+          <w:rFonts w:asciiTheme="majorBidi" w:hAnsiTheme="majorBidi" w:cstheme="majorBidi"/>
+        </w:rPr>
+      </w:pPr>
+      <w:r>
+        <w:rPr>
+          <w:rStyle w:val="v"/>
+          <w:rFonts w:asciiTheme="majorBidi" w:eastAsiaTheme="majorEastAsia" w:hAnsiTheme="majorBidi" w:cstheme="majorBidi"/>
+        </w:rPr>
+        <w:t>import</w:t>
+      </w:r>
+      <w:r>
+        <w:rPr>
+          <w:rStyle w:val="HTMLCode"/>
+          <w:rFonts w:asciiTheme="majorBidi" w:eastAsiaTheme="majorEastAsia" w:hAnsiTheme="majorBidi" w:cstheme="majorBidi"/>
+        </w:rPr>
+        <w:t xml:space="preserve"> </w:t>
+      </w:r>
+      <w:r>
+        <w:rPr>
+          <w:rStyle w:val="11"/>
+          <w:rFonts w:asciiTheme="majorBidi" w:eastAsiaTheme="majorEastAsia" w:hAnsiTheme="majorBidi" w:cstheme="majorBidi"/>
+        </w:rPr>
+        <w:t>pandas</w:t>
+      </w:r>
+      <w:r>
+        <w:rPr>
+          <w:rStyle w:val="HTMLCode"/>
+          <w:rFonts w:asciiTheme="majorBidi" w:eastAsiaTheme="majorEastAsia" w:hAnsiTheme="majorBidi" w:cstheme="majorBidi"/>
+        </w:rPr>
+        <w:t xml:space="preserve"> </w:t>
+      </w:r>
+      <w:r>
+        <w:rPr>
+          <w:rStyle w:val="v"/>
+          <w:rFonts w:asciiTheme="majorBidi" w:eastAsiaTheme="majorEastAsia" w:hAnsiTheme="majorBidi" w:cstheme="majorBidi"/>
+        </w:rPr>
+        <w:t>as</w:t>
+      </w:r>
+      <w:r>
+        <w:rPr>
+          <w:rStyle w:val="HTMLCode"/>
+          <w:rFonts w:asciiTheme="majorBidi" w:eastAsiaTheme="majorEastAsia" w:hAnsiTheme="majorBidi" w:cstheme="majorBidi"/>
+        </w:rPr>
+        <w:t xml:space="preserve"> </w:t>
+      </w:r>
+      <w:r>
+        <w:rPr>
+          <w:rStyle w:val="11"/>
+          <w:rFonts w:asciiTheme="majorBidi" w:eastAsiaTheme="majorEastAsia" w:hAnsiTheme="majorBidi" w:cstheme="majorBidi"/>
+        </w:rPr>
+        <w:t>pd</w:t>
+      </w:r>
+      <w:r>
+        <w:rPr>
+          <w:rFonts w:asciiTheme="majorBidi" w:hAnsiTheme="majorBidi" w:cstheme="majorBidi"/>
+        </w:rPr>
+        <w:br/>
+      </w:r>
+      <w:r>
+        <w:rPr>
+          <w:rFonts w:asciiTheme="majorBidi" w:hAnsiTheme="majorBidi" w:cstheme="majorBidi"/>
+        </w:rPr>
+        <w:br/>
+      </w:r>
+      <w:r>
+        <w:rPr>
+          <w:rStyle w:val="11"/>
+          <w:rFonts w:asciiTheme="majorBidi" w:eastAsiaTheme="majorEastAsia" w:hAnsiTheme="majorBidi" w:cstheme="majorBidi"/>
+        </w:rPr>
+        <w:t>df</w:t>
+      </w:r>
+      <w:r>
+        <w:rPr>
+          <w:rStyle w:val="HTMLCode"/>
+          <w:rFonts w:asciiTheme="majorBidi" w:eastAsiaTheme="majorEastAsia" w:hAnsiTheme="majorBidi" w:cstheme="majorBidi"/>
+        </w:rPr>
+        <w:t xml:space="preserve"> </w:t>
+      </w:r>
+      <w:r>
+        <w:rPr>
+          <w:rStyle w:val="v"/>
+          <w:rFonts w:asciiTheme="majorBidi" w:eastAsiaTheme="majorEastAsia" w:hAnsiTheme="majorBidi" w:cstheme="majorBidi"/>
+        </w:rPr>
+        <w:t>=</w:t>
+      </w:r>
+      <w:r>
+        <w:rPr>
+          <w:rStyle w:val="HTMLCode"/>
+          <w:rFonts w:asciiTheme="majorBidi" w:eastAsiaTheme="majorEastAsia" w:hAnsiTheme="majorBidi" w:cstheme="majorBidi"/>
+        </w:rPr>
+        <w:t xml:space="preserve"> </w:t>
+      </w:r>
+      <w:r>
+        <w:rPr>
+          <w:rStyle w:val="11"/>
+          <w:rFonts w:asciiTheme="majorBidi" w:eastAsiaTheme="majorEastAsia" w:hAnsiTheme="majorBidi" w:cstheme="majorBidi"/>
+        </w:rPr>
+        <w:t>pd</w:t>
+      </w:r>
+      <w:r>
+        <w:rPr>
+          <w:rStyle w:val="v"/>
+          <w:rFonts w:asciiTheme="majorBidi" w:eastAsiaTheme="majorEastAsia" w:hAnsiTheme="majorBidi" w:cstheme="majorBidi"/>
+        </w:rPr>
+        <w:t>.</w:t>
+      </w:r>
+      <w:r>
+        <w:rPr>
+          <w:rStyle w:val="HTMLCode"/>
+          <w:rFonts w:asciiTheme="majorBidi" w:eastAsiaTheme="majorEastAsia" w:hAnsiTheme="majorBidi" w:cstheme="majorBidi"/>
+        </w:rPr>
+        <w:t>read_csv(</w:t>
+      </w:r>
+      <w:r>
+        <w:rPr>
+          <w:rStyle w:val="z"/>
+          <w:rFonts w:asciiTheme="majorBidi" w:eastAsiaTheme="majorEastAsia" w:hAnsiTheme="majorBidi" w:cstheme="majorBidi"/>
+        </w:rPr>
+        <w:t>"data.csv"</w:t>
+      </w:r>
+      <w:r>
+        <w:rPr>
+          <w:rStyle w:val="HTMLCode"/>
+          <w:rFonts w:asciiTheme="majorBidi" w:eastAsiaTheme="majorEastAsia" w:hAnsiTheme="majorBidi" w:cstheme="majorBidi"/>
+        </w:rPr>
+        <w:t>)</w:t>
+      </w:r>
+    </w:p>
+    <w:p>
+      <w:pPr>
+        <w:pStyle w:val="Heading3"/>
+      </w:pPr>
+      <w:r>
+        <w:lastRenderedPageBreak/>
+        <w:t>Seaborn</w:t>
+      </w:r>
+    </w:p>
+    <w:p>
+      <w:pPr>
+        <w:pStyle w:val="NormalWeb"/>
+        <w:rPr>
+          <w:rFonts w:asciiTheme="majorBidi" w:hAnsiTheme="majorBidi" w:cstheme="majorBidi"/>
+        </w:rPr>
+      </w:pPr>
+      <w:r>
+        <w:rPr>
+          <w:rFonts w:asciiTheme="majorBidi" w:hAnsiTheme="majorBidi" w:cstheme="majorBidi"/>
+        </w:rPr>
+        <w:t>Seaborn is a specialized library for statistical visualizations.</w:t>
+      </w:r>
+    </w:p>
+    <w:p>
+      <w:pPr>
+        <w:pStyle w:val="NormalWeb"/>
+        <w:rPr>
+          <w:rFonts w:asciiTheme="majorBidi" w:hAnsiTheme="majorBidi" w:cstheme="majorBidi"/>
+        </w:rPr>
+      </w:pPr>
+      <w:r>
+        <w:rPr>
+          <w:rFonts w:asciiTheme="majorBidi" w:hAnsiTheme="majorBidi" w:cstheme="majorBidi"/>
+        </w:rPr>
+        <w:t>Seaborn provides:</w:t>
+      </w:r>
+    </w:p>
+    <w:p>
+      <w:pPr>
+        <w:numPr>
+          <w:ilvl w:val="0"/>
+          <w:numId w:val="138"/>
+        </w:numPr>
+        <w:spacing w:before="100" w:beforeAutospacing="1" w:after="100" w:afterAutospacing="1" w:line="240" w:lineRule="auto"/>
+        <w:rPr>
+          <w:rFonts w:asciiTheme="majorBidi" w:hAnsiTheme="majorBidi" w:cstheme="majorBidi"/>
+        </w:rPr>
+      </w:pPr>
+      <w:r>
+        <w:rPr>
+          <w:rFonts w:asciiTheme="majorBidi" w:hAnsiTheme="majorBidi" w:cstheme="majorBidi"/>
+        </w:rPr>
+        <w:t xml:space="preserve">Attractive default aesthetics </w:t>
+      </w:r>
+    </w:p>
+    <w:p>
+      <w:pPr>
+        <w:numPr>
+          <w:ilvl w:val="0"/>
+          <w:numId w:val="138"/>
+        </w:numPr>
+        <w:spacing w:before="100" w:beforeAutospacing="1" w:after="100" w:afterAutospacing="1" w:line="240" w:lineRule="auto"/>
+        <w:rPr>
+          <w:rFonts w:asciiTheme="majorBidi" w:hAnsiTheme="majorBidi" w:cstheme="majorBidi"/>
+        </w:rPr>
+      </w:pPr>
+      <w:r>
+        <w:rPr>
+          <w:rFonts w:asciiTheme="majorBidi" w:hAnsiTheme="majorBidi" w:cstheme="majorBidi"/>
+        </w:rPr>
+        <w:t xml:space="preserve">Built-in color palettes </w:t>
+      </w:r>
+    </w:p>
+    <w:p>
+      <w:pPr>
+        <w:numPr>
+          <w:ilvl w:val="0"/>
+          <w:numId w:val="138"/>
+        </w:numPr>
+        <w:spacing w:before="100" w:beforeAutospacing="1" w:after="100" w:afterAutospacing="1" w:line="240" w:lineRule="auto"/>
+        <w:rPr>
+          <w:rFonts w:asciiTheme="majorBidi" w:hAnsiTheme="majorBidi" w:cstheme="majorBidi"/>
+        </w:rPr>
+      </w:pPr>
+      <w:r>
+        <w:rPr>
+          <w:rFonts w:asciiTheme="majorBidi" w:hAnsiTheme="majorBidi" w:cstheme="majorBidi"/>
+        </w:rPr>
+        <w:t xml:space="preserve">Statistical visualization capabilities </w:t>
+      </w:r>
+    </w:p>
+    <w:p>
+      <w:pPr>
+        <w:pStyle w:val="Heading3"/>
+      </w:pPr>
+      <w:r>
+        <w:t>Folium</w:t>
+      </w:r>
+    </w:p>
+    <w:p>
+      <w:pPr>
+        <w:pStyle w:val="NormalWeb"/>
+        <w:rPr>
+          <w:rFonts w:asciiTheme="majorBidi" w:hAnsiTheme="majorBidi" w:cstheme="majorBidi"/>
+        </w:rPr>
+      </w:pPr>
+      <w:r>
+        <w:rPr>
+          <w:rFonts w:asciiTheme="majorBidi" w:hAnsiTheme="majorBidi" w:cstheme="majorBidi"/>
+        </w:rPr>
+        <w:t>Folium is a Python library that allows you to create:</w:t>
+      </w:r>
+    </w:p>
+    <w:p>
+      <w:pPr>
+        <w:numPr>
+          <w:ilvl w:val="0"/>
+          <w:numId w:val="139"/>
+        </w:numPr>
+        <w:spacing w:before="100" w:beforeAutospacing="1" w:after="100" w:afterAutospacing="1" w:line="240" w:lineRule="auto"/>
+        <w:rPr>
+          <w:rFonts w:asciiTheme="majorBidi" w:hAnsiTheme="majorBidi" w:cstheme="majorBidi"/>
+        </w:rPr>
+      </w:pPr>
+      <w:r>
+        <w:rPr>
+          <w:rFonts w:asciiTheme="majorBidi" w:hAnsiTheme="majorBidi" w:cstheme="majorBidi"/>
+        </w:rPr>
+        <w:t xml:space="preserve">Interactive maps </w:t>
+      </w:r>
+    </w:p>
+    <w:p>
+      <w:pPr>
+        <w:numPr>
+          <w:ilvl w:val="0"/>
+          <w:numId w:val="139"/>
+        </w:numPr>
+        <w:spacing w:before="100" w:beforeAutospacing="1" w:after="100" w:afterAutospacing="1" w:line="240" w:lineRule="auto"/>
+        <w:rPr>
+          <w:rFonts w:asciiTheme="majorBidi" w:hAnsiTheme="majorBidi" w:cstheme="majorBidi"/>
+        </w:rPr>
+      </w:pPr>
+      <w:r>
+        <w:rPr>
+          <w:rFonts w:asciiTheme="majorBidi" w:hAnsiTheme="majorBidi" w:cstheme="majorBidi"/>
+        </w:rPr>
+        <w:t xml:space="preserve">Customizable maps </w:t>
+      </w:r>
+    </w:p>
+    <w:p>
+      <w:pPr>
+        <w:pStyle w:val="Heading3"/>
+      </w:pPr>
+      <w:r>
+        <w:t>Plotly</w:t>
+      </w:r>
+    </w:p>
+    <w:p>
+      <w:pPr>
+        <w:pStyle w:val="NormalWeb"/>
+        <w:rPr>
+          <w:rFonts w:asciiTheme="majorBidi" w:hAnsiTheme="majorBidi" w:cstheme="majorBidi"/>
+        </w:rPr>
+      </w:pPr>
+      <w:r>
+        <w:rPr>
+          <w:rFonts w:asciiTheme="majorBidi" w:hAnsiTheme="majorBidi" w:cstheme="majorBidi"/>
+        </w:rPr>
+        <w:t>Plotly is an interactive and dynamic library for data visualization.</w:t>
+      </w:r>
+    </w:p>
+    <w:p>
+      <w:pPr>
+        <w:pStyle w:val="NormalWeb"/>
+        <w:rPr>
+          <w:rFonts w:asciiTheme="majorBidi" w:hAnsiTheme="majorBidi" w:cstheme="majorBidi"/>
+        </w:rPr>
+      </w:pPr>
+      <w:r>
+        <w:rPr>
+          <w:rFonts w:asciiTheme="majorBidi" w:hAnsiTheme="majorBidi" w:cstheme="majorBidi"/>
+        </w:rPr>
+        <w:t>Plotly:</w:t>
+      </w:r>
+    </w:p>
+    <w:p>
+      <w:pPr>
+        <w:numPr>
+          <w:ilvl w:val="0"/>
+          <w:numId w:val="140"/>
+        </w:numPr>
+        <w:spacing w:before="100" w:beforeAutospacing="1" w:after="100" w:afterAutospacing="1" w:line="240" w:lineRule="auto"/>
+        <w:rPr>
+          <w:rFonts w:asciiTheme="majorBidi" w:hAnsiTheme="majorBidi" w:cstheme="majorBidi"/>
+        </w:rPr>
+      </w:pPr>
+      <w:r>
+        <w:rPr>
+          <w:rFonts w:asciiTheme="majorBidi" w:hAnsiTheme="majorBidi" w:cstheme="majorBidi"/>
+        </w:rPr>
+        <w:t xml:space="preserve">Supports a wide range of plot types </w:t>
+      </w:r>
+    </w:p>
+    <w:p>
+      <w:pPr>
+        <w:numPr>
+          <w:ilvl w:val="0"/>
+          <w:numId w:val="140"/>
+        </w:numPr>
+        <w:spacing w:before="100" w:beforeAutospacing="1" w:after="100" w:afterAutospacing="1" w:line="240" w:lineRule="auto"/>
+        <w:rPr>
+          <w:rFonts w:asciiTheme="majorBidi" w:hAnsiTheme="majorBidi" w:cstheme="majorBidi"/>
+        </w:rPr>
+      </w:pPr>
+      <w:r>
+        <w:rPr>
+          <w:rFonts w:asciiTheme="majorBidi" w:hAnsiTheme="majorBidi" w:cstheme="majorBidi"/>
+        </w:rPr>
+        <w:t xml:space="preserve">Provides interactive features for exploration and analysis </w:t>
+      </w:r>
+    </w:p>
+    <w:p>
+      <w:pPr>
+        <w:pStyle w:val="Heading3"/>
+      </w:pPr>
+      <w:r>
+        <w:t>PyWaffle</w:t>
+      </w:r>
+    </w:p>
+    <w:p>
+      <w:pPr>
+        <w:pStyle w:val="NormalWeb"/>
+        <w:rPr>
+          <w:rFonts w:asciiTheme="majorBidi" w:hAnsiTheme="majorBidi" w:cstheme="majorBidi"/>
+        </w:rPr>
+      </w:pPr>
+      <w:r>
+        <w:rPr>
+          <w:rFonts w:asciiTheme="majorBidi" w:hAnsiTheme="majorBidi" w:cstheme="majorBidi"/>
+        </w:rPr>
+        <w:t>PyWaffle enables you to visualize proportional representation using:</w:t>
+      </w:r>
+    </w:p>
+    <w:p>
+      <w:pPr>
+        <w:numPr>
+          <w:ilvl w:val="0"/>
+          <w:numId w:val="141"/>
+        </w:numPr>
+        <w:spacing w:before="100" w:beforeAutospacing="1" w:after="100" w:afterAutospacing="1" w:line="240" w:lineRule="auto"/>
+        <w:rPr>
+          <w:rFonts w:asciiTheme="majorBidi" w:hAnsiTheme="majorBidi" w:cstheme="majorBidi"/>
+        </w:rPr>
+      </w:pPr>
+      <w:r>
+        <w:rPr>
+          <w:rFonts w:asciiTheme="majorBidi" w:hAnsiTheme="majorBidi" w:cstheme="majorBidi"/>
+        </w:rPr>
+        <w:t xml:space="preserve">Squares </w:t>
+      </w:r>
+    </w:p>
+    <w:p>
+      <w:pPr>
+        <w:numPr>
+          <w:ilvl w:val="0"/>
+          <w:numId w:val="141"/>
+        </w:numPr>
+        <w:spacing w:before="100" w:beforeAutospacing="1" w:after="100" w:afterAutospacing="1" w:line="240" w:lineRule="auto"/>
+        <w:rPr>
+          <w:rFonts w:asciiTheme="majorBidi" w:hAnsiTheme="majorBidi" w:cstheme="majorBidi"/>
+        </w:rPr>
+      </w:pPr>
+      <w:r>
+        <w:rPr>
+          <w:rFonts w:asciiTheme="majorBidi" w:hAnsiTheme="majorBidi" w:cstheme="majorBidi"/>
+        </w:rPr>
+        <w:t xml:space="preserve">Rectangles </w:t>
+      </w:r>
+    </w:p>
+    <w:p>
+      <w:pPr>
+        <w:pStyle w:val="Heading2"/>
+      </w:pPr>
+      <w:r>
+        <w:t>Jupyter Notebook</w:t>
+      </w:r>
+    </w:p>
+    <w:p>
+      <w:pPr>
+        <w:pStyle w:val="NormalWeb"/>
+        <w:rPr>
+          <w:rFonts w:asciiTheme="majorBidi" w:hAnsiTheme="majorBidi" w:cstheme="majorBidi"/>
+        </w:rPr>
+      </w:pPr>
+      <w:r>
+        <w:rPr>
+          <w:rFonts w:asciiTheme="majorBidi" w:hAnsiTheme="majorBidi" w:cstheme="majorBidi"/>
+        </w:rPr>
+        <w:t>Jupyter Notebook is an open-source web application that allows you to:</w:t>
+      </w:r>
+    </w:p>
+    <w:p>
+      <w:pPr>
+        <w:numPr>
+          <w:ilvl w:val="0"/>
+          <w:numId w:val="142"/>
+        </w:numPr>
+        <w:spacing w:before="100" w:beforeAutospacing="1" w:after="100" w:afterAutospacing="1" w:line="240" w:lineRule="auto"/>
+        <w:rPr>
+          <w:rFonts w:asciiTheme="majorBidi" w:hAnsiTheme="majorBidi" w:cstheme="majorBidi"/>
+        </w:rPr>
+      </w:pPr>
+      <w:r>
+        <w:rPr>
+          <w:rFonts w:asciiTheme="majorBidi" w:hAnsiTheme="majorBidi" w:cstheme="majorBidi"/>
+        </w:rPr>
+        <w:t xml:space="preserve">Create documents </w:t>
+      </w:r>
+    </w:p>
+    <w:p>
+      <w:pPr>
+        <w:numPr>
+          <w:ilvl w:val="0"/>
+          <w:numId w:val="142"/>
+        </w:numPr>
+        <w:spacing w:before="100" w:beforeAutospacing="1" w:after="100" w:afterAutospacing="1" w:line="240" w:lineRule="auto"/>
+        <w:rPr>
+          <w:rFonts w:asciiTheme="majorBidi" w:hAnsiTheme="majorBidi" w:cstheme="majorBidi"/>
+        </w:rPr>
+      </w:pPr>
+      <w:r>
+        <w:rPr>
+          <w:rFonts w:asciiTheme="majorBidi" w:hAnsiTheme="majorBidi" w:cstheme="majorBidi"/>
+        </w:rPr>
+        <w:t xml:space="preserve">Share documents </w:t>
+      </w:r>
+    </w:p>
+    <w:p>
+      <w:pPr>
+        <w:numPr>
+          <w:ilvl w:val="0"/>
+          <w:numId w:val="142"/>
+        </w:numPr>
+        <w:spacing w:before="100" w:beforeAutospacing="1" w:after="100" w:afterAutospacing="1" w:line="240" w:lineRule="auto"/>
+        <w:rPr>
+          <w:rFonts w:asciiTheme="majorBidi" w:hAnsiTheme="majorBidi" w:cstheme="majorBidi"/>
+        </w:rPr>
+      </w:pPr>
+      <w:r>
+        <w:rPr>
+          <w:rFonts w:asciiTheme="majorBidi" w:hAnsiTheme="majorBidi" w:cstheme="majorBidi"/>
+        </w:rPr>
+        <w:t xml:space="preserve">Combine code, visualizations, and text in one environment </w:t>
+      </w:r>
+    </w:p>
+    <w:p>
+      <w:pPr>
+        <w:pStyle w:val="Heading2"/>
+      </w:pPr>
+      <w:r>
+        <w:t>Matplotlib Backends</w:t>
+      </w:r>
+    </w:p>
+    <w:p>
+      <w:pPr>
+        <w:pStyle w:val="NormalWeb"/>
+        <w:rPr>
+          <w:rFonts w:asciiTheme="majorBidi" w:hAnsiTheme="majorBidi" w:cstheme="majorBidi"/>
+        </w:rPr>
+      </w:pPr>
+      <w:r>
+        <w:rPr>
+          <w:rFonts w:asciiTheme="majorBidi" w:hAnsiTheme="majorBidi" w:cstheme="majorBidi"/>
+        </w:rPr>
+        <w:t xml:space="preserve">Matplotlib has </w:t>
+      </w:r>
+      <w:r>
+        <w:rPr>
+          <w:rFonts w:asciiTheme="majorBidi" w:hAnsiTheme="majorBidi" w:cstheme="majorBidi"/>
+        </w:rPr>
+        <w:t>several</w:t>
+      </w:r>
+      <w:r>
+        <w:rPr>
+          <w:rFonts w:asciiTheme="majorBidi" w:hAnsiTheme="majorBidi" w:cstheme="majorBidi"/>
+        </w:rPr>
+        <w:t xml:space="preserve"> backends available.</w:t>
+      </w:r>
+    </w:p>
+    <w:p>
+      <w:pPr>
+        <w:pStyle w:val="NormalWeb"/>
+        <w:rPr>
+          <w:rFonts w:asciiTheme="majorBidi" w:hAnsiTheme="majorBidi" w:cstheme="majorBidi"/>
+        </w:rPr>
+      </w:pPr>
+      <w:r>
+        <w:rPr>
+          <w:rFonts w:asciiTheme="majorBidi" w:hAnsiTheme="majorBidi" w:cstheme="majorBidi"/>
+        </w:rPr>
+        <w:t>(Backends are components responsible for rendering plots in different environments, such as interactive windows, web applications, or image files.)</w:t>
+      </w:r>
+    </w:p>
+    <w:p>
+      <w:pPr>
+        <w:pStyle w:val="Title"/>
+      </w:pPr>
+      <w:r>
+        <w:lastRenderedPageBreak/>
+        <w:t>Module 2: Basic and Specialized Visualization Tools</w:t>
+      </w:r>
+    </w:p>
+    <w:p>
+      <w:pPr>
+        <w:rPr>
           <w:lang w:val="en" w:eastAsia="en"/>
         </w:rPr>
       </w:pPr>
@@ -17469,6 +19136,155 @@
     </w:lvl>
   </w:abstractNum>
   <w:abstractNum w:abstractNumId="8" w15:restartNumberingAfterBreak="0">
+    <w:nsid w:val="066B54F0"/>
+    <w:multiLevelType w:val="multilevel"/>
+    <w:tmpl w:val="8C122412"/>
+    <w:lvl w:ilvl="0">
+      <w:start w:val="1"/>
+      <w:numFmt w:val="bullet"/>
+      <w:lvlText w:val=""/>
+      <w:lvlJc w:val="left"/>
+      <w:pPr>
+        <w:tabs>
+          <w:tab w:val="num" w:pos="720"/>
+        </w:tabs>
+        <w:ind w:left="720" w:hanging="360"/>
+      </w:pPr>
+      <w:rPr>
+        <w:rFonts w:ascii="Symbol" w:hAnsi="Symbol" w:hint="default"/>
+        <w:sz w:val="20"/>
+      </w:rPr>
+    </w:lvl>
+    <w:lvl w:ilvl="1" w:tentative="1">
+      <w:start w:val="1"/>
+      <w:numFmt w:val="bullet"/>
+      <w:lvlText w:val="o"/>
+      <w:lvlJc w:val="left"/>
+      <w:pPr>
+        <w:tabs>
+          <w:tab w:val="num" w:pos="1440"/>
+        </w:tabs>
+        <w:ind w:left="1440" w:hanging="360"/>
+      </w:pPr>
+      <w:rPr>
+        <w:rFonts w:ascii="Courier New" w:hAnsi="Courier New" w:hint="default"/>
+        <w:sz w:val="20"/>
+      </w:rPr>
+    </w:lvl>
+    <w:lvl w:ilvl="2" w:tentative="1">
+      <w:start w:val="1"/>
+      <w:numFmt w:val="bullet"/>
+      <w:lvlText w:val=""/>
+      <w:lvlJc w:val="left"/>
+      <w:pPr>
+        <w:tabs>
+          <w:tab w:val="num" w:pos="2160"/>
+        </w:tabs>
+        <w:ind w:left="2160" w:hanging="360"/>
+      </w:pPr>
+      <w:rPr>
+        <w:rFonts w:ascii="Wingdings" w:hAnsi="Wingdings" w:hint="default"/>
+        <w:sz w:val="20"/>
+      </w:rPr>
+    </w:lvl>
+    <w:lvl w:ilvl="3" w:tentative="1">
+      <w:start w:val="1"/>
+      <w:numFmt w:val="bullet"/>
+      <w:lvlText w:val=""/>
+      <w:lvlJc w:val="left"/>
+      <w:pPr>
+        <w:tabs>
+          <w:tab w:val="num" w:pos="2880"/>
+        </w:tabs>
+        <w:ind w:left="2880" w:hanging="360"/>
+      </w:pPr>
+      <w:rPr>
+        <w:rFonts w:ascii="Wingdings" w:hAnsi="Wingdings" w:hint="default"/>
+        <w:sz w:val="20"/>
+      </w:rPr>
+    </w:lvl>
+    <w:lvl w:ilvl="4" w:tentative="1">
+      <w:start w:val="1"/>
+      <w:numFmt w:val="bullet"/>
+      <w:lvlText w:val=""/>
+      <w:lvlJc w:val="left"/>
+      <w:pPr>
+        <w:tabs>
+          <w:tab w:val="num" w:pos="3600"/>
+        </w:tabs>
+        <w:ind w:left="3600" w:hanging="360"/>
+      </w:pPr>
+      <w:rPr>
+        <w:rFonts w:ascii="Wingdings" w:hAnsi="Wingdings" w:hint="default"/>
+        <w:sz w:val="20"/>
+      </w:rPr>
+    </w:lvl>
+    <w:lvl w:ilvl="5" w:tentative="1">
+      <w:start w:val="1"/>
+      <w:numFmt w:val="bullet"/>
+      <w:lvlText w:val=""/>
+      <w:lvlJc w:val="left"/>
+      <w:pPr>
+        <w:tabs>
+          <w:tab w:val="num" w:pos="4320"/>
+        </w:tabs>
+        <w:ind w:left="4320" w:hanging="360"/>
+      </w:pPr>
+      <w:rPr>
+        <w:rFonts w:ascii="Wingdings" w:hAnsi="Wingdings" w:hint="default"/>
+        <w:sz w:val="20"/>
+      </w:rPr>
+    </w:lvl>
+    <w:lvl w:ilvl="6" w:tentative="1">
+      <w:start w:val="1"/>
+      <w:numFmt w:val="bullet"/>
+      <w:lvlText w:val=""/>
+      <w:lvlJc w:val="left"/>
+      <w:pPr>
+        <w:tabs>
+          <w:tab w:val="num" w:pos="5040"/>
+        </w:tabs>
+        <w:ind w:left="5040" w:hanging="360"/>
+      </w:pPr>
+      <w:rPr>
+        <w:rFonts w:ascii="Wingdings" w:hAnsi="Wingdings" w:hint="default"/>
+        <w:sz w:val="20"/>
+      </w:rPr>
+    </w:lvl>
+    <w:lvl w:ilvl="7" w:tentative="1">
+      <w:start w:val="1"/>
+      <w:numFmt w:val="bullet"/>
+      <w:lvlText w:val=""/>
+      <w:lvlJc w:val="left"/>
+      <w:pPr>
+        <w:tabs>
+          <w:tab w:val="num" w:pos="5760"/>
+        </w:tabs>
+        <w:ind w:left="5760" w:hanging="360"/>
+      </w:pPr>
+      <w:rPr>
+        <w:rFonts w:ascii="Wingdings" w:hAnsi="Wingdings" w:hint="default"/>
+        <w:sz w:val="20"/>
+      </w:rPr>
+    </w:lvl>
+    <w:lvl w:ilvl="8" w:tentative="1">
+      <w:start w:val="1"/>
+      <w:numFmt w:val="bullet"/>
+      <w:lvlText w:val=""/>
+      <w:lvlJc w:val="left"/>
+      <w:pPr>
+        <w:tabs>
+          <w:tab w:val="num" w:pos="6480"/>
+        </w:tabs>
+        <w:ind w:left="6480" w:hanging="360"/>
+      </w:pPr>
+      <w:rPr>
+        <w:rFonts w:ascii="Wingdings" w:hAnsi="Wingdings" w:hint="default"/>
+        <w:sz w:val="20"/>
+      </w:rPr>
+    </w:lvl>
+  </w:abstractNum>
+  <w:abstractNum w:abstractNumId="9" w15:restartNumberingAfterBreak="0">
     <w:nsid w:val="076148CF"/>
     <w:multiLevelType w:val="multilevel"/>
     <w:tmpl w:val="F2DEAF5C"/>
@@ -17617,7 +19433,7 @@
       </w:rPr>
     </w:lvl>
   </w:abstractNum>
-  <w:abstractNum w:abstractNumId="9" w15:restartNumberingAfterBreak="0">
+  <w:abstractNum w:abstractNumId="10" w15:restartNumberingAfterBreak="0">
     <w:nsid w:val="077129D9"/>
     <w:multiLevelType w:val="multilevel"/>
     <w:tmpl w:val="3920FCA2"/>
@@ -17766,7 +19582,7 @@
       </w:rPr>
     </w:lvl>
   </w:abstractNum>
-  <w:abstractNum w:abstractNumId="10" w15:restartNumberingAfterBreak="0">
+  <w:abstractNum w:abstractNumId="11" w15:restartNumberingAfterBreak="0">
     <w:nsid w:val="09C74419"/>
     <w:multiLevelType w:val="multilevel"/>
     <w:tmpl w:val="6A6ABD98"/>
@@ -17915,7 +19731,7 @@
       </w:rPr>
     </w:lvl>
   </w:abstractNum>
-  <w:abstractNum w:abstractNumId="11" w15:restartNumberingAfterBreak="0">
+  <w:abstractNum w:abstractNumId="12" w15:restartNumberingAfterBreak="0">
     <w:nsid w:val="0A365EEF"/>
     <w:multiLevelType w:val="multilevel"/>
     <w:tmpl w:val="A7FE28C8"/>
@@ -18064,7 +19880,7 @@
       </w:rPr>
     </w:lvl>
   </w:abstractNum>
-  <w:abstractNum w:abstractNumId="12" w15:restartNumberingAfterBreak="0">
+  <w:abstractNum w:abstractNumId="13" w15:restartNumberingAfterBreak="0">
     <w:nsid w:val="0A7C6FC1"/>
     <w:multiLevelType w:val="multilevel"/>
     <w:tmpl w:val="388CAFDC"/>
@@ -18213,7 +20029,7 @@
       </w:rPr>
     </w:lvl>
   </w:abstractNum>
-  <w:abstractNum w:abstractNumId="13" w15:restartNumberingAfterBreak="0">
+  <w:abstractNum w:abstractNumId="14" w15:restartNumberingAfterBreak="0">
     <w:nsid w:val="0AB02F75"/>
     <w:multiLevelType w:val="multilevel"/>
     <w:tmpl w:val="A96C3D6C"/>
@@ -18362,7 +20178,7 @@
       </w:rPr>
     </w:lvl>
   </w:abstractNum>
-  <w:abstractNum w:abstractNumId="14" w15:restartNumberingAfterBreak="0">
+  <w:abstractNum w:abstractNumId="15" w15:restartNumberingAfterBreak="0">
     <w:nsid w:val="0C24050D"/>
     <w:multiLevelType w:val="multilevel"/>
     <w:tmpl w:val="E17AA704"/>
@@ -18511,7 +20327,7 @@
       </w:rPr>
     </w:lvl>
   </w:abstractNum>
-  <w:abstractNum w:abstractNumId="15" w15:restartNumberingAfterBreak="0">
+  <w:abstractNum w:abstractNumId="16" w15:restartNumberingAfterBreak="0">
     <w:nsid w:val="0CB65B29"/>
     <w:multiLevelType w:val="multilevel"/>
     <w:tmpl w:val="EE363F88"/>
@@ -18660,7 +20476,7 @@
       </w:rPr>
     </w:lvl>
   </w:abstractNum>
-  <w:abstractNum w:abstractNumId="16" w15:restartNumberingAfterBreak="0">
+  <w:abstractNum w:abstractNumId="17" w15:restartNumberingAfterBreak="0">
     <w:nsid w:val="0CF7154F"/>
     <w:multiLevelType w:val="multilevel"/>
     <w:tmpl w:val="5C6ADC50"/>
@@ -18809,7 +20625,7 @@
       </w:rPr>
     </w:lvl>
   </w:abstractNum>
-  <w:abstractNum w:abstractNumId="17" w15:restartNumberingAfterBreak="0">
+  <w:abstractNum w:abstractNumId="18" w15:restartNumberingAfterBreak="0">
     <w:nsid w:val="0DA822E4"/>
     <w:multiLevelType w:val="multilevel"/>
     <w:tmpl w:val="5C72E5C6"/>
@@ -18958,7 +20774,7 @@
       </w:rPr>
     </w:lvl>
   </w:abstractNum>
-  <w:abstractNum w:abstractNumId="18" w15:restartNumberingAfterBreak="0">
+  <w:abstractNum w:abstractNumId="19" w15:restartNumberingAfterBreak="0">
     <w:nsid w:val="0F02742C"/>
     <w:multiLevelType w:val="multilevel"/>
     <w:tmpl w:val="404853AE"/>
@@ -19107,7 +20923,7 @@
       </w:rPr>
     </w:lvl>
   </w:abstractNum>
-  <w:abstractNum w:abstractNumId="19" w15:restartNumberingAfterBreak="0">
+  <w:abstractNum w:abstractNumId="20" w15:restartNumberingAfterBreak="0">
     <w:nsid w:val="11297DD4"/>
     <w:multiLevelType w:val="multilevel"/>
     <w:tmpl w:val="F57E8C04"/>
@@ -19256,7 +21072,7 @@
       </w:rPr>
     </w:lvl>
   </w:abstractNum>
-  <w:abstractNum w:abstractNumId="20" w15:restartNumberingAfterBreak="0">
+  <w:abstractNum w:abstractNumId="21" w15:restartNumberingAfterBreak="0">
     <w:nsid w:val="12057602"/>
     <w:multiLevelType w:val="multilevel"/>
     <w:tmpl w:val="F2CAB20C"/>
@@ -19405,7 +21221,7 @@
       </w:rPr>
     </w:lvl>
   </w:abstractNum>
-  <w:abstractNum w:abstractNumId="21" w15:restartNumberingAfterBreak="0">
+  <w:abstractNum w:abstractNumId="22" w15:restartNumberingAfterBreak="0">
     <w:nsid w:val="12352F7B"/>
     <w:multiLevelType w:val="multilevel"/>
     <w:tmpl w:val="7266391E"/>
@@ -19554,7 +21370,7 @@
       </w:rPr>
     </w:lvl>
   </w:abstractNum>
-  <w:abstractNum w:abstractNumId="22" w15:restartNumberingAfterBreak="0">
+  <w:abstractNum w:abstractNumId="23" w15:restartNumberingAfterBreak="0">
     <w:nsid w:val="14083ABB"/>
     <w:multiLevelType w:val="multilevel"/>
     <w:tmpl w:val="BF3CD38C"/>
@@ -19703,7 +21519,7 @@
       </w:rPr>
     </w:lvl>
   </w:abstractNum>
-  <w:abstractNum w:abstractNumId="23" w15:restartNumberingAfterBreak="0">
+  <w:abstractNum w:abstractNumId="24" w15:restartNumberingAfterBreak="0">
     <w:nsid w:val="145232B8"/>
     <w:multiLevelType w:val="multilevel"/>
     <w:tmpl w:val="0B483D34"/>
@@ -19852,7 +21668,7 @@
       </w:rPr>
     </w:lvl>
   </w:abstractNum>
-  <w:abstractNum w:abstractNumId="24" w15:restartNumberingAfterBreak="0">
+  <w:abstractNum w:abstractNumId="25" w15:restartNumberingAfterBreak="0">
     <w:nsid w:val="14F35312"/>
     <w:multiLevelType w:val="multilevel"/>
     <w:tmpl w:val="5B04251C"/>
@@ -20001,7 +21817,7 @@
       </w:rPr>
     </w:lvl>
   </w:abstractNum>
-  <w:abstractNum w:abstractNumId="25" w15:restartNumberingAfterBreak="0">
+  <w:abstractNum w:abstractNumId="26" w15:restartNumberingAfterBreak="0">
     <w:nsid w:val="15325ED9"/>
     <w:multiLevelType w:val="multilevel"/>
     <w:tmpl w:val="E612C8E6"/>
@@ -20150,7 +21966,7 @@
       </w:rPr>
     </w:lvl>
   </w:abstractNum>
-  <w:abstractNum w:abstractNumId="26" w15:restartNumberingAfterBreak="0">
+  <w:abstractNum w:abstractNumId="27" w15:restartNumberingAfterBreak="0">
     <w:nsid w:val="154D54F7"/>
     <w:multiLevelType w:val="multilevel"/>
     <w:tmpl w:val="C15EB78C"/>
@@ -20299,7 +22115,7 @@
       </w:rPr>
     </w:lvl>
   </w:abstractNum>
-  <w:abstractNum w:abstractNumId="27" w15:restartNumberingAfterBreak="0">
+  <w:abstractNum w:abstractNumId="28" w15:restartNumberingAfterBreak="0">
     <w:nsid w:val="16D36171"/>
     <w:multiLevelType w:val="multilevel"/>
     <w:tmpl w:val="13CCC048"/>
@@ -20448,7 +22264,7 @@
       </w:rPr>
     </w:lvl>
   </w:abstractNum>
-  <w:abstractNum w:abstractNumId="28" w15:restartNumberingAfterBreak="0">
+  <w:abstractNum w:abstractNumId="29" w15:restartNumberingAfterBreak="0">
     <w:nsid w:val="17317B18"/>
     <w:multiLevelType w:val="multilevel"/>
     <w:tmpl w:val="3D9E6750"/>
@@ -20597,7 +22413,7 @@
       </w:rPr>
     </w:lvl>
   </w:abstractNum>
-  <w:abstractNum w:abstractNumId="29" w15:restartNumberingAfterBreak="0">
+  <w:abstractNum w:abstractNumId="30" w15:restartNumberingAfterBreak="0">
     <w:nsid w:val="17942D6E"/>
     <w:multiLevelType w:val="multilevel"/>
     <w:tmpl w:val="229C1290"/>
@@ -20746,7 +22562,7 @@
       </w:rPr>
     </w:lvl>
   </w:abstractNum>
-  <w:abstractNum w:abstractNumId="30" w15:restartNumberingAfterBreak="0">
+  <w:abstractNum w:abstractNumId="31" w15:restartNumberingAfterBreak="0">
     <w:nsid w:val="17961AD6"/>
     <w:multiLevelType w:val="multilevel"/>
     <w:tmpl w:val="94E2322C"/>
@@ -20895,7 +22711,7 @@
       </w:rPr>
     </w:lvl>
   </w:abstractNum>
-  <w:abstractNum w:abstractNumId="31" w15:restartNumberingAfterBreak="0">
+  <w:abstractNum w:abstractNumId="32" w15:restartNumberingAfterBreak="0">
     <w:nsid w:val="180830A3"/>
     <w:multiLevelType w:val="multilevel"/>
     <w:tmpl w:val="30B641B0"/>
@@ -21044,7 +22860,7 @@
       </w:rPr>
     </w:lvl>
   </w:abstractNum>
-  <w:abstractNum w:abstractNumId="32" w15:restartNumberingAfterBreak="0">
+  <w:abstractNum w:abstractNumId="33" w15:restartNumberingAfterBreak="0">
     <w:nsid w:val="182737AE"/>
     <w:multiLevelType w:val="multilevel"/>
     <w:tmpl w:val="C040F47A"/>
@@ -21193,7 +23009,7 @@
       </w:rPr>
     </w:lvl>
   </w:abstractNum>
-  <w:abstractNum w:abstractNumId="33" w15:restartNumberingAfterBreak="0">
+  <w:abstractNum w:abstractNumId="34" w15:restartNumberingAfterBreak="0">
     <w:nsid w:val="18412B74"/>
     <w:multiLevelType w:val="multilevel"/>
     <w:tmpl w:val="5CD6EDE4"/>
@@ -21342,7 +23158,7 @@
       </w:rPr>
     </w:lvl>
   </w:abstractNum>
-  <w:abstractNum w:abstractNumId="34" w15:restartNumberingAfterBreak="0">
+  <w:abstractNum w:abstractNumId="35" w15:restartNumberingAfterBreak="0">
     <w:nsid w:val="18AB0123"/>
     <w:multiLevelType w:val="multilevel"/>
     <w:tmpl w:val="80D29788"/>
@@ -21491,7 +23307,7 @@
       </w:rPr>
     </w:lvl>
   </w:abstractNum>
-  <w:abstractNum w:abstractNumId="35" w15:restartNumberingAfterBreak="0">
+  <w:abstractNum w:abstractNumId="36" w15:restartNumberingAfterBreak="0">
     <w:nsid w:val="193820A7"/>
     <w:multiLevelType w:val="multilevel"/>
     <w:tmpl w:val="BEC66322"/>
@@ -21640,7 +23456,7 @@
       </w:rPr>
     </w:lvl>
   </w:abstractNum>
-  <w:abstractNum w:abstractNumId="36" w15:restartNumberingAfterBreak="0">
+  <w:abstractNum w:abstractNumId="37" w15:restartNumberingAfterBreak="0">
     <w:nsid w:val="19883A1C"/>
     <w:multiLevelType w:val="multilevel"/>
     <w:tmpl w:val="16B8D5D0"/>
@@ -21789,7 +23605,7 @@
       </w:rPr>
     </w:lvl>
   </w:abstractNum>
-  <w:abstractNum w:abstractNumId="37" w15:restartNumberingAfterBreak="0">
+  <w:abstractNum w:abstractNumId="38" w15:restartNumberingAfterBreak="0">
     <w:nsid w:val="1D475305"/>
     <w:multiLevelType w:val="multilevel"/>
     <w:tmpl w:val="7A8CD8AE"/>
@@ -21938,7 +23754,7 @@
       </w:rPr>
     </w:lvl>
   </w:abstractNum>
-  <w:abstractNum w:abstractNumId="38" w15:restartNumberingAfterBreak="0">
+  <w:abstractNum w:abstractNumId="39" w15:restartNumberingAfterBreak="0">
     <w:nsid w:val="1E084265"/>
     <w:multiLevelType w:val="multilevel"/>
     <w:tmpl w:val="D2D24CBE"/>
@@ -22087,7 +23903,7 @@
       </w:rPr>
     </w:lvl>
   </w:abstractNum>
-  <w:abstractNum w:abstractNumId="39" w15:restartNumberingAfterBreak="0">
+  <w:abstractNum w:abstractNumId="40" w15:restartNumberingAfterBreak="0">
     <w:nsid w:val="1EB82F85"/>
     <w:multiLevelType w:val="multilevel"/>
     <w:tmpl w:val="64F8EE06"/>
@@ -22236,7 +24052,7 @@
       </w:rPr>
     </w:lvl>
   </w:abstractNum>
-  <w:abstractNum w:abstractNumId="40" w15:restartNumberingAfterBreak="0">
+  <w:abstractNum w:abstractNumId="41" w15:restartNumberingAfterBreak="0">
     <w:nsid w:val="1F390011"/>
     <w:multiLevelType w:val="multilevel"/>
     <w:tmpl w:val="690094C2"/>
@@ -22385,7 +24201,7 @@
       </w:rPr>
     </w:lvl>
   </w:abstractNum>
-  <w:abstractNum w:abstractNumId="41" w15:restartNumberingAfterBreak="0">
+  <w:abstractNum w:abstractNumId="42" w15:restartNumberingAfterBreak="0">
     <w:nsid w:val="1F762981"/>
     <w:multiLevelType w:val="multilevel"/>
     <w:tmpl w:val="DEEA49EC"/>
@@ -22534,7 +24350,305 @@
       </w:rPr>
     </w:lvl>
   </w:abstractNum>
-  <w:abstractNum w:abstractNumId="42" w15:restartNumberingAfterBreak="0">
+  <w:abstractNum w:abstractNumId="43" w15:restartNumberingAfterBreak="0">
+    <w:nsid w:val="213D48E8"/>
+    <w:multiLevelType w:val="multilevel"/>
+    <w:tmpl w:val="6E565410"/>
+    <w:lvl w:ilvl="0">
+      <w:start w:val="1"/>
+      <w:numFmt w:val="bullet"/>
+      <w:lvlText w:val=""/>
+      <w:lvlJc w:val="left"/>
+      <w:pPr>
+        <w:tabs>
+          <w:tab w:val="num" w:pos="720"/>
+        </w:tabs>
+        <w:ind w:left="720" w:hanging="360"/>
+      </w:pPr>
+      <w:rPr>
+        <w:rFonts w:ascii="Symbol" w:hAnsi="Symbol" w:hint="default"/>
+        <w:sz w:val="20"/>
+      </w:rPr>
+    </w:lvl>
+    <w:lvl w:ilvl="1" w:tentative="1">
+      <w:start w:val="1"/>
+      <w:numFmt w:val="bullet"/>
+      <w:lvlText w:val="o"/>
+      <w:lvlJc w:val="left"/>
+      <w:pPr>
+        <w:tabs>
+          <w:tab w:val="num" w:pos="1440"/>
+        </w:tabs>
+        <w:ind w:left="1440" w:hanging="360"/>
+      </w:pPr>
+      <w:rPr>
+        <w:rFonts w:ascii="Courier New" w:hAnsi="Courier New" w:hint="default"/>
+        <w:sz w:val="20"/>
+      </w:rPr>
+    </w:lvl>
+    <w:lvl w:ilvl="2" w:tentative="1">
+      <w:start w:val="1"/>
+      <w:numFmt w:val="bullet"/>
+      <w:lvlText w:val=""/>
+      <w:lvlJc w:val="left"/>
+      <w:pPr>
+        <w:tabs>
+          <w:tab w:val="num" w:pos="2160"/>
+        </w:tabs>
+        <w:ind w:left="2160" w:hanging="360"/>
+      </w:pPr>
+      <w:rPr>
+        <w:rFonts w:ascii="Wingdings" w:hAnsi="Wingdings" w:hint="default"/>
+        <w:sz w:val="20"/>
+      </w:rPr>
+    </w:lvl>
+    <w:lvl w:ilvl="3" w:tentative="1">
+      <w:start w:val="1"/>
+      <w:numFmt w:val="bullet"/>
+      <w:lvlText w:val=""/>
+      <w:lvlJc w:val="left"/>
+      <w:pPr>
+        <w:tabs>
+          <w:tab w:val="num" w:pos="2880"/>
+        </w:tabs>
+        <w:ind w:left="2880" w:hanging="360"/>
+      </w:pPr>
+      <w:rPr>
+        <w:rFonts w:ascii="Wingdings" w:hAnsi="Wingdings" w:hint="default"/>
+        <w:sz w:val="20"/>
+      </w:rPr>
+    </w:lvl>
+    <w:lvl w:ilvl="4" w:tentative="1">
+      <w:start w:val="1"/>
+      <w:numFmt w:val="bullet"/>
+      <w:lvlText w:val=""/>
+      <w:lvlJc w:val="left"/>
+      <w:pPr>
+        <w:tabs>
+          <w:tab w:val="num" w:pos="3600"/>
+        </w:tabs>
+        <w:ind w:left="3600" w:hanging="360"/>
+      </w:pPr>
+      <w:rPr>
+        <w:rFonts w:ascii="Wingdings" w:hAnsi="Wingdings" w:hint="default"/>
+        <w:sz w:val="20"/>
+      </w:rPr>
+    </w:lvl>
+    <w:lvl w:ilvl="5" w:tentative="1">
+      <w:start w:val="1"/>
+      <w:numFmt w:val="bullet"/>
+      <w:lvlText w:val=""/>
+      <w:lvlJc w:val="left"/>
+      <w:pPr>
+        <w:tabs>
+          <w:tab w:val="num" w:pos="4320"/>
+        </w:tabs>
+        <w:ind w:left="4320" w:hanging="360"/>
+      </w:pPr>
+      <w:rPr>
+        <w:rFonts w:ascii="Wingdings" w:hAnsi="Wingdings" w:hint="default"/>
+        <w:sz w:val="20"/>
+      </w:rPr>
+    </w:lvl>
+    <w:lvl w:ilvl="6" w:tentative="1">
+      <w:start w:val="1"/>
+      <w:numFmt w:val="bullet"/>
+      <w:lvlText w:val=""/>
+      <w:lvlJc w:val="left"/>
+      <w:pPr>
+        <w:tabs>
+          <w:tab w:val="num" w:pos="5040"/>
+        </w:tabs>
+        <w:ind w:left="5040" w:hanging="360"/>
+      </w:pPr>
+      <w:rPr>
+        <w:rFonts w:ascii="Wingdings" w:hAnsi="Wingdings" w:hint="default"/>
+        <w:sz w:val="20"/>
+      </w:rPr>
+    </w:lvl>
+    <w:lvl w:ilvl="7" w:tentative="1">
+      <w:start w:val="1"/>
+      <w:numFmt w:val="bullet"/>
+      <w:lvlText w:val=""/>
+      <w:lvlJc w:val="left"/>
+      <w:pPr>
+        <w:tabs>
+          <w:tab w:val="num" w:pos="5760"/>
+        </w:tabs>
+        <w:ind w:left="5760" w:hanging="360"/>
+      </w:pPr>
+      <w:rPr>
+        <w:rFonts w:ascii="Wingdings" w:hAnsi="Wingdings" w:hint="default"/>
+        <w:sz w:val="20"/>
+      </w:rPr>
+    </w:lvl>
+    <w:lvl w:ilvl="8" w:tentative="1">
+      <w:start w:val="1"/>
+      <w:numFmt w:val="bullet"/>
+      <w:lvlText w:val=""/>
+      <w:lvlJc w:val="left"/>
+      <w:pPr>
+        <w:tabs>
+          <w:tab w:val="num" w:pos="6480"/>
+        </w:tabs>
+        <w:ind w:left="6480" w:hanging="360"/>
+      </w:pPr>
+      <w:rPr>
+        <w:rFonts w:ascii="Wingdings" w:hAnsi="Wingdings" w:hint="default"/>
+        <w:sz w:val="20"/>
+      </w:rPr>
+    </w:lvl>
+  </w:abstractNum>
+  <w:abstractNum w:abstractNumId="44" w15:restartNumberingAfterBreak="0">
+    <w:nsid w:val="21876F38"/>
+    <w:multiLevelType w:val="multilevel"/>
+    <w:tmpl w:val="2C843E96"/>
+    <w:lvl w:ilvl="0">
+      <w:start w:val="1"/>
+      <w:numFmt w:val="bullet"/>
+      <w:lvlText w:val=""/>
+      <w:lvlJc w:val="left"/>
+      <w:pPr>
+        <w:tabs>
+          <w:tab w:val="num" w:pos="720"/>
+        </w:tabs>
+        <w:ind w:left="720" w:hanging="360"/>
+      </w:pPr>
+      <w:rPr>
+        <w:rFonts w:ascii="Symbol" w:hAnsi="Symbol" w:hint="default"/>
+        <w:sz w:val="20"/>
+      </w:rPr>
+    </w:lvl>
+    <w:lvl w:ilvl="1" w:tentative="1">
+      <w:start w:val="1"/>
+      <w:numFmt w:val="bullet"/>
+      <w:lvlText w:val="o"/>
+      <w:lvlJc w:val="left"/>
+      <w:pPr>
+        <w:tabs>
+          <w:tab w:val="num" w:pos="1440"/>
+        </w:tabs>
+        <w:ind w:left="1440" w:hanging="360"/>
+      </w:pPr>
+      <w:rPr>
+        <w:rFonts w:ascii="Courier New" w:hAnsi="Courier New" w:hint="default"/>
+        <w:sz w:val="20"/>
+      </w:rPr>
+    </w:lvl>
+    <w:lvl w:ilvl="2" w:tentative="1">
+      <w:start w:val="1"/>
+      <w:numFmt w:val="bullet"/>
+      <w:lvlText w:val=""/>
+      <w:lvlJc w:val="left"/>
+      <w:pPr>
+        <w:tabs>
+          <w:tab w:val="num" w:pos="2160"/>
+        </w:tabs>
+        <w:ind w:left="2160" w:hanging="360"/>
+      </w:pPr>
+      <w:rPr>
+        <w:rFonts w:ascii="Wingdings" w:hAnsi="Wingdings" w:hint="default"/>
+        <w:sz w:val="20"/>
+      </w:rPr>
+    </w:lvl>
+    <w:lvl w:ilvl="3" w:tentative="1">
+      <w:start w:val="1"/>
+      <w:numFmt w:val="bullet"/>
+      <w:lvlText w:val=""/>
+      <w:lvlJc w:val="left"/>
+      <w:pPr>
+        <w:tabs>
+          <w:tab w:val="num" w:pos="2880"/>
+        </w:tabs>
+        <w:ind w:left="2880" w:hanging="360"/>
+      </w:pPr>
+      <w:rPr>
+        <w:rFonts w:ascii="Wingdings" w:hAnsi="Wingdings" w:hint="default"/>
+        <w:sz w:val="20"/>
+      </w:rPr>
+    </w:lvl>
+    <w:lvl w:ilvl="4" w:tentative="1">
+      <w:start w:val="1"/>
+      <w:numFmt w:val="bullet"/>
+      <w:lvlText w:val=""/>
+      <w:lvlJc w:val="left"/>
+      <w:pPr>
+        <w:tabs>
+          <w:tab w:val="num" w:pos="3600"/>
+        </w:tabs>
+        <w:ind w:left="3600" w:hanging="360"/>
+      </w:pPr>
+      <w:rPr>
+        <w:rFonts w:ascii="Wingdings" w:hAnsi="Wingdings" w:hint="default"/>
+        <w:sz w:val="20"/>
+      </w:rPr>
+    </w:lvl>
+    <w:lvl w:ilvl="5" w:tentative="1">
+      <w:start w:val="1"/>
+      <w:numFmt w:val="bullet"/>
+      <w:lvlText w:val=""/>
+      <w:lvlJc w:val="left"/>
+      <w:pPr>
+        <w:tabs>
+          <w:tab w:val="num" w:pos="4320"/>
+        </w:tabs>
+        <w:ind w:left="4320" w:hanging="360"/>
+      </w:pPr>
+      <w:rPr>
+        <w:rFonts w:ascii="Wingdings" w:hAnsi="Wingdings" w:hint="default"/>
+        <w:sz w:val="20"/>
+      </w:rPr>
+    </w:lvl>
+    <w:lvl w:ilvl="6" w:tentative="1">
+      <w:start w:val="1"/>
+      <w:numFmt w:val="bullet"/>
+      <w:lvlText w:val=""/>
+      <w:lvlJc w:val="left"/>
+      <w:pPr>
+        <w:tabs>
+          <w:tab w:val="num" w:pos="5040"/>
+        </w:tabs>
+        <w:ind w:left="5040" w:hanging="360"/>
+      </w:pPr>
+      <w:rPr>
+        <w:rFonts w:ascii="Wingdings" w:hAnsi="Wingdings" w:hint="default"/>
+        <w:sz w:val="20"/>
+      </w:rPr>
+    </w:lvl>
+    <w:lvl w:ilvl="7" w:tentative="1">
+      <w:start w:val="1"/>
+      <w:numFmt w:val="bullet"/>
+      <w:lvlText w:val=""/>
+      <w:lvlJc w:val="left"/>
+      <w:pPr>
+        <w:tabs>
+          <w:tab w:val="num" w:pos="5760"/>
+        </w:tabs>
+        <w:ind w:left="5760" w:hanging="360"/>
+      </w:pPr>
+      <w:rPr>
+        <w:rFonts w:ascii="Wingdings" w:hAnsi="Wingdings" w:hint="default"/>
+        <w:sz w:val="20"/>
+      </w:rPr>
+    </w:lvl>
+    <w:lvl w:ilvl="8" w:tentative="1">
+      <w:start w:val="1"/>
+      <w:numFmt w:val="bullet"/>
+      <w:lvlText w:val=""/>
+      <w:lvlJc w:val="left"/>
+      <w:pPr>
+        <w:tabs>
+          <w:tab w:val="num" w:pos="6480"/>
+        </w:tabs>
+        <w:ind w:left="6480" w:hanging="360"/>
+      </w:pPr>
+      <w:rPr>
+        <w:rFonts w:ascii="Wingdings" w:hAnsi="Wingdings" w:hint="default"/>
+        <w:sz w:val="20"/>
+      </w:rPr>
+    </w:lvl>
+  </w:abstractNum>
+  <w:abstractNum w:abstractNumId="45" w15:restartNumberingAfterBreak="0">
     <w:nsid w:val="21F57165"/>
     <w:multiLevelType w:val="multilevel"/>
     <w:tmpl w:val="25E08654"/>
@@ -22683,7 +24797,7 @@
       </w:rPr>
     </w:lvl>
   </w:abstractNum>
-  <w:abstractNum w:abstractNumId="43" w15:restartNumberingAfterBreak="0">
+  <w:abstractNum w:abstractNumId="46" w15:restartNumberingAfterBreak="0">
     <w:nsid w:val="229F537E"/>
     <w:multiLevelType w:val="multilevel"/>
     <w:tmpl w:val="9C82D6BC"/>
@@ -22832,7 +24946,7 @@
       </w:rPr>
     </w:lvl>
   </w:abstractNum>
-  <w:abstractNum w:abstractNumId="44" w15:restartNumberingAfterBreak="0">
+  <w:abstractNum w:abstractNumId="47" w15:restartNumberingAfterBreak="0">
     <w:nsid w:val="2396747E"/>
     <w:multiLevelType w:val="multilevel"/>
     <w:tmpl w:val="9A5E8072"/>
@@ -22981,7 +25095,7 @@
       </w:rPr>
     </w:lvl>
   </w:abstractNum>
-  <w:abstractNum w:abstractNumId="45" w15:restartNumberingAfterBreak="0">
+  <w:abstractNum w:abstractNumId="48" w15:restartNumberingAfterBreak="0">
     <w:nsid w:val="264672AC"/>
     <w:multiLevelType w:val="multilevel"/>
     <w:tmpl w:val="E30E28EC"/>
@@ -23130,7 +25244,7 @@
       </w:rPr>
     </w:lvl>
   </w:abstractNum>
-  <w:abstractNum w:abstractNumId="46" w15:restartNumberingAfterBreak="0">
+  <w:abstractNum w:abstractNumId="49" w15:restartNumberingAfterBreak="0">
     <w:nsid w:val="28767852"/>
     <w:multiLevelType w:val="multilevel"/>
     <w:tmpl w:val="82A0D3C2"/>
@@ -23275,7 +25389,7 @@
       </w:rPr>
     </w:lvl>
   </w:abstractNum>
-  <w:abstractNum w:abstractNumId="47" w15:restartNumberingAfterBreak="0">
+  <w:abstractNum w:abstractNumId="50" w15:restartNumberingAfterBreak="0">
     <w:nsid w:val="293805C8"/>
     <w:multiLevelType w:val="multilevel"/>
     <w:tmpl w:val="D152CB16"/>
@@ -23424,7 +25538,7 @@
       </w:rPr>
     </w:lvl>
   </w:abstractNum>
-  <w:abstractNum w:abstractNumId="48" w15:restartNumberingAfterBreak="0">
+  <w:abstractNum w:abstractNumId="51" w15:restartNumberingAfterBreak="0">
     <w:nsid w:val="294D27A8"/>
     <w:multiLevelType w:val="multilevel"/>
     <w:tmpl w:val="05D04F76"/>
@@ -23573,7 +25687,7 @@
       </w:rPr>
     </w:lvl>
   </w:abstractNum>
-  <w:abstractNum w:abstractNumId="49" w15:restartNumberingAfterBreak="0">
+  <w:abstractNum w:abstractNumId="52" w15:restartNumberingAfterBreak="0">
     <w:nsid w:val="298F7B3A"/>
     <w:multiLevelType w:val="multilevel"/>
     <w:tmpl w:val="4BCC2B1E"/>
@@ -23722,7 +25836,7 @@
       </w:rPr>
     </w:lvl>
   </w:abstractNum>
-  <w:abstractNum w:abstractNumId="50" w15:restartNumberingAfterBreak="0">
+  <w:abstractNum w:abstractNumId="53" w15:restartNumberingAfterBreak="0">
     <w:nsid w:val="2A3B4959"/>
     <w:multiLevelType w:val="multilevel"/>
     <w:tmpl w:val="622C8920"/>
@@ -23871,7 +25985,7 @@
       </w:rPr>
     </w:lvl>
   </w:abstractNum>
-  <w:abstractNum w:abstractNumId="51" w15:restartNumberingAfterBreak="0">
+  <w:abstractNum w:abstractNumId="54" w15:restartNumberingAfterBreak="0">
     <w:nsid w:val="2A5701E9"/>
     <w:multiLevelType w:val="multilevel"/>
     <w:tmpl w:val="C9566B6C"/>
@@ -24020,7 +26134,7 @@
       </w:rPr>
     </w:lvl>
   </w:abstractNum>
-  <w:abstractNum w:abstractNumId="52" w15:restartNumberingAfterBreak="0">
+  <w:abstractNum w:abstractNumId="55" w15:restartNumberingAfterBreak="0">
     <w:nsid w:val="2ABB0C22"/>
     <w:multiLevelType w:val="multilevel"/>
     <w:tmpl w:val="69AAF502"/>
@@ -24169,7 +26283,7 @@
       </w:rPr>
     </w:lvl>
   </w:abstractNum>
-  <w:abstractNum w:abstractNumId="53" w15:restartNumberingAfterBreak="0">
+  <w:abstractNum w:abstractNumId="56" w15:restartNumberingAfterBreak="0">
     <w:nsid w:val="30764ED6"/>
     <w:multiLevelType w:val="multilevel"/>
     <w:tmpl w:val="6FD80F48"/>
@@ -24318,7 +26432,7 @@
       </w:rPr>
     </w:lvl>
   </w:abstractNum>
-  <w:abstractNum w:abstractNumId="54" w15:restartNumberingAfterBreak="0">
+  <w:abstractNum w:abstractNumId="57" w15:restartNumberingAfterBreak="0">
     <w:nsid w:val="30D0644F"/>
     <w:multiLevelType w:val="multilevel"/>
     <w:tmpl w:val="013CAF48"/>
@@ -24467,7 +26581,156 @@
       </w:rPr>
     </w:lvl>
   </w:abstractNum>
-  <w:abstractNum w:abstractNumId="55" w15:restartNumberingAfterBreak="0">
+  <w:abstractNum w:abstractNumId="58" w15:restartNumberingAfterBreak="0">
+    <w:nsid w:val="31745E7E"/>
+    <w:multiLevelType w:val="multilevel"/>
+    <w:tmpl w:val="C88E890E"/>
+    <w:lvl w:ilvl="0">
+      <w:start w:val="1"/>
+      <w:numFmt w:val="bullet"/>
+      <w:lvlText w:val=""/>
+      <w:lvlJc w:val="left"/>
+      <w:pPr>
+        <w:tabs>
+          <w:tab w:val="num" w:pos="720"/>
+        </w:tabs>
+        <w:ind w:left="720" w:hanging="360"/>
+      </w:pPr>
+      <w:rPr>
+        <w:rFonts w:ascii="Symbol" w:hAnsi="Symbol" w:hint="default"/>
+        <w:sz w:val="20"/>
+      </w:rPr>
+    </w:lvl>
+    <w:lvl w:ilvl="1" w:tentative="1">
+      <w:start w:val="1"/>
+      <w:numFmt w:val="bullet"/>
+      <w:lvlText w:val="o"/>
+      <w:lvlJc w:val="left"/>
+      <w:pPr>
+        <w:tabs>
+          <w:tab w:val="num" w:pos="1440"/>
+        </w:tabs>
+        <w:ind w:left="1440" w:hanging="360"/>
+      </w:pPr>
+      <w:rPr>
+        <w:rFonts w:ascii="Courier New" w:hAnsi="Courier New" w:hint="default"/>
+        <w:sz w:val="20"/>
+      </w:rPr>
+    </w:lvl>
+    <w:lvl w:ilvl="2" w:tentative="1">
+      <w:start w:val="1"/>
+      <w:numFmt w:val="bullet"/>
+      <w:lvlText w:val=""/>
+      <w:lvlJc w:val="left"/>
+      <w:pPr>
+        <w:tabs>
+          <w:tab w:val="num" w:pos="2160"/>
+        </w:tabs>
+        <w:ind w:left="2160" w:hanging="360"/>
+      </w:pPr>
+      <w:rPr>
+        <w:rFonts w:ascii="Wingdings" w:hAnsi="Wingdings" w:hint="default"/>
+        <w:sz w:val="20"/>
+      </w:rPr>
+    </w:lvl>
+    <w:lvl w:ilvl="3" w:tentative="1">
+      <w:start w:val="1"/>
+      <w:numFmt w:val="bullet"/>
+      <w:lvlText w:val=""/>
+      <w:lvlJc w:val="left"/>
+      <w:pPr>
+        <w:tabs>
+          <w:tab w:val="num" w:pos="2880"/>
+        </w:tabs>
+        <w:ind w:left="2880" w:hanging="360"/>
+      </w:pPr>
+      <w:rPr>
+        <w:rFonts w:ascii="Wingdings" w:hAnsi="Wingdings" w:hint="default"/>
+        <w:sz w:val="20"/>
+      </w:rPr>
+    </w:lvl>
+    <w:lvl w:ilvl="4" w:tentative="1">
+      <w:start w:val="1"/>
+      <w:numFmt w:val="bullet"/>
+      <w:lvlText w:val=""/>
+      <w:lvlJc w:val="left"/>
+      <w:pPr>
+        <w:tabs>
+          <w:tab w:val="num" w:pos="3600"/>
+        </w:tabs>
+        <w:ind w:left="3600" w:hanging="360"/>
+      </w:pPr>
+      <w:rPr>
+        <w:rFonts w:ascii="Wingdings" w:hAnsi="Wingdings" w:hint="default"/>
+        <w:sz w:val="20"/>
+      </w:rPr>
+    </w:lvl>
+    <w:lvl w:ilvl="5" w:tentative="1">
+      <w:start w:val="1"/>
+      <w:numFmt w:val="bullet"/>
+      <w:lvlText w:val=""/>
+      <w:lvlJc w:val="left"/>
+      <w:pPr>
+        <w:tabs>
+          <w:tab w:val="num" w:pos="4320"/>
+        </w:tabs>
+        <w:ind w:left="4320" w:hanging="360"/>
+      </w:pPr>
+      <w:rPr>
+        <w:rFonts w:ascii="Wingdings" w:hAnsi="Wingdings" w:hint="default"/>
+        <w:sz w:val="20"/>
+      </w:rPr>
+    </w:lvl>
+    <w:lvl w:ilvl="6" w:tentative="1">
+      <w:start w:val="1"/>
+      <w:numFmt w:val="bullet"/>
+      <w:lvlText w:val=""/>
+      <w:lvlJc w:val="left"/>
+      <w:pPr>
+        <w:tabs>
+          <w:tab w:val="num" w:pos="5040"/>
+        </w:tabs>
+        <w:ind w:left="5040" w:hanging="360"/>
+      </w:pPr>
+      <w:rPr>
+        <w:rFonts w:ascii="Wingdings" w:hAnsi="Wingdings" w:hint="default"/>
+        <w:sz w:val="20"/>
+      </w:rPr>
+    </w:lvl>
+    <w:lvl w:ilvl="7" w:tentative="1">
+      <w:start w:val="1"/>
+      <w:numFmt w:val="bullet"/>
+      <w:lvlText w:val=""/>
+      <w:lvlJc w:val="left"/>
+      <w:pPr>
+        <w:tabs>
+          <w:tab w:val="num" w:pos="5760"/>
+        </w:tabs>
+        <w:ind w:left="5760" w:hanging="360"/>
+      </w:pPr>
+      <w:rPr>
+        <w:rFonts w:ascii="Wingdings" w:hAnsi="Wingdings" w:hint="default"/>
+        <w:sz w:val="20"/>
+      </w:rPr>
+    </w:lvl>
+    <w:lvl w:ilvl="8" w:tentative="1">
+      <w:start w:val="1"/>
+      <w:numFmt w:val="bullet"/>
+      <w:lvlText w:val=""/>
+      <w:lvlJc w:val="left"/>
+      <w:pPr>
+        <w:tabs>
+          <w:tab w:val="num" w:pos="6480"/>
+        </w:tabs>
+        <w:ind w:left="6480" w:hanging="360"/>
+      </w:pPr>
+      <w:rPr>
+        <w:rFonts w:ascii="Wingdings" w:hAnsi="Wingdings" w:hint="default"/>
+        <w:sz w:val="20"/>
+      </w:rPr>
+    </w:lvl>
+  </w:abstractNum>
+  <w:abstractNum w:abstractNumId="59" w15:restartNumberingAfterBreak="0">
     <w:nsid w:val="31C22760"/>
     <w:multiLevelType w:val="multilevel"/>
     <w:tmpl w:val="9F6EEF10"/>
@@ -24616,7 +26879,7 @@
       </w:rPr>
     </w:lvl>
   </w:abstractNum>
-  <w:abstractNum w:abstractNumId="56" w15:restartNumberingAfterBreak="0">
+  <w:abstractNum w:abstractNumId="60" w15:restartNumberingAfterBreak="0">
     <w:nsid w:val="33073F3A"/>
     <w:multiLevelType w:val="multilevel"/>
     <w:tmpl w:val="CFE6252A"/>
@@ -24765,7 +27028,7 @@
       </w:rPr>
     </w:lvl>
   </w:abstractNum>
-  <w:abstractNum w:abstractNumId="57" w15:restartNumberingAfterBreak="0">
+  <w:abstractNum w:abstractNumId="61" w15:restartNumberingAfterBreak="0">
     <w:nsid w:val="337C62EB"/>
     <w:multiLevelType w:val="multilevel"/>
     <w:tmpl w:val="34702C94"/>
@@ -24914,7 +27177,7 @@
       </w:rPr>
     </w:lvl>
   </w:abstractNum>
-  <w:abstractNum w:abstractNumId="58" w15:restartNumberingAfterBreak="0">
+  <w:abstractNum w:abstractNumId="62" w15:restartNumberingAfterBreak="0">
     <w:nsid w:val="344F6588"/>
     <w:multiLevelType w:val="multilevel"/>
     <w:tmpl w:val="DF1CFA90"/>
@@ -25063,7 +27326,7 @@
       </w:rPr>
     </w:lvl>
   </w:abstractNum>
-  <w:abstractNum w:abstractNumId="59" w15:restartNumberingAfterBreak="0">
+  <w:abstractNum w:abstractNumId="63" w15:restartNumberingAfterBreak="0">
     <w:nsid w:val="34A96D28"/>
     <w:multiLevelType w:val="multilevel"/>
     <w:tmpl w:val="DF6CBF24"/>
@@ -25212,7 +27475,7 @@
       </w:rPr>
     </w:lvl>
   </w:abstractNum>
-  <w:abstractNum w:abstractNumId="60" w15:restartNumberingAfterBreak="0">
+  <w:abstractNum w:abstractNumId="64" w15:restartNumberingAfterBreak="0">
     <w:nsid w:val="359710BE"/>
     <w:multiLevelType w:val="multilevel"/>
     <w:tmpl w:val="DE76FE8C"/>
@@ -25361,7 +27624,7 @@
       </w:rPr>
     </w:lvl>
   </w:abstractNum>
-  <w:abstractNum w:abstractNumId="61" w15:restartNumberingAfterBreak="0">
+  <w:abstractNum w:abstractNumId="65" w15:restartNumberingAfterBreak="0">
     <w:nsid w:val="377014BD"/>
     <w:multiLevelType w:val="multilevel"/>
     <w:tmpl w:val="96F01834"/>
@@ -25510,7 +27773,7 @@
       </w:rPr>
     </w:lvl>
   </w:abstractNum>
-  <w:abstractNum w:abstractNumId="62" w15:restartNumberingAfterBreak="0">
+  <w:abstractNum w:abstractNumId="66" w15:restartNumberingAfterBreak="0">
     <w:nsid w:val="384C78CB"/>
     <w:multiLevelType w:val="multilevel"/>
     <w:tmpl w:val="97F4DDCA"/>
@@ -25601,7 +27864,7 @@
       </w:pPr>
     </w:lvl>
   </w:abstractNum>
-  <w:abstractNum w:abstractNumId="63" w15:restartNumberingAfterBreak="0">
+  <w:abstractNum w:abstractNumId="67" w15:restartNumberingAfterBreak="0">
     <w:nsid w:val="394E26E4"/>
     <w:multiLevelType w:val="multilevel"/>
     <w:tmpl w:val="74D817EC"/>
@@ -25750,7 +28013,7 @@
       </w:rPr>
     </w:lvl>
   </w:abstractNum>
-  <w:abstractNum w:abstractNumId="64" w15:restartNumberingAfterBreak="0">
+  <w:abstractNum w:abstractNumId="68" w15:restartNumberingAfterBreak="0">
     <w:nsid w:val="3A7962A8"/>
     <w:multiLevelType w:val="multilevel"/>
     <w:tmpl w:val="2DB4CA40"/>
@@ -25899,7 +28162,7 @@
       </w:rPr>
     </w:lvl>
   </w:abstractNum>
-  <w:abstractNum w:abstractNumId="65" w15:restartNumberingAfterBreak="0">
+  <w:abstractNum w:abstractNumId="69" w15:restartNumberingAfterBreak="0">
     <w:nsid w:val="3B543BA4"/>
     <w:multiLevelType w:val="multilevel"/>
     <w:tmpl w:val="AB08E5F8"/>
@@ -26048,7 +28311,7 @@
       </w:rPr>
     </w:lvl>
   </w:abstractNum>
-  <w:abstractNum w:abstractNumId="66" w15:restartNumberingAfterBreak="0">
+  <w:abstractNum w:abstractNumId="70" w15:restartNumberingAfterBreak="0">
     <w:nsid w:val="3C0C5227"/>
     <w:multiLevelType w:val="multilevel"/>
     <w:tmpl w:val="F474C52A"/>
@@ -26197,7 +28460,7 @@
       </w:rPr>
     </w:lvl>
   </w:abstractNum>
-  <w:abstractNum w:abstractNumId="67" w15:restartNumberingAfterBreak="0">
+  <w:abstractNum w:abstractNumId="71" w15:restartNumberingAfterBreak="0">
     <w:nsid w:val="3C106C8E"/>
     <w:multiLevelType w:val="multilevel"/>
     <w:tmpl w:val="BF686D0E"/>
@@ -26346,7 +28609,7 @@
       </w:rPr>
     </w:lvl>
   </w:abstractNum>
-  <w:abstractNum w:abstractNumId="68" w15:restartNumberingAfterBreak="0">
+  <w:abstractNum w:abstractNumId="72" w15:restartNumberingAfterBreak="0">
     <w:nsid w:val="3C791D66"/>
     <w:multiLevelType w:val="multilevel"/>
     <w:tmpl w:val="382AFA3E"/>
@@ -26495,7 +28758,7 @@
       </w:rPr>
     </w:lvl>
   </w:abstractNum>
-  <w:abstractNum w:abstractNumId="69" w15:restartNumberingAfterBreak="0">
+  <w:abstractNum w:abstractNumId="73" w15:restartNumberingAfterBreak="0">
     <w:nsid w:val="3CBC48B3"/>
     <w:multiLevelType w:val="multilevel"/>
     <w:tmpl w:val="8424BE52"/>
@@ -26644,7 +28907,7 @@
       </w:rPr>
     </w:lvl>
   </w:abstractNum>
-  <w:abstractNum w:abstractNumId="70" w15:restartNumberingAfterBreak="0">
+  <w:abstractNum w:abstractNumId="74" w15:restartNumberingAfterBreak="0">
     <w:nsid w:val="3DE83BB5"/>
     <w:multiLevelType w:val="multilevel"/>
     <w:tmpl w:val="8F16D3CA"/>
@@ -26793,7 +29056,7 @@
       </w:rPr>
     </w:lvl>
   </w:abstractNum>
-  <w:abstractNum w:abstractNumId="71" w15:restartNumberingAfterBreak="0">
+  <w:abstractNum w:abstractNumId="75" w15:restartNumberingAfterBreak="0">
     <w:nsid w:val="3E643C93"/>
     <w:multiLevelType w:val="multilevel"/>
     <w:tmpl w:val="3E268ACE"/>
@@ -26942,7 +29205,7 @@
       </w:rPr>
     </w:lvl>
   </w:abstractNum>
-  <w:abstractNum w:abstractNumId="72" w15:restartNumberingAfterBreak="0">
+  <w:abstractNum w:abstractNumId="76" w15:restartNumberingAfterBreak="0">
     <w:nsid w:val="3FA15766"/>
     <w:multiLevelType w:val="multilevel"/>
     <w:tmpl w:val="64EC31D2"/>
@@ -27091,7 +29354,7 @@
       </w:rPr>
     </w:lvl>
   </w:abstractNum>
-  <w:abstractNum w:abstractNumId="73" w15:restartNumberingAfterBreak="0">
+  <w:abstractNum w:abstractNumId="77" w15:restartNumberingAfterBreak="0">
     <w:nsid w:val="411214B0"/>
     <w:multiLevelType w:val="multilevel"/>
     <w:tmpl w:val="9BACA34A"/>
@@ -27240,7 +29503,156 @@
       </w:rPr>
     </w:lvl>
   </w:abstractNum>
-  <w:abstractNum w:abstractNumId="74" w15:restartNumberingAfterBreak="0">
+  <w:abstractNum w:abstractNumId="78" w15:restartNumberingAfterBreak="0">
+    <w:nsid w:val="432C3845"/>
+    <w:multiLevelType w:val="multilevel"/>
+    <w:tmpl w:val="DCEAADA4"/>
+    <w:lvl w:ilvl="0">
+      <w:start w:val="1"/>
+      <w:numFmt w:val="bullet"/>
+      <w:lvlText w:val=""/>
+      <w:lvlJc w:val="left"/>
+      <w:pPr>
+        <w:tabs>
+          <w:tab w:val="num" w:pos="720"/>
+        </w:tabs>
+        <w:ind w:left="720" w:hanging="360"/>
+      </w:pPr>
+      <w:rPr>
+        <w:rFonts w:ascii="Symbol" w:hAnsi="Symbol" w:hint="default"/>
+        <w:sz w:val="20"/>
+      </w:rPr>
+    </w:lvl>
+    <w:lvl w:ilvl="1" w:tentative="1">
+      <w:start w:val="1"/>
+      <w:numFmt w:val="bullet"/>
+      <w:lvlText w:val="o"/>
+      <w:lvlJc w:val="left"/>
+      <w:pPr>
+        <w:tabs>
+          <w:tab w:val="num" w:pos="1440"/>
+        </w:tabs>
+        <w:ind w:left="1440" w:hanging="360"/>
+      </w:pPr>
+      <w:rPr>
+        <w:rFonts w:ascii="Courier New" w:hAnsi="Courier New" w:hint="default"/>
+        <w:sz w:val="20"/>
+      </w:rPr>
+    </w:lvl>
+    <w:lvl w:ilvl="2" w:tentative="1">
+      <w:start w:val="1"/>
+      <w:numFmt w:val="bullet"/>
+      <w:lvlText w:val=""/>
+      <w:lvlJc w:val="left"/>
+      <w:pPr>
+        <w:tabs>
+          <w:tab w:val="num" w:pos="2160"/>
+        </w:tabs>
+        <w:ind w:left="2160" w:hanging="360"/>
+      </w:pPr>
+      <w:rPr>
+        <w:rFonts w:ascii="Wingdings" w:hAnsi="Wingdings" w:hint="default"/>
+        <w:sz w:val="20"/>
+      </w:rPr>
+    </w:lvl>
+    <w:lvl w:ilvl="3" w:tentative="1">
+      <w:start w:val="1"/>
+      <w:numFmt w:val="bullet"/>
+      <w:lvlText w:val=""/>
+      <w:lvlJc w:val="left"/>
+      <w:pPr>
+        <w:tabs>
+          <w:tab w:val="num" w:pos="2880"/>
+        </w:tabs>
+        <w:ind w:left="2880" w:hanging="360"/>
+      </w:pPr>
+      <w:rPr>
+        <w:rFonts w:ascii="Wingdings" w:hAnsi="Wingdings" w:hint="default"/>
+        <w:sz w:val="20"/>
+      </w:rPr>
+    </w:lvl>
+    <w:lvl w:ilvl="4" w:tentative="1">
+      <w:start w:val="1"/>
+      <w:numFmt w:val="bullet"/>
+      <w:lvlText w:val=""/>
+      <w:lvlJc w:val="left"/>
+      <w:pPr>
+        <w:tabs>
+          <w:tab w:val="num" w:pos="3600"/>
+        </w:tabs>
+        <w:ind w:left="3600" w:hanging="360"/>
+      </w:pPr>
+      <w:rPr>
+        <w:rFonts w:ascii="Wingdings" w:hAnsi="Wingdings" w:hint="default"/>
+        <w:sz w:val="20"/>
+      </w:rPr>
+    </w:lvl>
+    <w:lvl w:ilvl="5" w:tentative="1">
+      <w:start w:val="1"/>
+      <w:numFmt w:val="bullet"/>
+      <w:lvlText w:val=""/>
+      <w:lvlJc w:val="left"/>
+      <w:pPr>
+        <w:tabs>
+          <w:tab w:val="num" w:pos="4320"/>
+        </w:tabs>
+        <w:ind w:left="4320" w:hanging="360"/>
+      </w:pPr>
+      <w:rPr>
+        <w:rFonts w:ascii="Wingdings" w:hAnsi="Wingdings" w:hint="default"/>
+        <w:sz w:val="20"/>
+      </w:rPr>
+    </w:lvl>
+    <w:lvl w:ilvl="6" w:tentative="1">
+      <w:start w:val="1"/>
+      <w:numFmt w:val="bullet"/>
+      <w:lvlText w:val=""/>
+      <w:lvlJc w:val="left"/>
+      <w:pPr>
+        <w:tabs>
+          <w:tab w:val="num" w:pos="5040"/>
+        </w:tabs>
+        <w:ind w:left="5040" w:hanging="360"/>
+      </w:pPr>
+      <w:rPr>
+        <w:rFonts w:ascii="Wingdings" w:hAnsi="Wingdings" w:hint="default"/>
+        <w:sz w:val="20"/>
+      </w:rPr>
+    </w:lvl>
+    <w:lvl w:ilvl="7" w:tentative="1">
+      <w:start w:val="1"/>
+      <w:numFmt w:val="bullet"/>
+      <w:lvlText w:val=""/>
+      <w:lvlJc w:val="left"/>
+      <w:pPr>
+        <w:tabs>
+          <w:tab w:val="num" w:pos="5760"/>
+        </w:tabs>
+        <w:ind w:left="5760" w:hanging="360"/>
+      </w:pPr>
+      <w:rPr>
+        <w:rFonts w:ascii="Wingdings" w:hAnsi="Wingdings" w:hint="default"/>
+        <w:sz w:val="20"/>
+      </w:rPr>
+    </w:lvl>
+    <w:lvl w:ilvl="8" w:tentative="1">
+      <w:start w:val="1"/>
+      <w:numFmt w:val="bullet"/>
+      <w:lvlText w:val=""/>
+      <w:lvlJc w:val="left"/>
+      <w:pPr>
+        <w:tabs>
+          <w:tab w:val="num" w:pos="6480"/>
+        </w:tabs>
+        <w:ind w:left="6480" w:hanging="360"/>
+      </w:pPr>
+      <w:rPr>
+        <w:rFonts w:ascii="Wingdings" w:hAnsi="Wingdings" w:hint="default"/>
+        <w:sz w:val="20"/>
+      </w:rPr>
+    </w:lvl>
+  </w:abstractNum>
+  <w:abstractNum w:abstractNumId="79" w15:restartNumberingAfterBreak="0">
     <w:nsid w:val="438B7DE7"/>
     <w:multiLevelType w:val="multilevel"/>
     <w:tmpl w:val="A3BCE65A"/>
@@ -27389,7 +29801,7 @@
       </w:rPr>
     </w:lvl>
   </w:abstractNum>
-  <w:abstractNum w:abstractNumId="75" w15:restartNumberingAfterBreak="0">
+  <w:abstractNum w:abstractNumId="80" w15:restartNumberingAfterBreak="0">
     <w:nsid w:val="44523335"/>
     <w:multiLevelType w:val="multilevel"/>
     <w:tmpl w:val="75A25D36"/>
@@ -27538,7 +29950,305 @@
       </w:rPr>
     </w:lvl>
   </w:abstractNum>
-  <w:abstractNum w:abstractNumId="76" w15:restartNumberingAfterBreak="0">
+  <w:abstractNum w:abstractNumId="81" w15:restartNumberingAfterBreak="0">
+    <w:nsid w:val="45ED6939"/>
+    <w:multiLevelType w:val="multilevel"/>
+    <w:tmpl w:val="186AEF56"/>
+    <w:lvl w:ilvl="0">
+      <w:start w:val="1"/>
+      <w:numFmt w:val="bullet"/>
+      <w:lvlText w:val=""/>
+      <w:lvlJc w:val="left"/>
+      <w:pPr>
+        <w:tabs>
+          <w:tab w:val="num" w:pos="720"/>
+        </w:tabs>
+        <w:ind w:left="720" w:hanging="360"/>
+      </w:pPr>
+      <w:rPr>
+        <w:rFonts w:ascii="Symbol" w:hAnsi="Symbol" w:hint="default"/>
+        <w:sz w:val="20"/>
+      </w:rPr>
+    </w:lvl>
+    <w:lvl w:ilvl="1" w:tentative="1">
+      <w:start w:val="1"/>
+      <w:numFmt w:val="bullet"/>
+      <w:lvlText w:val="o"/>
+      <w:lvlJc w:val="left"/>
+      <w:pPr>
+        <w:tabs>
+          <w:tab w:val="num" w:pos="1440"/>
+        </w:tabs>
+        <w:ind w:left="1440" w:hanging="360"/>
+      </w:pPr>
+      <w:rPr>
+        <w:rFonts w:ascii="Courier New" w:hAnsi="Courier New" w:hint="default"/>
+        <w:sz w:val="20"/>
+      </w:rPr>
+    </w:lvl>
+    <w:lvl w:ilvl="2" w:tentative="1">
+      <w:start w:val="1"/>
+      <w:numFmt w:val="bullet"/>
+      <w:lvlText w:val=""/>
+      <w:lvlJc w:val="left"/>
+      <w:pPr>
+        <w:tabs>
+          <w:tab w:val="num" w:pos="2160"/>
+        </w:tabs>
+        <w:ind w:left="2160" w:hanging="360"/>
+      </w:pPr>
+      <w:rPr>
+        <w:rFonts w:ascii="Wingdings" w:hAnsi="Wingdings" w:hint="default"/>
+        <w:sz w:val="20"/>
+      </w:rPr>
+    </w:lvl>
+    <w:lvl w:ilvl="3" w:tentative="1">
+      <w:start w:val="1"/>
+      <w:numFmt w:val="bullet"/>
+      <w:lvlText w:val=""/>
+      <w:lvlJc w:val="left"/>
+      <w:pPr>
+        <w:tabs>
+          <w:tab w:val="num" w:pos="2880"/>
+        </w:tabs>
+        <w:ind w:left="2880" w:hanging="360"/>
+      </w:pPr>
+      <w:rPr>
+        <w:rFonts w:ascii="Wingdings" w:hAnsi="Wingdings" w:hint="default"/>
+        <w:sz w:val="20"/>
+      </w:rPr>
+    </w:lvl>
+    <w:lvl w:ilvl="4" w:tentative="1">
+      <w:start w:val="1"/>
+      <w:numFmt w:val="bullet"/>
+      <w:lvlText w:val=""/>
+      <w:lvlJc w:val="left"/>
+      <w:pPr>
+        <w:tabs>
+          <w:tab w:val="num" w:pos="3600"/>
+        </w:tabs>
+        <w:ind w:left="3600" w:hanging="360"/>
+      </w:pPr>
+      <w:rPr>
+        <w:rFonts w:ascii="Wingdings" w:hAnsi="Wingdings" w:hint="default"/>
+        <w:sz w:val="20"/>
+      </w:rPr>
+    </w:lvl>
+    <w:lvl w:ilvl="5" w:tentative="1">
+      <w:start w:val="1"/>
+      <w:numFmt w:val="bullet"/>
+      <w:lvlText w:val=""/>
+      <w:lvlJc w:val="left"/>
+      <w:pPr>
+        <w:tabs>
+          <w:tab w:val="num" w:pos="4320"/>
+        </w:tabs>
+        <w:ind w:left="4320" w:hanging="360"/>
+      </w:pPr>
+      <w:rPr>
+        <w:rFonts w:ascii="Wingdings" w:hAnsi="Wingdings" w:hint="default"/>
+        <w:sz w:val="20"/>
+      </w:rPr>
+    </w:lvl>
+    <w:lvl w:ilvl="6" w:tentative="1">
+      <w:start w:val="1"/>
+      <w:numFmt w:val="bullet"/>
+      <w:lvlText w:val=""/>
+      <w:lvlJc w:val="left"/>
+      <w:pPr>
+        <w:tabs>
+          <w:tab w:val="num" w:pos="5040"/>
+        </w:tabs>
+        <w:ind w:left="5040" w:hanging="360"/>
+      </w:pPr>
+      <w:rPr>
+        <w:rFonts w:ascii="Wingdings" w:hAnsi="Wingdings" w:hint="default"/>
+        <w:sz w:val="20"/>
+      </w:rPr>
+    </w:lvl>
+    <w:lvl w:ilvl="7" w:tentative="1">
+      <w:start w:val="1"/>
+      <w:numFmt w:val="bullet"/>
+      <w:lvlText w:val=""/>
+      <w:lvlJc w:val="left"/>
+      <w:pPr>
+        <w:tabs>
+          <w:tab w:val="num" w:pos="5760"/>
+        </w:tabs>
+        <w:ind w:left="5760" w:hanging="360"/>
+      </w:pPr>
+      <w:rPr>
+        <w:rFonts w:ascii="Wingdings" w:hAnsi="Wingdings" w:hint="default"/>
+        <w:sz w:val="20"/>
+      </w:rPr>
+    </w:lvl>
+    <w:lvl w:ilvl="8" w:tentative="1">
+      <w:start w:val="1"/>
+      <w:numFmt w:val="bullet"/>
+      <w:lvlText w:val=""/>
+      <w:lvlJc w:val="left"/>
+      <w:pPr>
+        <w:tabs>
+          <w:tab w:val="num" w:pos="6480"/>
+        </w:tabs>
+        <w:ind w:left="6480" w:hanging="360"/>
+      </w:pPr>
+      <w:rPr>
+        <w:rFonts w:ascii="Wingdings" w:hAnsi="Wingdings" w:hint="default"/>
+        <w:sz w:val="20"/>
+      </w:rPr>
+    </w:lvl>
+  </w:abstractNum>
+  <w:abstractNum w:abstractNumId="82" w15:restartNumberingAfterBreak="0">
+    <w:nsid w:val="471C4568"/>
+    <w:multiLevelType w:val="multilevel"/>
+    <w:tmpl w:val="D79C08F8"/>
+    <w:lvl w:ilvl="0">
+      <w:start w:val="1"/>
+      <w:numFmt w:val="bullet"/>
+      <w:lvlText w:val=""/>
+      <w:lvlJc w:val="left"/>
+      <w:pPr>
+        <w:tabs>
+          <w:tab w:val="num" w:pos="720"/>
+        </w:tabs>
+        <w:ind w:left="720" w:hanging="360"/>
+      </w:pPr>
+      <w:rPr>
+        <w:rFonts w:ascii="Symbol" w:hAnsi="Symbol" w:hint="default"/>
+        <w:sz w:val="20"/>
+      </w:rPr>
+    </w:lvl>
+    <w:lvl w:ilvl="1" w:tentative="1">
+      <w:start w:val="1"/>
+      <w:numFmt w:val="bullet"/>
+      <w:lvlText w:val="o"/>
+      <w:lvlJc w:val="left"/>
+      <w:pPr>
+        <w:tabs>
+          <w:tab w:val="num" w:pos="1440"/>
+        </w:tabs>
+        <w:ind w:left="1440" w:hanging="360"/>
+      </w:pPr>
+      <w:rPr>
+        <w:rFonts w:ascii="Courier New" w:hAnsi="Courier New" w:hint="default"/>
+        <w:sz w:val="20"/>
+      </w:rPr>
+    </w:lvl>
+    <w:lvl w:ilvl="2" w:tentative="1">
+      <w:start w:val="1"/>
+      <w:numFmt w:val="bullet"/>
+      <w:lvlText w:val=""/>
+      <w:lvlJc w:val="left"/>
+      <w:pPr>
+        <w:tabs>
+          <w:tab w:val="num" w:pos="2160"/>
+        </w:tabs>
+        <w:ind w:left="2160" w:hanging="360"/>
+      </w:pPr>
+      <w:rPr>
+        <w:rFonts w:ascii="Wingdings" w:hAnsi="Wingdings" w:hint="default"/>
+        <w:sz w:val="20"/>
+      </w:rPr>
+    </w:lvl>
+    <w:lvl w:ilvl="3" w:tentative="1">
+      <w:start w:val="1"/>
+      <w:numFmt w:val="bullet"/>
+      <w:lvlText w:val=""/>
+      <w:lvlJc w:val="left"/>
+      <w:pPr>
+        <w:tabs>
+          <w:tab w:val="num" w:pos="2880"/>
+        </w:tabs>
+        <w:ind w:left="2880" w:hanging="360"/>
+      </w:pPr>
+      <w:rPr>
+        <w:rFonts w:ascii="Wingdings" w:hAnsi="Wingdings" w:hint="default"/>
+        <w:sz w:val="20"/>
+      </w:rPr>
+    </w:lvl>
+    <w:lvl w:ilvl="4" w:tentative="1">
+      <w:start w:val="1"/>
+      <w:numFmt w:val="bullet"/>
+      <w:lvlText w:val=""/>
+      <w:lvlJc w:val="left"/>
+      <w:pPr>
+        <w:tabs>
+          <w:tab w:val="num" w:pos="3600"/>
+        </w:tabs>
+        <w:ind w:left="3600" w:hanging="360"/>
+      </w:pPr>
+      <w:rPr>
+        <w:rFonts w:ascii="Wingdings" w:hAnsi="Wingdings" w:hint="default"/>
+        <w:sz w:val="20"/>
+      </w:rPr>
+    </w:lvl>
+    <w:lvl w:ilvl="5" w:tentative="1">
+      <w:start w:val="1"/>
+      <w:numFmt w:val="bullet"/>
+      <w:lvlText w:val=""/>
+      <w:lvlJc w:val="left"/>
+      <w:pPr>
+        <w:tabs>
+          <w:tab w:val="num" w:pos="4320"/>
+        </w:tabs>
+        <w:ind w:left="4320" w:hanging="360"/>
+      </w:pPr>
+      <w:rPr>
+        <w:rFonts w:ascii="Wingdings" w:hAnsi="Wingdings" w:hint="default"/>
+        <w:sz w:val="20"/>
+      </w:rPr>
+    </w:lvl>
+    <w:lvl w:ilvl="6" w:tentative="1">
+      <w:start w:val="1"/>
+      <w:numFmt w:val="bullet"/>
+      <w:lvlText w:val=""/>
+      <w:lvlJc w:val="left"/>
+      <w:pPr>
+        <w:tabs>
+          <w:tab w:val="num" w:pos="5040"/>
+        </w:tabs>
+        <w:ind w:left="5040" w:hanging="360"/>
+      </w:pPr>
+      <w:rPr>
+        <w:rFonts w:ascii="Wingdings" w:hAnsi="Wingdings" w:hint="default"/>
+        <w:sz w:val="20"/>
+      </w:rPr>
+    </w:lvl>
+    <w:lvl w:ilvl="7" w:tentative="1">
+      <w:start w:val="1"/>
+      <w:numFmt w:val="bullet"/>
+      <w:lvlText w:val=""/>
+      <w:lvlJc w:val="left"/>
+      <w:pPr>
+        <w:tabs>
+          <w:tab w:val="num" w:pos="5760"/>
+        </w:tabs>
+        <w:ind w:left="5760" w:hanging="360"/>
+      </w:pPr>
+      <w:rPr>
+        <w:rFonts w:ascii="Wingdings" w:hAnsi="Wingdings" w:hint="default"/>
+        <w:sz w:val="20"/>
+      </w:rPr>
+    </w:lvl>
+    <w:lvl w:ilvl="8" w:tentative="1">
+      <w:start w:val="1"/>
+      <w:numFmt w:val="bullet"/>
+      <w:lvlText w:val=""/>
+      <w:lvlJc w:val="left"/>
+      <w:pPr>
+        <w:tabs>
+          <w:tab w:val="num" w:pos="6480"/>
+        </w:tabs>
+        <w:ind w:left="6480" w:hanging="360"/>
+      </w:pPr>
+      <w:rPr>
+        <w:rFonts w:ascii="Wingdings" w:hAnsi="Wingdings" w:hint="default"/>
+        <w:sz w:val="20"/>
+      </w:rPr>
+    </w:lvl>
+  </w:abstractNum>
+  <w:abstractNum w:abstractNumId="83" w15:restartNumberingAfterBreak="0">
     <w:nsid w:val="479F60C7"/>
     <w:multiLevelType w:val="multilevel"/>
     <w:tmpl w:val="DFC2BF16"/>
@@ -27687,7 +30397,7 @@
       </w:rPr>
     </w:lvl>
   </w:abstractNum>
-  <w:abstractNum w:abstractNumId="77" w15:restartNumberingAfterBreak="0">
+  <w:abstractNum w:abstractNumId="84" w15:restartNumberingAfterBreak="0">
     <w:nsid w:val="48104498"/>
     <w:multiLevelType w:val="multilevel"/>
     <w:tmpl w:val="74FAF89E"/>
@@ -27836,7 +30546,156 @@
       </w:rPr>
     </w:lvl>
   </w:abstractNum>
-  <w:abstractNum w:abstractNumId="78" w15:restartNumberingAfterBreak="0">
+  <w:abstractNum w:abstractNumId="85" w15:restartNumberingAfterBreak="0">
+    <w:nsid w:val="495457A4"/>
+    <w:multiLevelType w:val="multilevel"/>
+    <w:tmpl w:val="001EC166"/>
+    <w:lvl w:ilvl="0">
+      <w:start w:val="1"/>
+      <w:numFmt w:val="bullet"/>
+      <w:lvlText w:val=""/>
+      <w:lvlJc w:val="left"/>
+      <w:pPr>
+        <w:tabs>
+          <w:tab w:val="num" w:pos="720"/>
+        </w:tabs>
+        <w:ind w:left="720" w:hanging="360"/>
+      </w:pPr>
+      <w:rPr>
+        <w:rFonts w:ascii="Symbol" w:hAnsi="Symbol" w:hint="default"/>
+        <w:sz w:val="20"/>
+      </w:rPr>
+    </w:lvl>
+    <w:lvl w:ilvl="1" w:tentative="1">
+      <w:start w:val="1"/>
+      <w:numFmt w:val="bullet"/>
+      <w:lvlText w:val="o"/>
+      <w:lvlJc w:val="left"/>
+      <w:pPr>
+        <w:tabs>
+          <w:tab w:val="num" w:pos="1440"/>
+        </w:tabs>
+        <w:ind w:left="1440" w:hanging="360"/>
+      </w:pPr>
+      <w:rPr>
+        <w:rFonts w:ascii="Courier New" w:hAnsi="Courier New" w:hint="default"/>
+        <w:sz w:val="20"/>
+      </w:rPr>
+    </w:lvl>
+    <w:lvl w:ilvl="2" w:tentative="1">
+      <w:start w:val="1"/>
+      <w:numFmt w:val="bullet"/>
+      <w:lvlText w:val=""/>
+      <w:lvlJc w:val="left"/>
+      <w:pPr>
+        <w:tabs>
+          <w:tab w:val="num" w:pos="2160"/>
+        </w:tabs>
+        <w:ind w:left="2160" w:hanging="360"/>
+      </w:pPr>
+      <w:rPr>
+        <w:rFonts w:ascii="Wingdings" w:hAnsi="Wingdings" w:hint="default"/>
+        <w:sz w:val="20"/>
+      </w:rPr>
+    </w:lvl>
+    <w:lvl w:ilvl="3" w:tentative="1">
+      <w:start w:val="1"/>
+      <w:numFmt w:val="bullet"/>
+      <w:lvlText w:val=""/>
+      <w:lvlJc w:val="left"/>
+      <w:pPr>
+        <w:tabs>
+          <w:tab w:val="num" w:pos="2880"/>
+        </w:tabs>
+        <w:ind w:left="2880" w:hanging="360"/>
+      </w:pPr>
+      <w:rPr>
+        <w:rFonts w:ascii="Wingdings" w:hAnsi="Wingdings" w:hint="default"/>
+        <w:sz w:val="20"/>
+      </w:rPr>
+    </w:lvl>
+    <w:lvl w:ilvl="4" w:tentative="1">
+      <w:start w:val="1"/>
+      <w:numFmt w:val="bullet"/>
+      <w:lvlText w:val=""/>
+      <w:lvlJc w:val="left"/>
+      <w:pPr>
+        <w:tabs>
+          <w:tab w:val="num" w:pos="3600"/>
+        </w:tabs>
+        <w:ind w:left="3600" w:hanging="360"/>
+      </w:pPr>
+      <w:rPr>
+        <w:rFonts w:ascii="Wingdings" w:hAnsi="Wingdings" w:hint="default"/>
+        <w:sz w:val="20"/>
+      </w:rPr>
+    </w:lvl>
+    <w:lvl w:ilvl="5" w:tentative="1">
+      <w:start w:val="1"/>
+      <w:numFmt w:val="bullet"/>
+      <w:lvlText w:val=""/>
+      <w:lvlJc w:val="left"/>
+      <w:pPr>
+        <w:tabs>
+          <w:tab w:val="num" w:pos="4320"/>
+        </w:tabs>
+        <w:ind w:left="4320" w:hanging="360"/>
+      </w:pPr>
+      <w:rPr>
+        <w:rFonts w:ascii="Wingdings" w:hAnsi="Wingdings" w:hint="default"/>
+        <w:sz w:val="20"/>
+      </w:rPr>
+    </w:lvl>
+    <w:lvl w:ilvl="6" w:tentative="1">
+      <w:start w:val="1"/>
+      <w:numFmt w:val="bullet"/>
+      <w:lvlText w:val=""/>
+      <w:lvlJc w:val="left"/>
+      <w:pPr>
+        <w:tabs>
+          <w:tab w:val="num" w:pos="5040"/>
+        </w:tabs>
+        <w:ind w:left="5040" w:hanging="360"/>
+      </w:pPr>
+      <w:rPr>
+        <w:rFonts w:ascii="Wingdings" w:hAnsi="Wingdings" w:hint="default"/>
+        <w:sz w:val="20"/>
+      </w:rPr>
+    </w:lvl>
+    <w:lvl w:ilvl="7" w:tentative="1">
+      <w:start w:val="1"/>
+      <w:numFmt w:val="bullet"/>
+      <w:lvlText w:val=""/>
+      <w:lvlJc w:val="left"/>
+      <w:pPr>
+        <w:tabs>
+          <w:tab w:val="num" w:pos="5760"/>
+        </w:tabs>
+        <w:ind w:left="5760" w:hanging="360"/>
+      </w:pPr>
+      <w:rPr>
+        <w:rFonts w:ascii="Wingdings" w:hAnsi="Wingdings" w:hint="default"/>
+        <w:sz w:val="20"/>
+      </w:rPr>
+    </w:lvl>
+    <w:lvl w:ilvl="8" w:tentative="1">
+      <w:start w:val="1"/>
+      <w:numFmt w:val="bullet"/>
+      <w:lvlText w:val=""/>
+      <w:lvlJc w:val="left"/>
+      <w:pPr>
+        <w:tabs>
+          <w:tab w:val="num" w:pos="6480"/>
+        </w:tabs>
+        <w:ind w:left="6480" w:hanging="360"/>
+      </w:pPr>
+      <w:rPr>
+        <w:rFonts w:ascii="Wingdings" w:hAnsi="Wingdings" w:hint="default"/>
+        <w:sz w:val="20"/>
+      </w:rPr>
+    </w:lvl>
+  </w:abstractNum>
+  <w:abstractNum w:abstractNumId="86" w15:restartNumberingAfterBreak="0">
     <w:nsid w:val="4A2E11FA"/>
     <w:multiLevelType w:val="multilevel"/>
     <w:tmpl w:val="C2EA153C"/>
@@ -27985,7 +30844,7 @@
       </w:rPr>
     </w:lvl>
   </w:abstractNum>
-  <w:abstractNum w:abstractNumId="79" w15:restartNumberingAfterBreak="0">
+  <w:abstractNum w:abstractNumId="87" w15:restartNumberingAfterBreak="0">
     <w:nsid w:val="4B3D2177"/>
     <w:multiLevelType w:val="multilevel"/>
     <w:tmpl w:val="18EA06F8"/>
@@ -28134,7 +30993,156 @@
       </w:rPr>
     </w:lvl>
   </w:abstractNum>
-  <w:abstractNum w:abstractNumId="80" w15:restartNumberingAfterBreak="0">
+  <w:abstractNum w:abstractNumId="88" w15:restartNumberingAfterBreak="0">
+    <w:nsid w:val="4C2B4BE5"/>
+    <w:multiLevelType w:val="multilevel"/>
+    <w:tmpl w:val="8C68D5EA"/>
+    <w:lvl w:ilvl="0">
+      <w:start w:val="1"/>
+      <w:numFmt w:val="bullet"/>
+      <w:lvlText w:val=""/>
+      <w:lvlJc w:val="left"/>
+      <w:pPr>
+        <w:tabs>
+          <w:tab w:val="num" w:pos="720"/>
+        </w:tabs>
+        <w:ind w:left="720" w:hanging="360"/>
+      </w:pPr>
+      <w:rPr>
+        <w:rFonts w:ascii="Symbol" w:hAnsi="Symbol" w:hint="default"/>
+        <w:sz w:val="20"/>
+      </w:rPr>
+    </w:lvl>
+    <w:lvl w:ilvl="1" w:tentative="1">
+      <w:start w:val="1"/>
+      <w:numFmt w:val="bullet"/>
+      <w:lvlText w:val="o"/>
+      <w:lvlJc w:val="left"/>
+      <w:pPr>
+        <w:tabs>
+          <w:tab w:val="num" w:pos="1440"/>
+        </w:tabs>
+        <w:ind w:left="1440" w:hanging="360"/>
+      </w:pPr>
+      <w:rPr>
+        <w:rFonts w:ascii="Courier New" w:hAnsi="Courier New" w:hint="default"/>
+        <w:sz w:val="20"/>
+      </w:rPr>
+    </w:lvl>
+    <w:lvl w:ilvl="2" w:tentative="1">
+      <w:start w:val="1"/>
+      <w:numFmt w:val="bullet"/>
+      <w:lvlText w:val=""/>
+      <w:lvlJc w:val="left"/>
+      <w:pPr>
+        <w:tabs>
+          <w:tab w:val="num" w:pos="2160"/>
+        </w:tabs>
+        <w:ind w:left="2160" w:hanging="360"/>
+      </w:pPr>
+      <w:rPr>
+        <w:rFonts w:ascii="Wingdings" w:hAnsi="Wingdings" w:hint="default"/>
+        <w:sz w:val="20"/>
+      </w:rPr>
+    </w:lvl>
+    <w:lvl w:ilvl="3" w:tentative="1">
+      <w:start w:val="1"/>
+      <w:numFmt w:val="bullet"/>
+      <w:lvlText w:val=""/>
+      <w:lvlJc w:val="left"/>
+      <w:pPr>
+        <w:tabs>
+          <w:tab w:val="num" w:pos="2880"/>
+        </w:tabs>
+        <w:ind w:left="2880" w:hanging="360"/>
+      </w:pPr>
+      <w:rPr>
+        <w:rFonts w:ascii="Wingdings" w:hAnsi="Wingdings" w:hint="default"/>
+        <w:sz w:val="20"/>
+      </w:rPr>
+    </w:lvl>
+    <w:lvl w:ilvl="4" w:tentative="1">
+      <w:start w:val="1"/>
+      <w:numFmt w:val="bullet"/>
+      <w:lvlText w:val=""/>
+      <w:lvlJc w:val="left"/>
+      <w:pPr>
+        <w:tabs>
+          <w:tab w:val="num" w:pos="3600"/>
+        </w:tabs>
+        <w:ind w:left="3600" w:hanging="360"/>
+      </w:pPr>
+      <w:rPr>
+        <w:rFonts w:ascii="Wingdings" w:hAnsi="Wingdings" w:hint="default"/>
+        <w:sz w:val="20"/>
+      </w:rPr>
+    </w:lvl>
+    <w:lvl w:ilvl="5" w:tentative="1">
+      <w:start w:val="1"/>
+      <w:numFmt w:val="bullet"/>
+      <w:lvlText w:val=""/>
+      <w:lvlJc w:val="left"/>
+      <w:pPr>
+        <w:tabs>
+          <w:tab w:val="num" w:pos="4320"/>
+        </w:tabs>
+        <w:ind w:left="4320" w:hanging="360"/>
+      </w:pPr>
+      <w:rPr>
+        <w:rFonts w:ascii="Wingdings" w:hAnsi="Wingdings" w:hint="default"/>
+        <w:sz w:val="20"/>
+      </w:rPr>
+    </w:lvl>
+    <w:lvl w:ilvl="6" w:tentative="1">
+      <w:start w:val="1"/>
+      <w:numFmt w:val="bullet"/>
+      <w:lvlText w:val=""/>
+      <w:lvlJc w:val="left"/>
+      <w:pPr>
+        <w:tabs>
+          <w:tab w:val="num" w:pos="5040"/>
+        </w:tabs>
+        <w:ind w:left="5040" w:hanging="360"/>
+      </w:pPr>
+      <w:rPr>
+        <w:rFonts w:ascii="Wingdings" w:hAnsi="Wingdings" w:hint="default"/>
+        <w:sz w:val="20"/>
+      </w:rPr>
+    </w:lvl>
+    <w:lvl w:ilvl="7" w:tentative="1">
+      <w:start w:val="1"/>
+      <w:numFmt w:val="bullet"/>
+      <w:lvlText w:val=""/>
+      <w:lvlJc w:val="left"/>
+      <w:pPr>
+        <w:tabs>
+          <w:tab w:val="num" w:pos="5760"/>
+        </w:tabs>
+        <w:ind w:left="5760" w:hanging="360"/>
+      </w:pPr>
+      <w:rPr>
+        <w:rFonts w:ascii="Wingdings" w:hAnsi="Wingdings" w:hint="default"/>
+        <w:sz w:val="20"/>
+      </w:rPr>
+    </w:lvl>
+    <w:lvl w:ilvl="8" w:tentative="1">
+      <w:start w:val="1"/>
+      <w:numFmt w:val="bullet"/>
+      <w:lvlText w:val=""/>
+      <w:lvlJc w:val="left"/>
+      <w:pPr>
+        <w:tabs>
+          <w:tab w:val="num" w:pos="6480"/>
+        </w:tabs>
+        <w:ind w:left="6480" w:hanging="360"/>
+      </w:pPr>
+      <w:rPr>
+        <w:rFonts w:ascii="Wingdings" w:hAnsi="Wingdings" w:hint="default"/>
+        <w:sz w:val="20"/>
+      </w:rPr>
+    </w:lvl>
+  </w:abstractNum>
+  <w:abstractNum w:abstractNumId="89" w15:restartNumberingAfterBreak="0">
     <w:nsid w:val="4C6632B9"/>
     <w:multiLevelType w:val="multilevel"/>
     <w:tmpl w:val="3EF23D18"/>
@@ -28283,7 +31291,7 @@
       </w:rPr>
     </w:lvl>
   </w:abstractNum>
-  <w:abstractNum w:abstractNumId="81" w15:restartNumberingAfterBreak="0">
+  <w:abstractNum w:abstractNumId="90" w15:restartNumberingAfterBreak="0">
     <w:nsid w:val="4D160D6B"/>
     <w:multiLevelType w:val="multilevel"/>
     <w:tmpl w:val="EC0C2D74"/>
@@ -28432,7 +31440,7 @@
       </w:rPr>
     </w:lvl>
   </w:abstractNum>
-  <w:abstractNum w:abstractNumId="82" w15:restartNumberingAfterBreak="0">
+  <w:abstractNum w:abstractNumId="91" w15:restartNumberingAfterBreak="0">
     <w:nsid w:val="4E40302C"/>
     <w:multiLevelType w:val="multilevel"/>
     <w:tmpl w:val="631E1394"/>
@@ -28581,7 +31589,7 @@
       </w:rPr>
     </w:lvl>
   </w:abstractNum>
-  <w:abstractNum w:abstractNumId="83" w15:restartNumberingAfterBreak="0">
+  <w:abstractNum w:abstractNumId="92" w15:restartNumberingAfterBreak="0">
     <w:nsid w:val="4F1112E1"/>
     <w:multiLevelType w:val="multilevel"/>
     <w:tmpl w:val="F21CC3E2"/>
@@ -28730,7 +31738,156 @@
       </w:rPr>
     </w:lvl>
   </w:abstractNum>
-  <w:abstractNum w:abstractNumId="84" w15:restartNumberingAfterBreak="0">
+  <w:abstractNum w:abstractNumId="93" w15:restartNumberingAfterBreak="0">
+    <w:nsid w:val="4F6631F1"/>
+    <w:multiLevelType w:val="multilevel"/>
+    <w:tmpl w:val="6BCAA574"/>
+    <w:lvl w:ilvl="0">
+      <w:start w:val="1"/>
+      <w:numFmt w:val="bullet"/>
+      <w:lvlText w:val=""/>
+      <w:lvlJc w:val="left"/>
+      <w:pPr>
+        <w:tabs>
+          <w:tab w:val="num" w:pos="720"/>
+        </w:tabs>
+        <w:ind w:left="720" w:hanging="360"/>
+      </w:pPr>
+      <w:rPr>
+        <w:rFonts w:ascii="Symbol" w:hAnsi="Symbol" w:hint="default"/>
+        <w:sz w:val="20"/>
+      </w:rPr>
+    </w:lvl>
+    <w:lvl w:ilvl="1" w:tentative="1">
+      <w:start w:val="1"/>
+      <w:numFmt w:val="bullet"/>
+      <w:lvlText w:val="o"/>
+      <w:lvlJc w:val="left"/>
+      <w:pPr>
+        <w:tabs>
+          <w:tab w:val="num" w:pos="1440"/>
+        </w:tabs>
+        <w:ind w:left="1440" w:hanging="360"/>
+      </w:pPr>
+      <w:rPr>
+        <w:rFonts w:ascii="Courier New" w:hAnsi="Courier New" w:hint="default"/>
+        <w:sz w:val="20"/>
+      </w:rPr>
+    </w:lvl>
+    <w:lvl w:ilvl="2" w:tentative="1">
+      <w:start w:val="1"/>
+      <w:numFmt w:val="bullet"/>
+      <w:lvlText w:val=""/>
+      <w:lvlJc w:val="left"/>
+      <w:pPr>
+        <w:tabs>
+          <w:tab w:val="num" w:pos="2160"/>
+        </w:tabs>
+        <w:ind w:left="2160" w:hanging="360"/>
+      </w:pPr>
+      <w:rPr>
+        <w:rFonts w:ascii="Wingdings" w:hAnsi="Wingdings" w:hint="default"/>
+        <w:sz w:val="20"/>
+      </w:rPr>
+    </w:lvl>
+    <w:lvl w:ilvl="3" w:tentative="1">
+      <w:start w:val="1"/>
+      <w:numFmt w:val="bullet"/>
+      <w:lvlText w:val=""/>
+      <w:lvlJc w:val="left"/>
+      <w:pPr>
+        <w:tabs>
+          <w:tab w:val="num" w:pos="2880"/>
+        </w:tabs>
+        <w:ind w:left="2880" w:hanging="360"/>
+      </w:pPr>
+      <w:rPr>
+        <w:rFonts w:ascii="Wingdings" w:hAnsi="Wingdings" w:hint="default"/>
+        <w:sz w:val="20"/>
+      </w:rPr>
+    </w:lvl>
+    <w:lvl w:ilvl="4" w:tentative="1">
+      <w:start w:val="1"/>
+      <w:numFmt w:val="bullet"/>
+      <w:lvlText w:val=""/>
+      <w:lvlJc w:val="left"/>
+      <w:pPr>
+        <w:tabs>
+          <w:tab w:val="num" w:pos="3600"/>
+        </w:tabs>
+        <w:ind w:left="3600" w:hanging="360"/>
+      </w:pPr>
+      <w:rPr>
+        <w:rFonts w:ascii="Wingdings" w:hAnsi="Wingdings" w:hint="default"/>
+        <w:sz w:val="20"/>
+      </w:rPr>
+    </w:lvl>
+    <w:lvl w:ilvl="5" w:tentative="1">
+      <w:start w:val="1"/>
+      <w:numFmt w:val="bullet"/>
+      <w:lvlText w:val=""/>
+      <w:lvlJc w:val="left"/>
+      <w:pPr>
+        <w:tabs>
+          <w:tab w:val="num" w:pos="4320"/>
+        </w:tabs>
+        <w:ind w:left="4320" w:hanging="360"/>
+      </w:pPr>
+      <w:rPr>
+        <w:rFonts w:ascii="Wingdings" w:hAnsi="Wingdings" w:hint="default"/>
+        <w:sz w:val="20"/>
+      </w:rPr>
+    </w:lvl>
+    <w:lvl w:ilvl="6" w:tentative="1">
+      <w:start w:val="1"/>
+      <w:numFmt w:val="bullet"/>
+      <w:lvlText w:val=""/>
+      <w:lvlJc w:val="left"/>
+      <w:pPr>
+        <w:tabs>
+          <w:tab w:val="num" w:pos="5040"/>
+        </w:tabs>
+        <w:ind w:left="5040" w:hanging="360"/>
+      </w:pPr>
+      <w:rPr>
+        <w:rFonts w:ascii="Wingdings" w:hAnsi="Wingdings" w:hint="default"/>
+        <w:sz w:val="20"/>
+      </w:rPr>
+    </w:lvl>
+    <w:lvl w:ilvl="7" w:tentative="1">
+      <w:start w:val="1"/>
+      <w:numFmt w:val="bullet"/>
+      <w:lvlText w:val=""/>
+      <w:lvlJc w:val="left"/>
+      <w:pPr>
+        <w:tabs>
+          <w:tab w:val="num" w:pos="5760"/>
+        </w:tabs>
+        <w:ind w:left="5760" w:hanging="360"/>
+      </w:pPr>
+      <w:rPr>
+        <w:rFonts w:ascii="Wingdings" w:hAnsi="Wingdings" w:hint="default"/>
+        <w:sz w:val="20"/>
+      </w:rPr>
+    </w:lvl>
+    <w:lvl w:ilvl="8" w:tentative="1">
+      <w:start w:val="1"/>
+      <w:numFmt w:val="bullet"/>
+      <w:lvlText w:val=""/>
+      <w:lvlJc w:val="left"/>
+      <w:pPr>
+        <w:tabs>
+          <w:tab w:val="num" w:pos="6480"/>
+        </w:tabs>
+        <w:ind w:left="6480" w:hanging="360"/>
+      </w:pPr>
+      <w:rPr>
+        <w:rFonts w:ascii="Wingdings" w:hAnsi="Wingdings" w:hint="default"/>
+        <w:sz w:val="20"/>
+      </w:rPr>
+    </w:lvl>
+  </w:abstractNum>
+  <w:abstractNum w:abstractNumId="94" w15:restartNumberingAfterBreak="0">
     <w:nsid w:val="503415DD"/>
     <w:multiLevelType w:val="multilevel"/>
     <w:tmpl w:val="09464552"/>
@@ -28879,7 +32036,7 @@
       </w:rPr>
     </w:lvl>
   </w:abstractNum>
-  <w:abstractNum w:abstractNumId="85" w15:restartNumberingAfterBreak="0">
+  <w:abstractNum w:abstractNumId="95" w15:restartNumberingAfterBreak="0">
     <w:nsid w:val="530F3C40"/>
     <w:multiLevelType w:val="multilevel"/>
     <w:tmpl w:val="233C0986"/>
@@ -29028,7 +32185,7 @@
       </w:rPr>
     </w:lvl>
   </w:abstractNum>
-  <w:abstractNum w:abstractNumId="86" w15:restartNumberingAfterBreak="0">
+  <w:abstractNum w:abstractNumId="96" w15:restartNumberingAfterBreak="0">
     <w:nsid w:val="543D605A"/>
     <w:multiLevelType w:val="multilevel"/>
     <w:tmpl w:val="404ABC8E"/>
@@ -29177,7 +32334,7 @@
       </w:rPr>
     </w:lvl>
   </w:abstractNum>
-  <w:abstractNum w:abstractNumId="87" w15:restartNumberingAfterBreak="0">
+  <w:abstractNum w:abstractNumId="97" w15:restartNumberingAfterBreak="0">
     <w:nsid w:val="54494E81"/>
     <w:multiLevelType w:val="multilevel"/>
     <w:tmpl w:val="F81E2678"/>
@@ -29326,7 +32483,7 @@
       </w:rPr>
     </w:lvl>
   </w:abstractNum>
-  <w:abstractNum w:abstractNumId="88" w15:restartNumberingAfterBreak="0">
+  <w:abstractNum w:abstractNumId="98" w15:restartNumberingAfterBreak="0">
     <w:nsid w:val="55916992"/>
     <w:multiLevelType w:val="multilevel"/>
     <w:tmpl w:val="8F86A2E0"/>
@@ -29475,7 +32632,156 @@
       </w:rPr>
     </w:lvl>
   </w:abstractNum>
-  <w:abstractNum w:abstractNumId="89" w15:restartNumberingAfterBreak="0">
+  <w:abstractNum w:abstractNumId="99" w15:restartNumberingAfterBreak="0">
+    <w:nsid w:val="55B53823"/>
+    <w:multiLevelType w:val="multilevel"/>
+    <w:tmpl w:val="CCC8CF2C"/>
+    <w:lvl w:ilvl="0">
+      <w:start w:val="1"/>
+      <w:numFmt w:val="bullet"/>
+      <w:lvlText w:val=""/>
+      <w:lvlJc w:val="left"/>
+      <w:pPr>
+        <w:tabs>
+          <w:tab w:val="num" w:pos="720"/>
+        </w:tabs>
+        <w:ind w:left="720" w:hanging="360"/>
+      </w:pPr>
+      <w:rPr>
+        <w:rFonts w:ascii="Symbol" w:hAnsi="Symbol" w:hint="default"/>
+        <w:sz w:val="20"/>
+      </w:rPr>
+    </w:lvl>
+    <w:lvl w:ilvl="1" w:tentative="1">
+      <w:start w:val="1"/>
+      <w:numFmt w:val="bullet"/>
+      <w:lvlText w:val="o"/>
+      <w:lvlJc w:val="left"/>
+      <w:pPr>
+        <w:tabs>
+          <w:tab w:val="num" w:pos="1440"/>
+        </w:tabs>
+        <w:ind w:left="1440" w:hanging="360"/>
+      </w:pPr>
+      <w:rPr>
+        <w:rFonts w:ascii="Courier New" w:hAnsi="Courier New" w:hint="default"/>
+        <w:sz w:val="20"/>
+      </w:rPr>
+    </w:lvl>
+    <w:lvl w:ilvl="2" w:tentative="1">
+      <w:start w:val="1"/>
+      <w:numFmt w:val="bullet"/>
+      <w:lvlText w:val=""/>
+      <w:lvlJc w:val="left"/>
+      <w:pPr>
+        <w:tabs>
+          <w:tab w:val="num" w:pos="2160"/>
+        </w:tabs>
+        <w:ind w:left="2160" w:hanging="360"/>
+      </w:pPr>
+      <w:rPr>
+        <w:rFonts w:ascii="Wingdings" w:hAnsi="Wingdings" w:hint="default"/>
+        <w:sz w:val="20"/>
+      </w:rPr>
+    </w:lvl>
+    <w:lvl w:ilvl="3" w:tentative="1">
+      <w:start w:val="1"/>
+      <w:numFmt w:val="bullet"/>
+      <w:lvlText w:val=""/>
+      <w:lvlJc w:val="left"/>
+      <w:pPr>
+        <w:tabs>
+          <w:tab w:val="num" w:pos="2880"/>
+        </w:tabs>
+        <w:ind w:left="2880" w:hanging="360"/>
+      </w:pPr>
+      <w:rPr>
+        <w:rFonts w:ascii="Wingdings" w:hAnsi="Wingdings" w:hint="default"/>
+        <w:sz w:val="20"/>
+      </w:rPr>
+    </w:lvl>
+    <w:lvl w:ilvl="4" w:tentative="1">
+      <w:start w:val="1"/>
+      <w:numFmt w:val="bullet"/>
+      <w:lvlText w:val=""/>
+      <w:lvlJc w:val="left"/>
+      <w:pPr>
+        <w:tabs>
+          <w:tab w:val="num" w:pos="3600"/>
+        </w:tabs>
+        <w:ind w:left="3600" w:hanging="360"/>
+      </w:pPr>
+      <w:rPr>
+        <w:rFonts w:ascii="Wingdings" w:hAnsi="Wingdings" w:hint="default"/>
+        <w:sz w:val="20"/>
+      </w:rPr>
+    </w:lvl>
+    <w:lvl w:ilvl="5" w:tentative="1">
+      <w:start w:val="1"/>
+      <w:numFmt w:val="bullet"/>
+      <w:lvlText w:val=""/>
+      <w:lvlJc w:val="left"/>
+      <w:pPr>
+        <w:tabs>
+          <w:tab w:val="num" w:pos="4320"/>
+        </w:tabs>
+        <w:ind w:left="4320" w:hanging="360"/>
+      </w:pPr>
+      <w:rPr>
+        <w:rFonts w:ascii="Wingdings" w:hAnsi="Wingdings" w:hint="default"/>
+        <w:sz w:val="20"/>
+      </w:rPr>
+    </w:lvl>
+    <w:lvl w:ilvl="6" w:tentative="1">
+      <w:start w:val="1"/>
+      <w:numFmt w:val="bullet"/>
+      <w:lvlText w:val=""/>
+      <w:lvlJc w:val="left"/>
+      <w:pPr>
+        <w:tabs>
+          <w:tab w:val="num" w:pos="5040"/>
+        </w:tabs>
+        <w:ind w:left="5040" w:hanging="360"/>
+      </w:pPr>
+      <w:rPr>
+        <w:rFonts w:ascii="Wingdings" w:hAnsi="Wingdings" w:hint="default"/>
+        <w:sz w:val="20"/>
+      </w:rPr>
+    </w:lvl>
+    <w:lvl w:ilvl="7" w:tentative="1">
+      <w:start w:val="1"/>
+      <w:numFmt w:val="bullet"/>
+      <w:lvlText w:val=""/>
+      <w:lvlJc w:val="left"/>
+      <w:pPr>
+        <w:tabs>
+          <w:tab w:val="num" w:pos="5760"/>
+        </w:tabs>
+        <w:ind w:left="5760" w:hanging="360"/>
+      </w:pPr>
+      <w:rPr>
+        <w:rFonts w:ascii="Wingdings" w:hAnsi="Wingdings" w:hint="default"/>
+        <w:sz w:val="20"/>
+      </w:rPr>
+    </w:lvl>
+    <w:lvl w:ilvl="8" w:tentative="1">
+      <w:start w:val="1"/>
+      <w:numFmt w:val="bullet"/>
+      <w:lvlText w:val=""/>
+      <w:lvlJc w:val="left"/>
+      <w:pPr>
+        <w:tabs>
+          <w:tab w:val="num" w:pos="6480"/>
+        </w:tabs>
+        <w:ind w:left="6480" w:hanging="360"/>
+      </w:pPr>
+      <w:rPr>
+        <w:rFonts w:ascii="Wingdings" w:hAnsi="Wingdings" w:hint="default"/>
+        <w:sz w:val="20"/>
+      </w:rPr>
+    </w:lvl>
+  </w:abstractNum>
+  <w:abstractNum w:abstractNumId="100" w15:restartNumberingAfterBreak="0">
     <w:nsid w:val="56EB45B4"/>
     <w:multiLevelType w:val="multilevel"/>
     <w:tmpl w:val="8AB835CC"/>
@@ -29624,7 +32930,7 @@
       </w:rPr>
     </w:lvl>
   </w:abstractNum>
-  <w:abstractNum w:abstractNumId="90" w15:restartNumberingAfterBreak="0">
+  <w:abstractNum w:abstractNumId="101" w15:restartNumberingAfterBreak="0">
     <w:nsid w:val="57936AF6"/>
     <w:multiLevelType w:val="multilevel"/>
     <w:tmpl w:val="7F0A44C8"/>
@@ -29773,7 +33079,7 @@
       </w:rPr>
     </w:lvl>
   </w:abstractNum>
-  <w:abstractNum w:abstractNumId="91" w15:restartNumberingAfterBreak="0">
+  <w:abstractNum w:abstractNumId="102" w15:restartNumberingAfterBreak="0">
     <w:nsid w:val="57B8651C"/>
     <w:multiLevelType w:val="multilevel"/>
     <w:tmpl w:val="401CE998"/>
@@ -29922,7 +33228,7 @@
       </w:rPr>
     </w:lvl>
   </w:abstractNum>
-  <w:abstractNum w:abstractNumId="92" w15:restartNumberingAfterBreak="0">
+  <w:abstractNum w:abstractNumId="103" w15:restartNumberingAfterBreak="0">
     <w:nsid w:val="59317613"/>
     <w:multiLevelType w:val="multilevel"/>
     <w:tmpl w:val="1618D3D6"/>
@@ -30071,7 +33377,7 @@
       </w:rPr>
     </w:lvl>
   </w:abstractNum>
-  <w:abstractNum w:abstractNumId="93" w15:restartNumberingAfterBreak="0">
+  <w:abstractNum w:abstractNumId="104" w15:restartNumberingAfterBreak="0">
     <w:nsid w:val="59FE3618"/>
     <w:multiLevelType w:val="multilevel"/>
     <w:tmpl w:val="0E1CCC22"/>
@@ -30220,7 +33526,305 @@
       </w:rPr>
     </w:lvl>
   </w:abstractNum>
-  <w:abstractNum w:abstractNumId="94" w15:restartNumberingAfterBreak="0">
+  <w:abstractNum w:abstractNumId="105" w15:restartNumberingAfterBreak="0">
+    <w:nsid w:val="5B2F562C"/>
+    <w:multiLevelType w:val="multilevel"/>
+    <w:tmpl w:val="34586448"/>
+    <w:lvl w:ilvl="0">
+      <w:start w:val="1"/>
+      <w:numFmt w:val="bullet"/>
+      <w:lvlText w:val=""/>
+      <w:lvlJc w:val="left"/>
+      <w:pPr>
+        <w:tabs>
+          <w:tab w:val="num" w:pos="720"/>
+        </w:tabs>
+        <w:ind w:left="720" w:hanging="360"/>
+      </w:pPr>
+      <w:rPr>
+        <w:rFonts w:ascii="Symbol" w:hAnsi="Symbol" w:hint="default"/>
+        <w:sz w:val="20"/>
+      </w:rPr>
+    </w:lvl>
+    <w:lvl w:ilvl="1" w:tentative="1">
+      <w:start w:val="1"/>
+      <w:numFmt w:val="bullet"/>
+      <w:lvlText w:val="o"/>
+      <w:lvlJc w:val="left"/>
+      <w:pPr>
+        <w:tabs>
+          <w:tab w:val="num" w:pos="1440"/>
+        </w:tabs>
+        <w:ind w:left="1440" w:hanging="360"/>
+      </w:pPr>
+      <w:rPr>
+        <w:rFonts w:ascii="Courier New" w:hAnsi="Courier New" w:hint="default"/>
+        <w:sz w:val="20"/>
+      </w:rPr>
+    </w:lvl>
+    <w:lvl w:ilvl="2" w:tentative="1">
+      <w:start w:val="1"/>
+      <w:numFmt w:val="bullet"/>
+      <w:lvlText w:val=""/>
+      <w:lvlJc w:val="left"/>
+      <w:pPr>
+        <w:tabs>
+          <w:tab w:val="num" w:pos="2160"/>
+        </w:tabs>
+        <w:ind w:left="2160" w:hanging="360"/>
+      </w:pPr>
+      <w:rPr>
+        <w:rFonts w:ascii="Wingdings" w:hAnsi="Wingdings" w:hint="default"/>
+        <w:sz w:val="20"/>
+      </w:rPr>
+    </w:lvl>
+    <w:lvl w:ilvl="3" w:tentative="1">
+      <w:start w:val="1"/>
+      <w:numFmt w:val="bullet"/>
+      <w:lvlText w:val=""/>
+      <w:lvlJc w:val="left"/>
+      <w:pPr>
+        <w:tabs>
+          <w:tab w:val="num" w:pos="2880"/>
+        </w:tabs>
+        <w:ind w:left="2880" w:hanging="360"/>
+      </w:pPr>
+      <w:rPr>
+        <w:rFonts w:ascii="Wingdings" w:hAnsi="Wingdings" w:hint="default"/>
+        <w:sz w:val="20"/>
+      </w:rPr>
+    </w:lvl>
+    <w:lvl w:ilvl="4" w:tentative="1">
+      <w:start w:val="1"/>
+      <w:numFmt w:val="bullet"/>
+      <w:lvlText w:val=""/>
+      <w:lvlJc w:val="left"/>
+      <w:pPr>
+        <w:tabs>
+          <w:tab w:val="num" w:pos="3600"/>
+        </w:tabs>
+        <w:ind w:left="3600" w:hanging="360"/>
+      </w:pPr>
+      <w:rPr>
+        <w:rFonts w:ascii="Wingdings" w:hAnsi="Wingdings" w:hint="default"/>
+        <w:sz w:val="20"/>
+      </w:rPr>
+    </w:lvl>
+    <w:lvl w:ilvl="5" w:tentative="1">
+      <w:start w:val="1"/>
+      <w:numFmt w:val="bullet"/>
+      <w:lvlText w:val=""/>
+      <w:lvlJc w:val="left"/>
+      <w:pPr>
+        <w:tabs>
+          <w:tab w:val="num" w:pos="4320"/>
+        </w:tabs>
+        <w:ind w:left="4320" w:hanging="360"/>
+      </w:pPr>
+      <w:rPr>
+        <w:rFonts w:ascii="Wingdings" w:hAnsi="Wingdings" w:hint="default"/>
+        <w:sz w:val="20"/>
+      </w:rPr>
+    </w:lvl>
+    <w:lvl w:ilvl="6" w:tentative="1">
+      <w:start w:val="1"/>
+      <w:numFmt w:val="bullet"/>
+      <w:lvlText w:val=""/>
+      <w:lvlJc w:val="left"/>
+      <w:pPr>
+        <w:tabs>
+          <w:tab w:val="num" w:pos="5040"/>
+        </w:tabs>
+        <w:ind w:left="5040" w:hanging="360"/>
+      </w:pPr>
+      <w:rPr>
+        <w:rFonts w:ascii="Wingdings" w:hAnsi="Wingdings" w:hint="default"/>
+        <w:sz w:val="20"/>
+      </w:rPr>
+    </w:lvl>
+    <w:lvl w:ilvl="7" w:tentative="1">
+      <w:start w:val="1"/>
+      <w:numFmt w:val="bullet"/>
+      <w:lvlText w:val=""/>
+      <w:lvlJc w:val="left"/>
+      <w:pPr>
+        <w:tabs>
+          <w:tab w:val="num" w:pos="5760"/>
+        </w:tabs>
+        <w:ind w:left="5760" w:hanging="360"/>
+      </w:pPr>
+      <w:rPr>
+        <w:rFonts w:ascii="Wingdings" w:hAnsi="Wingdings" w:hint="default"/>
+        <w:sz w:val="20"/>
+      </w:rPr>
+    </w:lvl>
+    <w:lvl w:ilvl="8" w:tentative="1">
+      <w:start w:val="1"/>
+      <w:numFmt w:val="bullet"/>
+      <w:lvlText w:val=""/>
+      <w:lvlJc w:val="left"/>
+      <w:pPr>
+        <w:tabs>
+          <w:tab w:val="num" w:pos="6480"/>
+        </w:tabs>
+        <w:ind w:left="6480" w:hanging="360"/>
+      </w:pPr>
+      <w:rPr>
+        <w:rFonts w:ascii="Wingdings" w:hAnsi="Wingdings" w:hint="default"/>
+        <w:sz w:val="20"/>
+      </w:rPr>
+    </w:lvl>
+  </w:abstractNum>
+  <w:abstractNum w:abstractNumId="106" w15:restartNumberingAfterBreak="0">
+    <w:nsid w:val="5C2B1DD2"/>
+    <w:multiLevelType w:val="multilevel"/>
+    <w:tmpl w:val="9196B59C"/>
+    <w:lvl w:ilvl="0">
+      <w:start w:val="1"/>
+      <w:numFmt w:val="bullet"/>
+      <w:lvlText w:val=""/>
+      <w:lvlJc w:val="left"/>
+      <w:pPr>
+        <w:tabs>
+          <w:tab w:val="num" w:pos="720"/>
+        </w:tabs>
+        <w:ind w:left="720" w:hanging="360"/>
+      </w:pPr>
+      <w:rPr>
+        <w:rFonts w:ascii="Symbol" w:hAnsi="Symbol" w:hint="default"/>
+        <w:sz w:val="20"/>
+      </w:rPr>
+    </w:lvl>
+    <w:lvl w:ilvl="1" w:tentative="1">
+      <w:start w:val="1"/>
+      <w:numFmt w:val="bullet"/>
+      <w:lvlText w:val="o"/>
+      <w:lvlJc w:val="left"/>
+      <w:pPr>
+        <w:tabs>
+          <w:tab w:val="num" w:pos="1440"/>
+        </w:tabs>
+        <w:ind w:left="1440" w:hanging="360"/>
+      </w:pPr>
+      <w:rPr>
+        <w:rFonts w:ascii="Courier New" w:hAnsi="Courier New" w:hint="default"/>
+        <w:sz w:val="20"/>
+      </w:rPr>
+    </w:lvl>
+    <w:lvl w:ilvl="2" w:tentative="1">
+      <w:start w:val="1"/>
+      <w:numFmt w:val="bullet"/>
+      <w:lvlText w:val=""/>
+      <w:lvlJc w:val="left"/>
+      <w:pPr>
+        <w:tabs>
+          <w:tab w:val="num" w:pos="2160"/>
+        </w:tabs>
+        <w:ind w:left="2160" w:hanging="360"/>
+      </w:pPr>
+      <w:rPr>
+        <w:rFonts w:ascii="Wingdings" w:hAnsi="Wingdings" w:hint="default"/>
+        <w:sz w:val="20"/>
+      </w:rPr>
+    </w:lvl>
+    <w:lvl w:ilvl="3" w:tentative="1">
+      <w:start w:val="1"/>
+      <w:numFmt w:val="bullet"/>
+      <w:lvlText w:val=""/>
+      <w:lvlJc w:val="left"/>
+      <w:pPr>
+        <w:tabs>
+          <w:tab w:val="num" w:pos="2880"/>
+        </w:tabs>
+        <w:ind w:left="2880" w:hanging="360"/>
+      </w:pPr>
+      <w:rPr>
+        <w:rFonts w:ascii="Wingdings" w:hAnsi="Wingdings" w:hint="default"/>
+        <w:sz w:val="20"/>
+      </w:rPr>
+    </w:lvl>
+    <w:lvl w:ilvl="4" w:tentative="1">
+      <w:start w:val="1"/>
+      <w:numFmt w:val="bullet"/>
+      <w:lvlText w:val=""/>
+      <w:lvlJc w:val="left"/>
+      <w:pPr>
+        <w:tabs>
+          <w:tab w:val="num" w:pos="3600"/>
+        </w:tabs>
+        <w:ind w:left="3600" w:hanging="360"/>
+      </w:pPr>
+      <w:rPr>
+        <w:rFonts w:ascii="Wingdings" w:hAnsi="Wingdings" w:hint="default"/>
+        <w:sz w:val="20"/>
+      </w:rPr>
+    </w:lvl>
+    <w:lvl w:ilvl="5" w:tentative="1">
+      <w:start w:val="1"/>
+      <w:numFmt w:val="bullet"/>
+      <w:lvlText w:val=""/>
+      <w:lvlJc w:val="left"/>
+      <w:pPr>
+        <w:tabs>
+          <w:tab w:val="num" w:pos="4320"/>
+        </w:tabs>
+        <w:ind w:left="4320" w:hanging="360"/>
+      </w:pPr>
+      <w:rPr>
+        <w:rFonts w:ascii="Wingdings" w:hAnsi="Wingdings" w:hint="default"/>
+        <w:sz w:val="20"/>
+      </w:rPr>
+    </w:lvl>
+    <w:lvl w:ilvl="6" w:tentative="1">
+      <w:start w:val="1"/>
+      <w:numFmt w:val="bullet"/>
+      <w:lvlText w:val=""/>
+      <w:lvlJc w:val="left"/>
+      <w:pPr>
+        <w:tabs>
+          <w:tab w:val="num" w:pos="5040"/>
+        </w:tabs>
+        <w:ind w:left="5040" w:hanging="360"/>
+      </w:pPr>
+      <w:rPr>
+        <w:rFonts w:ascii="Wingdings" w:hAnsi="Wingdings" w:hint="default"/>
+        <w:sz w:val="20"/>
+      </w:rPr>
+    </w:lvl>
+    <w:lvl w:ilvl="7" w:tentative="1">
+      <w:start w:val="1"/>
+      <w:numFmt w:val="bullet"/>
+      <w:lvlText w:val=""/>
+      <w:lvlJc w:val="left"/>
+      <w:pPr>
+        <w:tabs>
+          <w:tab w:val="num" w:pos="5760"/>
+        </w:tabs>
+        <w:ind w:left="5760" w:hanging="360"/>
+      </w:pPr>
+      <w:rPr>
+        <w:rFonts w:ascii="Wingdings" w:hAnsi="Wingdings" w:hint="default"/>
+        <w:sz w:val="20"/>
+      </w:rPr>
+    </w:lvl>
+    <w:lvl w:ilvl="8" w:tentative="1">
+      <w:start w:val="1"/>
+      <w:numFmt w:val="bullet"/>
+      <w:lvlText w:val=""/>
+      <w:lvlJc w:val="left"/>
+      <w:pPr>
+        <w:tabs>
+          <w:tab w:val="num" w:pos="6480"/>
+        </w:tabs>
+        <w:ind w:left="6480" w:hanging="360"/>
+      </w:pPr>
+      <w:rPr>
+        <w:rFonts w:ascii="Wingdings" w:hAnsi="Wingdings" w:hint="default"/>
+        <w:sz w:val="20"/>
+      </w:rPr>
+    </w:lvl>
+  </w:abstractNum>
+  <w:abstractNum w:abstractNumId="107" w15:restartNumberingAfterBreak="0">
     <w:nsid w:val="5D8B6A99"/>
     <w:multiLevelType w:val="multilevel"/>
     <w:tmpl w:val="8D8CB510"/>
@@ -30369,7 +33973,7 @@
       </w:rPr>
     </w:lvl>
   </w:abstractNum>
-  <w:abstractNum w:abstractNumId="95" w15:restartNumberingAfterBreak="0">
+  <w:abstractNum w:abstractNumId="108" w15:restartNumberingAfterBreak="0">
     <w:nsid w:val="5F0F7B64"/>
     <w:multiLevelType w:val="multilevel"/>
     <w:tmpl w:val="DCA6457E"/>
@@ -30518,7 +34122,7 @@
       </w:rPr>
     </w:lvl>
   </w:abstractNum>
-  <w:abstractNum w:abstractNumId="96" w15:restartNumberingAfterBreak="0">
+  <w:abstractNum w:abstractNumId="109" w15:restartNumberingAfterBreak="0">
     <w:nsid w:val="5FCE1A4B"/>
     <w:multiLevelType w:val="multilevel"/>
     <w:tmpl w:val="B9A09DC4"/>
@@ -30667,7 +34271,7 @@
       </w:rPr>
     </w:lvl>
   </w:abstractNum>
-  <w:abstractNum w:abstractNumId="97" w15:restartNumberingAfterBreak="0">
+  <w:abstractNum w:abstractNumId="110" w15:restartNumberingAfterBreak="0">
     <w:nsid w:val="627856F4"/>
     <w:multiLevelType w:val="multilevel"/>
     <w:tmpl w:val="0B401102"/>
@@ -30816,7 +34420,7 @@
       </w:rPr>
     </w:lvl>
   </w:abstractNum>
-  <w:abstractNum w:abstractNumId="98" w15:restartNumberingAfterBreak="0">
+  <w:abstractNum w:abstractNumId="111" w15:restartNumberingAfterBreak="0">
     <w:nsid w:val="65B2263C"/>
     <w:multiLevelType w:val="multilevel"/>
     <w:tmpl w:val="15E2FF44"/>
@@ -30965,7 +34569,7 @@
       </w:rPr>
     </w:lvl>
   </w:abstractNum>
-  <w:abstractNum w:abstractNumId="99" w15:restartNumberingAfterBreak="0">
+  <w:abstractNum w:abstractNumId="112" w15:restartNumberingAfterBreak="0">
     <w:nsid w:val="65D84AEB"/>
     <w:multiLevelType w:val="multilevel"/>
     <w:tmpl w:val="BD6A2F54"/>
@@ -31114,7 +34718,7 @@
       </w:rPr>
     </w:lvl>
   </w:abstractNum>
-  <w:abstractNum w:abstractNumId="100" w15:restartNumberingAfterBreak="0">
+  <w:abstractNum w:abstractNumId="113" w15:restartNumberingAfterBreak="0">
     <w:nsid w:val="6888049F"/>
     <w:multiLevelType w:val="multilevel"/>
     <w:tmpl w:val="11CE5AE0"/>
@@ -31263,7 +34867,156 @@
       </w:rPr>
     </w:lvl>
   </w:abstractNum>
-  <w:abstractNum w:abstractNumId="101" w15:restartNumberingAfterBreak="0">
+  <w:abstractNum w:abstractNumId="114" w15:restartNumberingAfterBreak="0">
+    <w:nsid w:val="68DC1792"/>
+    <w:multiLevelType w:val="multilevel"/>
+    <w:tmpl w:val="C41A9300"/>
+    <w:lvl w:ilvl="0">
+      <w:start w:val="1"/>
+      <w:numFmt w:val="bullet"/>
+      <w:lvlText w:val=""/>
+      <w:lvlJc w:val="left"/>
+      <w:pPr>
+        <w:tabs>
+          <w:tab w:val="num" w:pos="720"/>
+        </w:tabs>
+        <w:ind w:left="720" w:hanging="360"/>
+      </w:pPr>
+      <w:rPr>
+        <w:rFonts w:ascii="Symbol" w:hAnsi="Symbol" w:hint="default"/>
+        <w:sz w:val="20"/>
+      </w:rPr>
+    </w:lvl>
+    <w:lvl w:ilvl="1" w:tentative="1">
+      <w:start w:val="1"/>
+      <w:numFmt w:val="bullet"/>
+      <w:lvlText w:val="o"/>
+      <w:lvlJc w:val="left"/>
+      <w:pPr>
+        <w:tabs>
+          <w:tab w:val="num" w:pos="1440"/>
+        </w:tabs>
+        <w:ind w:left="1440" w:hanging="360"/>
+      </w:pPr>
+      <w:rPr>
+        <w:rFonts w:ascii="Courier New" w:hAnsi="Courier New" w:hint="default"/>
+        <w:sz w:val="20"/>
+      </w:rPr>
+    </w:lvl>
+    <w:lvl w:ilvl="2" w:tentative="1">
+      <w:start w:val="1"/>
+      <w:numFmt w:val="bullet"/>
+      <w:lvlText w:val=""/>
+      <w:lvlJc w:val="left"/>
+      <w:pPr>
+        <w:tabs>
+          <w:tab w:val="num" w:pos="2160"/>
+        </w:tabs>
+        <w:ind w:left="2160" w:hanging="360"/>
+      </w:pPr>
+      <w:rPr>
+        <w:rFonts w:ascii="Wingdings" w:hAnsi="Wingdings" w:hint="default"/>
+        <w:sz w:val="20"/>
+      </w:rPr>
+    </w:lvl>
+    <w:lvl w:ilvl="3" w:tentative="1">
+      <w:start w:val="1"/>
+      <w:numFmt w:val="bullet"/>
+      <w:lvlText w:val=""/>
+      <w:lvlJc w:val="left"/>
+      <w:pPr>
+        <w:tabs>
+          <w:tab w:val="num" w:pos="2880"/>
+        </w:tabs>
+        <w:ind w:left="2880" w:hanging="360"/>
+      </w:pPr>
+      <w:rPr>
+        <w:rFonts w:ascii="Wingdings" w:hAnsi="Wingdings" w:hint="default"/>
+        <w:sz w:val="20"/>
+      </w:rPr>
+    </w:lvl>
+    <w:lvl w:ilvl="4" w:tentative="1">
+      <w:start w:val="1"/>
+      <w:numFmt w:val="bullet"/>
+      <w:lvlText w:val=""/>
+      <w:lvlJc w:val="left"/>
+      <w:pPr>
+        <w:tabs>
+          <w:tab w:val="num" w:pos="3600"/>
+        </w:tabs>
+        <w:ind w:left="3600" w:hanging="360"/>
+      </w:pPr>
+      <w:rPr>
+        <w:rFonts w:ascii="Wingdings" w:hAnsi="Wingdings" w:hint="default"/>
+        <w:sz w:val="20"/>
+      </w:rPr>
+    </w:lvl>
+    <w:lvl w:ilvl="5" w:tentative="1">
+      <w:start w:val="1"/>
+      <w:numFmt w:val="bullet"/>
+      <w:lvlText w:val=""/>
+      <w:lvlJc w:val="left"/>
+      <w:pPr>
+        <w:tabs>
+          <w:tab w:val="num" w:pos="4320"/>
+        </w:tabs>
+        <w:ind w:left="4320" w:hanging="360"/>
+      </w:pPr>
+      <w:rPr>
+        <w:rFonts w:ascii="Wingdings" w:hAnsi="Wingdings" w:hint="default"/>
+        <w:sz w:val="20"/>
+      </w:rPr>
+    </w:lvl>
+    <w:lvl w:ilvl="6" w:tentative="1">
+      <w:start w:val="1"/>
+      <w:numFmt w:val="bullet"/>
+      <w:lvlText w:val=""/>
+      <w:lvlJc w:val="left"/>
+      <w:pPr>
+        <w:tabs>
+          <w:tab w:val="num" w:pos="5040"/>
+        </w:tabs>
+        <w:ind w:left="5040" w:hanging="360"/>
+      </w:pPr>
+      <w:rPr>
+        <w:rFonts w:ascii="Wingdings" w:hAnsi="Wingdings" w:hint="default"/>
+        <w:sz w:val="20"/>
+      </w:rPr>
+    </w:lvl>
+    <w:lvl w:ilvl="7" w:tentative="1">
+      <w:start w:val="1"/>
+      <w:numFmt w:val="bullet"/>
+      <w:lvlText w:val=""/>
+      <w:lvlJc w:val="left"/>
+      <w:pPr>
+        <w:tabs>
+          <w:tab w:val="num" w:pos="5760"/>
+        </w:tabs>
+        <w:ind w:left="5760" w:hanging="360"/>
+      </w:pPr>
+      <w:rPr>
+        <w:rFonts w:ascii="Wingdings" w:hAnsi="Wingdings" w:hint="default"/>
+        <w:sz w:val="20"/>
+      </w:rPr>
+    </w:lvl>
+    <w:lvl w:ilvl="8" w:tentative="1">
+      <w:start w:val="1"/>
+      <w:numFmt w:val="bullet"/>
+      <w:lvlText w:val=""/>
+      <w:lvlJc w:val="left"/>
+      <w:pPr>
+        <w:tabs>
+          <w:tab w:val="num" w:pos="6480"/>
+        </w:tabs>
+        <w:ind w:left="6480" w:hanging="360"/>
+      </w:pPr>
+      <w:rPr>
+        <w:rFonts w:ascii="Wingdings" w:hAnsi="Wingdings" w:hint="default"/>
+        <w:sz w:val="20"/>
+      </w:rPr>
+    </w:lvl>
+  </w:abstractNum>
+  <w:abstractNum w:abstractNumId="115" w15:restartNumberingAfterBreak="0">
     <w:nsid w:val="69802F75"/>
     <w:multiLevelType w:val="multilevel"/>
     <w:tmpl w:val="D3D8BB30"/>
@@ -31412,7 +35165,7 @@
       </w:rPr>
     </w:lvl>
   </w:abstractNum>
-  <w:abstractNum w:abstractNumId="102" w15:restartNumberingAfterBreak="0">
+  <w:abstractNum w:abstractNumId="116" w15:restartNumberingAfterBreak="0">
     <w:nsid w:val="69984171"/>
     <w:multiLevelType w:val="multilevel"/>
     <w:tmpl w:val="96E07B9E"/>
@@ -31561,7 +35314,7 @@
       </w:rPr>
     </w:lvl>
   </w:abstractNum>
-  <w:abstractNum w:abstractNumId="103" w15:restartNumberingAfterBreak="0">
+  <w:abstractNum w:abstractNumId="117" w15:restartNumberingAfterBreak="0">
     <w:nsid w:val="6E4E7D30"/>
     <w:multiLevelType w:val="multilevel"/>
     <w:tmpl w:val="E6E206F8"/>
@@ -31710,7 +35463,7 @@
       </w:rPr>
     </w:lvl>
   </w:abstractNum>
-  <w:abstractNum w:abstractNumId="104" w15:restartNumberingAfterBreak="0">
+  <w:abstractNum w:abstractNumId="118" w15:restartNumberingAfterBreak="0">
     <w:nsid w:val="6F457526"/>
     <w:multiLevelType w:val="multilevel"/>
     <w:tmpl w:val="1452DBCA"/>
@@ -31859,7 +35612,7 @@
       </w:rPr>
     </w:lvl>
   </w:abstractNum>
-  <w:abstractNum w:abstractNumId="105" w15:restartNumberingAfterBreak="0">
+  <w:abstractNum w:abstractNumId="119" w15:restartNumberingAfterBreak="0">
     <w:nsid w:val="71703570"/>
     <w:multiLevelType w:val="multilevel"/>
     <w:tmpl w:val="8B7A577E"/>
@@ -32008,7 +35761,7 @@
       </w:rPr>
     </w:lvl>
   </w:abstractNum>
-  <w:abstractNum w:abstractNumId="106" w15:restartNumberingAfterBreak="0">
+  <w:abstractNum w:abstractNumId="120" w15:restartNumberingAfterBreak="0">
     <w:nsid w:val="728E7C74"/>
     <w:multiLevelType w:val="hybridMultilevel"/>
     <w:tmpl w:val="94C8244C"/>
@@ -32121,7 +35874,7 @@
       </w:rPr>
     </w:lvl>
   </w:abstractNum>
-  <w:abstractNum w:abstractNumId="107" w15:restartNumberingAfterBreak="0">
+  <w:abstractNum w:abstractNumId="121" w15:restartNumberingAfterBreak="0">
     <w:nsid w:val="741512C7"/>
     <w:multiLevelType w:val="multilevel"/>
     <w:tmpl w:val="2752CB76"/>
@@ -32270,7 +36023,7 @@
       </w:rPr>
     </w:lvl>
   </w:abstractNum>
-  <w:abstractNum w:abstractNumId="108" w15:restartNumberingAfterBreak="0">
+  <w:abstractNum w:abstractNumId="122" w15:restartNumberingAfterBreak="0">
     <w:nsid w:val="74E131ED"/>
     <w:multiLevelType w:val="multilevel"/>
     <w:tmpl w:val="27683940"/>
@@ -32419,7 +36172,7 @@
       </w:rPr>
     </w:lvl>
   </w:abstractNum>
-  <w:abstractNum w:abstractNumId="109" w15:restartNumberingAfterBreak="0">
+  <w:abstractNum w:abstractNumId="123" w15:restartNumberingAfterBreak="0">
     <w:nsid w:val="75DD7C45"/>
     <w:multiLevelType w:val="multilevel"/>
     <w:tmpl w:val="53FA1266"/>
@@ -32568,7 +36321,7 @@
       </w:rPr>
     </w:lvl>
   </w:abstractNum>
-  <w:abstractNum w:abstractNumId="110" w15:restartNumberingAfterBreak="0">
+  <w:abstractNum w:abstractNumId="124" w15:restartNumberingAfterBreak="0">
     <w:nsid w:val="76283A83"/>
     <w:multiLevelType w:val="multilevel"/>
     <w:tmpl w:val="0AA6EE08"/>
@@ -32717,7 +36470,7 @@
       </w:rPr>
     </w:lvl>
   </w:abstractNum>
-  <w:abstractNum w:abstractNumId="111" w15:restartNumberingAfterBreak="0">
+  <w:abstractNum w:abstractNumId="125" w15:restartNumberingAfterBreak="0">
     <w:nsid w:val="781F1C49"/>
     <w:multiLevelType w:val="multilevel"/>
     <w:tmpl w:val="A7863CC8"/>
@@ -32866,7 +36619,7 @@
       </w:rPr>
     </w:lvl>
   </w:abstractNum>
-  <w:abstractNum w:abstractNumId="112" w15:restartNumberingAfterBreak="0">
+  <w:abstractNum w:abstractNumId="126" w15:restartNumberingAfterBreak="0">
     <w:nsid w:val="78553447"/>
     <w:multiLevelType w:val="multilevel"/>
     <w:tmpl w:val="910866C6"/>
@@ -33015,7 +36768,7 @@
       </w:rPr>
     </w:lvl>
   </w:abstractNum>
-  <w:abstractNum w:abstractNumId="113" w15:restartNumberingAfterBreak="0">
+  <w:abstractNum w:abstractNumId="127" w15:restartNumberingAfterBreak="0">
     <w:nsid w:val="785F259F"/>
     <w:multiLevelType w:val="multilevel"/>
     <w:tmpl w:val="E03CE6C6"/>
@@ -33164,7 +36917,7 @@
       </w:rPr>
     </w:lvl>
   </w:abstractNum>
-  <w:abstractNum w:abstractNumId="114" w15:restartNumberingAfterBreak="0">
+  <w:abstractNum w:abstractNumId="128" w15:restartNumberingAfterBreak="0">
     <w:nsid w:val="790C1E05"/>
     <w:multiLevelType w:val="multilevel"/>
     <w:tmpl w:val="98707304"/>
@@ -33313,7 +37066,7 @@
       </w:rPr>
     </w:lvl>
   </w:abstractNum>
-  <w:abstractNum w:abstractNumId="115" w15:restartNumberingAfterBreak="0">
+  <w:abstractNum w:abstractNumId="129" w15:restartNumberingAfterBreak="0">
     <w:nsid w:val="792B3228"/>
     <w:multiLevelType w:val="multilevel"/>
     <w:tmpl w:val="A6660EE0"/>
@@ -33462,7 +37215,7 @@
       </w:rPr>
     </w:lvl>
   </w:abstractNum>
-  <w:abstractNum w:abstractNumId="116" w15:restartNumberingAfterBreak="0">
+  <w:abstractNum w:abstractNumId="130" w15:restartNumberingAfterBreak="0">
     <w:nsid w:val="7B1D4AFF"/>
     <w:multiLevelType w:val="multilevel"/>
     <w:tmpl w:val="BE30B962"/>
@@ -33611,7 +37364,7 @@
       </w:rPr>
     </w:lvl>
   </w:abstractNum>
-  <w:abstractNum w:abstractNumId="117" w15:restartNumberingAfterBreak="0">
+  <w:abstractNum w:abstractNumId="131" w15:restartNumberingAfterBreak="0">
     <w:nsid w:val="7B594C71"/>
     <w:multiLevelType w:val="multilevel"/>
     <w:tmpl w:val="92B23B7C"/>
@@ -33760,7 +37513,7 @@
       </w:rPr>
     </w:lvl>
   </w:abstractNum>
-  <w:abstractNum w:abstractNumId="118" w15:restartNumberingAfterBreak="0">
+  <w:abstractNum w:abstractNumId="132" w15:restartNumberingAfterBreak="0">
     <w:nsid w:val="7BD90EE3"/>
     <w:multiLevelType w:val="multilevel"/>
     <w:tmpl w:val="75EA1974"/>
@@ -33909,7 +37662,7 @@
       </w:rPr>
     </w:lvl>
   </w:abstractNum>
-  <w:abstractNum w:abstractNumId="119" w15:restartNumberingAfterBreak="0">
+  <w:abstractNum w:abstractNumId="133" w15:restartNumberingAfterBreak="0">
     <w:nsid w:val="7C384AC1"/>
     <w:multiLevelType w:val="multilevel"/>
     <w:tmpl w:val="34E45840"/>
@@ -34058,7 +37811,7 @@
       </w:rPr>
     </w:lvl>
   </w:abstractNum>
-  <w:abstractNum w:abstractNumId="120" w15:restartNumberingAfterBreak="0">
+  <w:abstractNum w:abstractNumId="134" w15:restartNumberingAfterBreak="0">
     <w:nsid w:val="7C5A6C18"/>
     <w:multiLevelType w:val="multilevel"/>
     <w:tmpl w:val="39FCCECE"/>
@@ -34207,7 +37960,7 @@
       </w:rPr>
     </w:lvl>
   </w:abstractNum>
-  <w:abstractNum w:abstractNumId="121" w15:restartNumberingAfterBreak="0">
+  <w:abstractNum w:abstractNumId="135" w15:restartNumberingAfterBreak="0">
     <w:nsid w:val="7CAB6FBD"/>
     <w:multiLevelType w:val="multilevel"/>
     <w:tmpl w:val="0408ED64"/>
@@ -34356,7 +38109,7 @@
       </w:rPr>
     </w:lvl>
   </w:abstractNum>
-  <w:abstractNum w:abstractNumId="122" w15:restartNumberingAfterBreak="0">
+  <w:abstractNum w:abstractNumId="136" w15:restartNumberingAfterBreak="0">
     <w:nsid w:val="7CB04F23"/>
     <w:multiLevelType w:val="multilevel"/>
     <w:tmpl w:val="8B8AD964"/>
@@ -34505,7 +38258,7 @@
       </w:rPr>
     </w:lvl>
   </w:abstractNum>
-  <w:abstractNum w:abstractNumId="123" w15:restartNumberingAfterBreak="0">
+  <w:abstractNum w:abstractNumId="137" w15:restartNumberingAfterBreak="0">
     <w:nsid w:val="7CDD0BA4"/>
     <w:multiLevelType w:val="multilevel"/>
     <w:tmpl w:val="63C0591E"/>
@@ -34654,7 +38407,7 @@
       </w:rPr>
     </w:lvl>
   </w:abstractNum>
-  <w:abstractNum w:abstractNumId="124" w15:restartNumberingAfterBreak="0">
+  <w:abstractNum w:abstractNumId="138" w15:restartNumberingAfterBreak="0">
     <w:nsid w:val="7D5F7E48"/>
     <w:multiLevelType w:val="multilevel"/>
     <w:tmpl w:val="DE005F6A"/>
@@ -34803,7 +38556,7 @@
       </w:rPr>
     </w:lvl>
   </w:abstractNum>
-  <w:abstractNum w:abstractNumId="125" w15:restartNumberingAfterBreak="0">
+  <w:abstractNum w:abstractNumId="139" w15:restartNumberingAfterBreak="0">
     <w:nsid w:val="7DF6109B"/>
     <w:multiLevelType w:val="multilevel"/>
     <w:tmpl w:val="900C97DE"/>
@@ -34952,7 +38705,7 @@
       </w:rPr>
     </w:lvl>
   </w:abstractNum>
-  <w:abstractNum w:abstractNumId="126" w15:restartNumberingAfterBreak="0">
+  <w:abstractNum w:abstractNumId="140" w15:restartNumberingAfterBreak="0">
     <w:nsid w:val="7F45614F"/>
     <w:multiLevelType w:val="multilevel"/>
     <w:tmpl w:val="E37213F0"/>
@@ -35102,388 +38855,430 @@
     </w:lvl>
   </w:abstractNum>
   <w:num w:numId="1" w16cid:durableId="99107261">
-    <w:abstractNumId w:val="62"/>
+    <w:abstractNumId w:val="66"/>
   </w:num>
   <w:num w:numId="2" w16cid:durableId="2124959910">
-    <w:abstractNumId w:val="62"/>
+    <w:abstractNumId w:val="66"/>
   </w:num>
   <w:num w:numId="3" w16cid:durableId="1853641381">
-    <w:abstractNumId w:val="68"/>
+    <w:abstractNumId w:val="72"/>
   </w:num>
   <w:num w:numId="4" w16cid:durableId="157045196">
-    <w:abstractNumId w:val="80"/>
+    <w:abstractNumId w:val="89"/>
   </w:num>
   <w:num w:numId="5" w16cid:durableId="1114980022">
-    <w:abstractNumId w:val="77"/>
+    <w:abstractNumId w:val="84"/>
   </w:num>
   <w:num w:numId="6" w16cid:durableId="1906337511">
-    <w:abstractNumId w:val="8"/>
+    <w:abstractNumId w:val="9"/>
   </w:num>
   <w:num w:numId="7" w16cid:durableId="1880194854">
     <w:abstractNumId w:val="4"/>
   </w:num>
   <w:num w:numId="8" w16cid:durableId="1384141195">
-    <w:abstractNumId w:val="49"/>
+    <w:abstractNumId w:val="52"/>
   </w:num>
   <w:num w:numId="9" w16cid:durableId="815607565">
-    <w:abstractNumId w:val="120"/>
+    <w:abstractNumId w:val="134"/>
   </w:num>
   <w:num w:numId="10" w16cid:durableId="2130277538">
-    <w:abstractNumId w:val="63"/>
+    <w:abstractNumId w:val="67"/>
   </w:num>
   <w:num w:numId="11" w16cid:durableId="2060398083">
-    <w:abstractNumId w:val="65"/>
+    <w:abstractNumId w:val="69"/>
   </w:num>
   <w:num w:numId="12" w16cid:durableId="604314401">
+    <w:abstractNumId w:val="125"/>
+  </w:num>
+  <w:num w:numId="13" w16cid:durableId="1418944885">
+    <w:abstractNumId w:val="113"/>
+  </w:num>
+  <w:num w:numId="14" w16cid:durableId="137840114">
+    <w:abstractNumId w:val="31"/>
+  </w:num>
+  <w:num w:numId="15" w16cid:durableId="485317089">
+    <w:abstractNumId w:val="23"/>
+  </w:num>
+  <w:num w:numId="16" w16cid:durableId="284042677">
+    <w:abstractNumId w:val="100"/>
+  </w:num>
+  <w:num w:numId="17" w16cid:durableId="1494297736">
+    <w:abstractNumId w:val="79"/>
+  </w:num>
+  <w:num w:numId="18" w16cid:durableId="976229937">
+    <w:abstractNumId w:val="54"/>
+  </w:num>
+  <w:num w:numId="19" w16cid:durableId="2051222184">
+    <w:abstractNumId w:val="15"/>
+  </w:num>
+  <w:num w:numId="20" w16cid:durableId="234316615">
+    <w:abstractNumId w:val="60"/>
+  </w:num>
+  <w:num w:numId="21" w16cid:durableId="713501485">
+    <w:abstractNumId w:val="108"/>
+  </w:num>
+  <w:num w:numId="22" w16cid:durableId="1350764453">
+    <w:abstractNumId w:val="26"/>
+  </w:num>
+  <w:num w:numId="23" w16cid:durableId="1728996278">
+    <w:abstractNumId w:val="139"/>
+  </w:num>
+  <w:num w:numId="24" w16cid:durableId="101845735">
+    <w:abstractNumId w:val="27"/>
+  </w:num>
+  <w:num w:numId="25" w16cid:durableId="2102942372">
+    <w:abstractNumId w:val="110"/>
+  </w:num>
+  <w:num w:numId="26" w16cid:durableId="939876598">
+    <w:abstractNumId w:val="42"/>
+  </w:num>
+  <w:num w:numId="27" w16cid:durableId="1963262409">
+    <w:abstractNumId w:val="20"/>
+  </w:num>
+  <w:num w:numId="28" w16cid:durableId="385572743">
+    <w:abstractNumId w:val="48"/>
+  </w:num>
+  <w:num w:numId="29" w16cid:durableId="1955558293">
+    <w:abstractNumId w:val="138"/>
+  </w:num>
+  <w:num w:numId="30" w16cid:durableId="1633292020">
+    <w:abstractNumId w:val="135"/>
+  </w:num>
+  <w:num w:numId="31" w16cid:durableId="967122753">
     <w:abstractNumId w:val="111"/>
   </w:num>
-  <w:num w:numId="13" w16cid:durableId="1418944885">
-    <w:abstractNumId w:val="100"/>
+  <w:num w:numId="32" w16cid:durableId="257174620">
+    <w:abstractNumId w:val="62"/>
   </w:num>
-  <w:num w:numId="14" w16cid:durableId="137840114">
-    <w:abstractNumId w:val="30"/>
+  <w:num w:numId="33" w16cid:durableId="801075953">
+    <w:abstractNumId w:val="130"/>
   </w:num>
-  <w:num w:numId="15" w16cid:durableId="485317089">
-    <w:abstractNumId w:val="22"/>
+  <w:num w:numId="34" w16cid:durableId="1663893573">
+    <w:abstractNumId w:val="107"/>
   </w:num>
-  <w:num w:numId="16" w16cid:durableId="284042677">
-    <w:abstractNumId w:val="89"/>
+  <w:num w:numId="35" w16cid:durableId="2109081443">
+    <w:abstractNumId w:val="121"/>
   </w:num>
-  <w:num w:numId="17" w16cid:durableId="1494297736">
-    <w:abstractNumId w:val="74"/>
-  </w:num>
-  <w:num w:numId="18" w16cid:durableId="976229937">
+  <w:num w:numId="36" w16cid:durableId="1891264176">
     <w:abstractNumId w:val="51"/>
   </w:num>
-  <w:num w:numId="19" w16cid:durableId="2051222184">
-    <w:abstractNumId w:val="14"/>
+  <w:num w:numId="37" w16cid:durableId="8026961">
+    <w:abstractNumId w:val="57"/>
   </w:num>
-  <w:num w:numId="20" w16cid:durableId="234316615">
-    <w:abstractNumId w:val="56"/>
+  <w:num w:numId="38" w16cid:durableId="1767068599">
+    <w:abstractNumId w:val="64"/>
   </w:num>
-  <w:num w:numId="21" w16cid:durableId="713501485">
-    <w:abstractNumId w:val="95"/>
-  </w:num>
-  <w:num w:numId="22" w16cid:durableId="1350764453">
-    <w:abstractNumId w:val="25"/>
-  </w:num>
-  <w:num w:numId="23" w16cid:durableId="1728996278">
-    <w:abstractNumId w:val="125"/>
-  </w:num>
-  <w:num w:numId="24" w16cid:durableId="101845735">
-    <w:abstractNumId w:val="26"/>
-  </w:num>
-  <w:num w:numId="25" w16cid:durableId="2102942372">
+  <w:num w:numId="39" w16cid:durableId="450589616">
     <w:abstractNumId w:val="97"/>
   </w:num>
-  <w:num w:numId="26" w16cid:durableId="939876598">
-    <w:abstractNumId w:val="41"/>
-  </w:num>
-  <w:num w:numId="27" w16cid:durableId="1963262409">
-    <w:abstractNumId w:val="19"/>
-  </w:num>
-  <w:num w:numId="28" w16cid:durableId="385572743">
-    <w:abstractNumId w:val="45"/>
-  </w:num>
-  <w:num w:numId="29" w16cid:durableId="1955558293">
-    <w:abstractNumId w:val="124"/>
-  </w:num>
-  <w:num w:numId="30" w16cid:durableId="1633292020">
-    <w:abstractNumId w:val="121"/>
-  </w:num>
-  <w:num w:numId="31" w16cid:durableId="967122753">
-    <w:abstractNumId w:val="98"/>
-  </w:num>
-  <w:num w:numId="32" w16cid:durableId="257174620">
-    <w:abstractNumId w:val="58"/>
-  </w:num>
-  <w:num w:numId="33" w16cid:durableId="801075953">
-    <w:abstractNumId w:val="116"/>
-  </w:num>
-  <w:num w:numId="34" w16cid:durableId="1663893573">
-    <w:abstractNumId w:val="94"/>
-  </w:num>
-  <w:num w:numId="35" w16cid:durableId="2109081443">
-    <w:abstractNumId w:val="107"/>
-  </w:num>
-  <w:num w:numId="36" w16cid:durableId="1891264176">
-    <w:abstractNumId w:val="48"/>
-  </w:num>
-  <w:num w:numId="37" w16cid:durableId="8026961">
-    <w:abstractNumId w:val="54"/>
-  </w:num>
-  <w:num w:numId="38" w16cid:durableId="1767068599">
-    <w:abstractNumId w:val="60"/>
-  </w:num>
-  <w:num w:numId="39" w16cid:durableId="450589616">
-    <w:abstractNumId w:val="87"/>
-  </w:num>
   <w:num w:numId="40" w16cid:durableId="73361588">
-    <w:abstractNumId w:val="11"/>
+    <w:abstractNumId w:val="12"/>
   </w:num>
   <w:num w:numId="41" w16cid:durableId="1611233357">
     <w:abstractNumId w:val="7"/>
   </w:num>
   <w:num w:numId="42" w16cid:durableId="1925530504">
-    <w:abstractNumId w:val="115"/>
+    <w:abstractNumId w:val="129"/>
   </w:num>
   <w:num w:numId="43" w16cid:durableId="709188708">
-    <w:abstractNumId w:val="122"/>
+    <w:abstractNumId w:val="136"/>
   </w:num>
   <w:num w:numId="44" w16cid:durableId="837966679">
-    <w:abstractNumId w:val="66"/>
+    <w:abstractNumId w:val="70"/>
   </w:num>
   <w:num w:numId="45" w16cid:durableId="1429156243">
-    <w:abstractNumId w:val="84"/>
+    <w:abstractNumId w:val="94"/>
   </w:num>
   <w:num w:numId="46" w16cid:durableId="2016304374">
-    <w:abstractNumId w:val="39"/>
+    <w:abstractNumId w:val="40"/>
   </w:num>
   <w:num w:numId="47" w16cid:durableId="564996822">
-    <w:abstractNumId w:val="27"/>
+    <w:abstractNumId w:val="28"/>
   </w:num>
   <w:num w:numId="48" w16cid:durableId="827092453">
     <w:abstractNumId w:val="1"/>
   </w:num>
   <w:num w:numId="49" w16cid:durableId="1019741583">
-    <w:abstractNumId w:val="53"/>
+    <w:abstractNumId w:val="56"/>
   </w:num>
   <w:num w:numId="50" w16cid:durableId="1911964692">
-    <w:abstractNumId w:val="102"/>
+    <w:abstractNumId w:val="116"/>
   </w:num>
   <w:num w:numId="51" w16cid:durableId="700784364">
-    <w:abstractNumId w:val="112"/>
+    <w:abstractNumId w:val="126"/>
   </w:num>
   <w:num w:numId="52" w16cid:durableId="782193368">
-    <w:abstractNumId w:val="17"/>
+    <w:abstractNumId w:val="18"/>
   </w:num>
   <w:num w:numId="53" w16cid:durableId="272635781">
-    <w:abstractNumId w:val="109"/>
+    <w:abstractNumId w:val="123"/>
   </w:num>
   <w:num w:numId="54" w16cid:durableId="1392728365">
-    <w:abstractNumId w:val="103"/>
+    <w:abstractNumId w:val="117"/>
   </w:num>
   <w:num w:numId="55" w16cid:durableId="1609654813">
-    <w:abstractNumId w:val="85"/>
+    <w:abstractNumId w:val="95"/>
   </w:num>
   <w:num w:numId="56" w16cid:durableId="851719104">
-    <w:abstractNumId w:val="75"/>
+    <w:abstractNumId w:val="80"/>
   </w:num>
   <w:num w:numId="57" w16cid:durableId="915941289">
-    <w:abstractNumId w:val="9"/>
+    <w:abstractNumId w:val="10"/>
   </w:num>
   <w:num w:numId="58" w16cid:durableId="1032880016">
     <w:abstractNumId w:val="6"/>
   </w:num>
   <w:num w:numId="59" w16cid:durableId="108203507">
-    <w:abstractNumId w:val="24"/>
+    <w:abstractNumId w:val="25"/>
   </w:num>
   <w:num w:numId="60" w16cid:durableId="938759997">
-    <w:abstractNumId w:val="92"/>
+    <w:abstractNumId w:val="103"/>
   </w:num>
   <w:num w:numId="61" w16cid:durableId="1690837031">
     <w:abstractNumId w:val="5"/>
   </w:num>
   <w:num w:numId="62" w16cid:durableId="1783497790">
-    <w:abstractNumId w:val="72"/>
+    <w:abstractNumId w:val="76"/>
   </w:num>
   <w:num w:numId="63" w16cid:durableId="165285544">
-    <w:abstractNumId w:val="119"/>
+    <w:abstractNumId w:val="133"/>
   </w:num>
   <w:num w:numId="64" w16cid:durableId="47150899">
-    <w:abstractNumId w:val="99"/>
+    <w:abstractNumId w:val="112"/>
   </w:num>
   <w:num w:numId="65" w16cid:durableId="426268251">
-    <w:abstractNumId w:val="44"/>
+    <w:abstractNumId w:val="47"/>
   </w:num>
   <w:num w:numId="66" w16cid:durableId="829566379">
+    <w:abstractNumId w:val="39"/>
+  </w:num>
+  <w:num w:numId="67" w16cid:durableId="652636313">
+    <w:abstractNumId w:val="83"/>
+  </w:num>
+  <w:num w:numId="68" w16cid:durableId="655110003">
+    <w:abstractNumId w:val="124"/>
+  </w:num>
+  <w:num w:numId="69" w16cid:durableId="1708143564">
+    <w:abstractNumId w:val="127"/>
+  </w:num>
+  <w:num w:numId="70" w16cid:durableId="621765627">
+    <w:abstractNumId w:val="96"/>
+  </w:num>
+  <w:num w:numId="71" w16cid:durableId="243220748">
+    <w:abstractNumId w:val="98"/>
+  </w:num>
+  <w:num w:numId="72" w16cid:durableId="518399570">
     <w:abstractNumId w:val="38"/>
   </w:num>
-  <w:num w:numId="67" w16cid:durableId="652636313">
-    <w:abstractNumId w:val="76"/>
+  <w:num w:numId="73" w16cid:durableId="1970210256">
+    <w:abstractNumId w:val="109"/>
   </w:num>
-  <w:num w:numId="68" w16cid:durableId="655110003">
-    <w:abstractNumId w:val="110"/>
+  <w:num w:numId="74" w16cid:durableId="1682656148">
+    <w:abstractNumId w:val="45"/>
   </w:num>
-  <w:num w:numId="69" w16cid:durableId="1708143564">
-    <w:abstractNumId w:val="113"/>
+  <w:num w:numId="75" w16cid:durableId="315576416">
+    <w:abstractNumId w:val="53"/>
   </w:num>
-  <w:num w:numId="70" w16cid:durableId="621765627">
+  <w:num w:numId="76" w16cid:durableId="1755004427">
+    <w:abstractNumId w:val="77"/>
+  </w:num>
+  <w:num w:numId="77" w16cid:durableId="1594707986">
+    <w:abstractNumId w:val="128"/>
+  </w:num>
+  <w:num w:numId="78" w16cid:durableId="1536382966">
+    <w:abstractNumId w:val="33"/>
+  </w:num>
+  <w:num w:numId="79" w16cid:durableId="1161392054">
+    <w:abstractNumId w:val="74"/>
+  </w:num>
+  <w:num w:numId="80" w16cid:durableId="1251159343">
+    <w:abstractNumId w:val="131"/>
+  </w:num>
+  <w:num w:numId="81" w16cid:durableId="21825629">
+    <w:abstractNumId w:val="55"/>
+  </w:num>
+  <w:num w:numId="82" w16cid:durableId="593786155">
+    <w:abstractNumId w:val="41"/>
+  </w:num>
+  <w:num w:numId="83" w16cid:durableId="2032293335">
     <w:abstractNumId w:val="86"/>
   </w:num>
-  <w:num w:numId="71" w16cid:durableId="243220748">
-    <w:abstractNumId w:val="88"/>
+  <w:num w:numId="84" w16cid:durableId="2036031116">
+    <w:abstractNumId w:val="102"/>
   </w:num>
-  <w:num w:numId="72" w16cid:durableId="518399570">
+  <w:num w:numId="85" w16cid:durableId="1756631206">
+    <w:abstractNumId w:val="132"/>
+  </w:num>
+  <w:num w:numId="86" w16cid:durableId="1413771080">
+    <w:abstractNumId w:val="104"/>
+  </w:num>
+  <w:num w:numId="87" w16cid:durableId="673454662">
+    <w:abstractNumId w:val="118"/>
+  </w:num>
+  <w:num w:numId="88" w16cid:durableId="1234202721">
+    <w:abstractNumId w:val="46"/>
+  </w:num>
+  <w:num w:numId="89" w16cid:durableId="1248081306">
+    <w:abstractNumId w:val="36"/>
+  </w:num>
+  <w:num w:numId="90" w16cid:durableId="78259432">
+    <w:abstractNumId w:val="29"/>
+  </w:num>
+  <w:num w:numId="91" w16cid:durableId="53312203">
     <w:abstractNumId w:val="37"/>
   </w:num>
-  <w:num w:numId="73" w16cid:durableId="1970210256">
-    <w:abstractNumId w:val="96"/>
-  </w:num>
-  <w:num w:numId="74" w16cid:durableId="1682656148">
-    <w:abstractNumId w:val="42"/>
-  </w:num>
-  <w:num w:numId="75" w16cid:durableId="315576416">
-    <w:abstractNumId w:val="50"/>
-  </w:num>
-  <w:num w:numId="76" w16cid:durableId="1755004427">
-    <w:abstractNumId w:val="73"/>
-  </w:num>
-  <w:num w:numId="77" w16cid:durableId="1594707986">
-    <w:abstractNumId w:val="114"/>
-  </w:num>
-  <w:num w:numId="78" w16cid:durableId="1536382966">
-    <w:abstractNumId w:val="32"/>
-  </w:num>
-  <w:num w:numId="79" w16cid:durableId="1161392054">
-    <w:abstractNumId w:val="70"/>
-  </w:num>
-  <w:num w:numId="80" w16cid:durableId="1251159343">
-    <w:abstractNumId w:val="117"/>
-  </w:num>
-  <w:num w:numId="81" w16cid:durableId="21825629">
-    <w:abstractNumId w:val="52"/>
-  </w:num>
-  <w:num w:numId="82" w16cid:durableId="593786155">
-    <w:abstractNumId w:val="40"/>
-  </w:num>
-  <w:num w:numId="83" w16cid:durableId="2032293335">
-    <w:abstractNumId w:val="78"/>
-  </w:num>
-  <w:num w:numId="84" w16cid:durableId="2036031116">
-    <w:abstractNumId w:val="91"/>
-  </w:num>
-  <w:num w:numId="85" w16cid:durableId="1756631206">
-    <w:abstractNumId w:val="118"/>
-  </w:num>
-  <w:num w:numId="86" w16cid:durableId="1413771080">
-    <w:abstractNumId w:val="93"/>
-  </w:num>
-  <w:num w:numId="87" w16cid:durableId="673454662">
-    <w:abstractNumId w:val="104"/>
-  </w:num>
-  <w:num w:numId="88" w16cid:durableId="1234202721">
-    <w:abstractNumId w:val="43"/>
-  </w:num>
-  <w:num w:numId="89" w16cid:durableId="1248081306">
-    <w:abstractNumId w:val="35"/>
-  </w:num>
-  <w:num w:numId="90" w16cid:durableId="78259432">
-    <w:abstractNumId w:val="28"/>
-  </w:num>
-  <w:num w:numId="91" w16cid:durableId="53312203">
-    <w:abstractNumId w:val="36"/>
-  </w:num>
   <w:num w:numId="92" w16cid:durableId="1443378379">
-    <w:abstractNumId w:val="21"/>
+    <w:abstractNumId w:val="22"/>
   </w:num>
   <w:num w:numId="93" w16cid:durableId="1346053727">
-    <w:abstractNumId w:val="15"/>
+    <w:abstractNumId w:val="16"/>
   </w:num>
   <w:num w:numId="94" w16cid:durableId="1533837273">
-    <w:abstractNumId w:val="57"/>
+    <w:abstractNumId w:val="61"/>
   </w:num>
   <w:num w:numId="95" w16cid:durableId="1654139880">
-    <w:abstractNumId w:val="13"/>
+    <w:abstractNumId w:val="14"/>
   </w:num>
   <w:num w:numId="96" w16cid:durableId="1061831345">
-    <w:abstractNumId w:val="16"/>
+    <w:abstractNumId w:val="17"/>
   </w:num>
   <w:num w:numId="97" w16cid:durableId="874469659">
-    <w:abstractNumId w:val="83"/>
+    <w:abstractNumId w:val="92"/>
   </w:num>
   <w:num w:numId="98" w16cid:durableId="1695761602">
-    <w:abstractNumId w:val="47"/>
+    <w:abstractNumId w:val="50"/>
   </w:num>
   <w:num w:numId="99" w16cid:durableId="2016956750">
     <w:abstractNumId w:val="0"/>
   </w:num>
   <w:num w:numId="100" w16cid:durableId="1743872104">
-    <w:abstractNumId w:val="105"/>
+    <w:abstractNumId w:val="119"/>
   </w:num>
   <w:num w:numId="101" w16cid:durableId="1680305973">
-    <w:abstractNumId w:val="61"/>
+    <w:abstractNumId w:val="65"/>
   </w:num>
   <w:num w:numId="102" w16cid:durableId="77406839">
-    <w:abstractNumId w:val="106"/>
+    <w:abstractNumId w:val="120"/>
   </w:num>
   <w:num w:numId="103" w16cid:durableId="664628199">
-    <w:abstractNumId w:val="46"/>
+    <w:abstractNumId w:val="49"/>
   </w:num>
   <w:num w:numId="104" w16cid:durableId="1092311673">
     <w:abstractNumId w:val="3"/>
   </w:num>
   <w:num w:numId="105" w16cid:durableId="1235550481">
-    <w:abstractNumId w:val="29"/>
+    <w:abstractNumId w:val="30"/>
   </w:num>
   <w:num w:numId="106" w16cid:durableId="529685788">
-    <w:abstractNumId w:val="23"/>
+    <w:abstractNumId w:val="24"/>
   </w:num>
   <w:num w:numId="107" w16cid:durableId="597055887">
-    <w:abstractNumId w:val="81"/>
+    <w:abstractNumId w:val="90"/>
   </w:num>
   <w:num w:numId="108" w16cid:durableId="505705141">
-    <w:abstractNumId w:val="123"/>
+    <w:abstractNumId w:val="137"/>
   </w:num>
   <w:num w:numId="109" w16cid:durableId="1387872988">
-    <w:abstractNumId w:val="101"/>
+    <w:abstractNumId w:val="115"/>
   </w:num>
   <w:num w:numId="110" w16cid:durableId="1023288154">
+    <w:abstractNumId w:val="75"/>
+  </w:num>
+  <w:num w:numId="111" w16cid:durableId="229116659">
+    <w:abstractNumId w:val="140"/>
+  </w:num>
+  <w:num w:numId="112" w16cid:durableId="1145510476">
+    <w:abstractNumId w:val="68"/>
+  </w:num>
+  <w:num w:numId="113" w16cid:durableId="2097482447">
+    <w:abstractNumId w:val="13"/>
+  </w:num>
+  <w:num w:numId="114" w16cid:durableId="2046826313">
+    <w:abstractNumId w:val="59"/>
+  </w:num>
+  <w:num w:numId="115" w16cid:durableId="2147241359">
+    <w:abstractNumId w:val="21"/>
+  </w:num>
+  <w:num w:numId="116" w16cid:durableId="1858734741">
+    <w:abstractNumId w:val="73"/>
+  </w:num>
+  <w:num w:numId="117" w16cid:durableId="1935623137">
+    <w:abstractNumId w:val="35"/>
+  </w:num>
+  <w:num w:numId="118" w16cid:durableId="1131366854">
+    <w:abstractNumId w:val="91"/>
+  </w:num>
+  <w:num w:numId="119" w16cid:durableId="1538280387">
+    <w:abstractNumId w:val="122"/>
+  </w:num>
+  <w:num w:numId="120" w16cid:durableId="160975549">
     <w:abstractNumId w:val="71"/>
   </w:num>
-  <w:num w:numId="111" w16cid:durableId="229116659">
-    <w:abstractNumId w:val="126"/>
-  </w:num>
-  <w:num w:numId="112" w16cid:durableId="1145510476">
-    <w:abstractNumId w:val="64"/>
-  </w:num>
-  <w:num w:numId="113" w16cid:durableId="2097482447">
-    <w:abstractNumId w:val="12"/>
-  </w:num>
-  <w:num w:numId="114" w16cid:durableId="2046826313">
-    <w:abstractNumId w:val="55"/>
-  </w:num>
-  <w:num w:numId="115" w16cid:durableId="2147241359">
-    <w:abstractNumId w:val="20"/>
-  </w:num>
-  <w:num w:numId="116" w16cid:durableId="1858734741">
-    <w:abstractNumId w:val="69"/>
-  </w:num>
-  <w:num w:numId="117" w16cid:durableId="1935623137">
-    <w:abstractNumId w:val="34"/>
-  </w:num>
-  <w:num w:numId="118" w16cid:durableId="1131366854">
-    <w:abstractNumId w:val="82"/>
-  </w:num>
-  <w:num w:numId="119" w16cid:durableId="1538280387">
-    <w:abstractNumId w:val="108"/>
-  </w:num>
-  <w:num w:numId="120" w16cid:durableId="160975549">
-    <w:abstractNumId w:val="67"/>
-  </w:num>
   <w:num w:numId="121" w16cid:durableId="257836699">
-    <w:abstractNumId w:val="10"/>
+    <w:abstractNumId w:val="11"/>
   </w:num>
   <w:num w:numId="122" w16cid:durableId="1501891270">
     <w:abstractNumId w:val="2"/>
   </w:num>
   <w:num w:numId="123" w16cid:durableId="1536623182">
-    <w:abstractNumId w:val="18"/>
+    <w:abstractNumId w:val="19"/>
   </w:num>
   <w:num w:numId="124" w16cid:durableId="41953416">
-    <w:abstractNumId w:val="33"/>
+    <w:abstractNumId w:val="34"/>
   </w:num>
   <w:num w:numId="125" w16cid:durableId="827523382">
-    <w:abstractNumId w:val="59"/>
+    <w:abstractNumId w:val="63"/>
   </w:num>
   <w:num w:numId="126" w16cid:durableId="1201090731">
-    <w:abstractNumId w:val="31"/>
+    <w:abstractNumId w:val="32"/>
   </w:num>
   <w:num w:numId="127" w16cid:durableId="205259720">
-    <w:abstractNumId w:val="90"/>
+    <w:abstractNumId w:val="101"/>
   </w:num>
   <w:num w:numId="128" w16cid:durableId="1767073958">
-    <w:abstractNumId w:val="79"/>
+    <w:abstractNumId w:val="87"/>
+  </w:num>
+  <w:num w:numId="129" w16cid:durableId="1914896537">
+    <w:abstractNumId w:val="85"/>
+  </w:num>
+  <w:num w:numId="130" w16cid:durableId="808933783">
+    <w:abstractNumId w:val="43"/>
+  </w:num>
+  <w:num w:numId="131" w16cid:durableId="1038119215">
+    <w:abstractNumId w:val="58"/>
+  </w:num>
+  <w:num w:numId="132" w16cid:durableId="1496411812">
+    <w:abstractNumId w:val="106"/>
+  </w:num>
+  <w:num w:numId="133" w16cid:durableId="899514245">
+    <w:abstractNumId w:val="82"/>
+  </w:num>
+  <w:num w:numId="134" w16cid:durableId="1151826523">
+    <w:abstractNumId w:val="105"/>
+  </w:num>
+  <w:num w:numId="135" w16cid:durableId="2038387579">
+    <w:abstractNumId w:val="78"/>
+  </w:num>
+  <w:num w:numId="136" w16cid:durableId="2091729085">
+    <w:abstractNumId w:val="114"/>
+  </w:num>
+  <w:num w:numId="137" w16cid:durableId="829783964">
+    <w:abstractNumId w:val="99"/>
+  </w:num>
+  <w:num w:numId="138" w16cid:durableId="958073923">
+    <w:abstractNumId w:val="81"/>
+  </w:num>
+  <w:num w:numId="139" w16cid:durableId="655496507">
+    <w:abstractNumId w:val="8"/>
+  </w:num>
+  <w:num w:numId="140" w16cid:durableId="766930452">
+    <w:abstractNumId w:val="44"/>
+  </w:num>
+  <w:num w:numId="141" w16cid:durableId="1978147950">
+    <w:abstractNumId w:val="88"/>
+  </w:num>
+  <w:num w:numId="142" w16cid:durableId="1599294702">
+    <w:abstractNumId w:val="93"/>
   </w:num>
   <w:numIdMacAtCleanup w:val="113"/>
 </w:numbering>
@@ -36445,7 +40240,6 @@
     <w:name w:val="Normal (Web)"/>
     <w:basedOn w:val="Normal"/>
     <w:uiPriority w:val="99"/>
-    <w:semiHidden/>
     <w:unhideWhenUsed/>
     <w:rsid w:val="00DF3758"/>
     <w:pPr>
